--- a/Ứng dụng trí tuệ nhân tạo KHMT K23A-20260805T083400Z-1-001/03_GenAI_SoftwareDevelopment_requirements-specification.docx
+++ b/Ứng dụng trí tuệ nhân tạo KHMT K23A-20260805T083400Z-1-001/03_GenAI_SoftwareDevelopment_requirements-specification.docx
@@ -277,36 +277,9 @@
           <w:szCs w:val="28"/>
         </w:rPr>
       </w:pPr>
-      <w:sdt>
-        <w:sdtPr>
-          <w:alias w:val="Subtitle"/>
-          <w:id w:val="328029620"/>
-          <w:placeholder>
-            <w:docPart w:val="ABB8CF59A7EC47458058F7707C12CA92"/>
-          </w:placeholder>
-          <w:dataBinding w:prefixMappings="xmlns:ns0='http://purl.org/dc/elements/1.1/' xmlns:ns1='http://schemas.openxmlformats.org/package/2006/metadata/core-properties' " w:xpath="/ns1:coreProperties[1]/ns0:subject[1]" w:storeItemID="{6C3C8BC8-F283-45AE-878A-BAB7291924A1}"/>
-          <w:text/>
-        </w:sdtPr>
-        <w:sdtContent>
-          <w:r>
-            <w:rPr>
-              <w:rFonts w:cs="Times New Roman" w:ascii="Times New Roman" w:hAnsi="Times New Roman"/>
-              <w:color w:themeColor="text1" w:val="000000"/>
-              <w:sz w:val="50"/>
-              <w:szCs w:val="28"/>
-            </w:rPr>
-          </w:r>
-          <w:r>
-            <w:rPr>
-              <w:rFonts w:cs="Times New Roman" w:ascii="Times New Roman" w:hAnsi="Times New Roman"/>
-              <w:color w:themeColor="text1" w:val="000000"/>
-              <w:sz w:val="50"/>
-              <w:szCs w:val="28"/>
-            </w:rPr>
-            <w:t>ĐẶC TẢ YÊU CẦU ỨNG DỤNG – V1.0</w:t>
-          </w:r>
-        </w:sdtContent>
-      </w:sdt>
+      <w:r>
+        <w:t>TÀI LIỆU ĐẶC TẢ YÊU CẦU PHẦN MỀM (SRS)</w:t>
+      </w:r>
     </w:p>
     <w:p>
       <w:pPr>
@@ -318,9 +291,7 @@
         </w:rPr>
       </w:pPr>
       <w:r>
-        <w:rPr>
-          <w:color w:themeColor="accent1" w:val="5B9BD5"/>
-        </w:rPr>
+        <w:t>Tên ứng dụng: Hệ thống Nền tảng PropTech Cho Thuê &amp; Quản Lý Căn Hộ Tích Hợp Trí Tuệ Nhân Tạo (HAVEN)</w:t>
       </w:r>
     </w:p>
     <w:p>
@@ -330,7 +301,7 @@
         <w:rPr/>
       </w:pPr>
       <w:r>
-        <w:rPr/>
+        <w:t>Mã dự án: HAVEN-PROPTECH-K23A  |  Môn học: Ứng dụng Trí tuệ Nhân tạo trong Phát triển Phần mềm (KHMT K23A)</w:t>
       </w:r>
     </w:p>
     <w:sdt>
@@ -1833,15 +1804,7 @@
         </w:rPr>
       </w:pPr>
       <w:r>
-        <w:rPr>
-          <w:rFonts w:eastAsia="Times New Roman" w:cs="Times New Roman" w:ascii="Times New Roman" w:hAnsi="Times New Roman"/>
-          <w:b/>
-          <w:sz w:val="26"/>
-          <w:szCs w:val="26"/>
-        </w:rPr>
-      </w:r>
-      <w:r>
-        <w:br w:type="page"/>
+        <w:t>Nhóm thực hiện: 1. Vũ Ngọc Sơn (Trưởng nhóm)  |  2. Vũ Bảo Linh  |  3. Tô Văn Quyền  |  4. Lê Bình Nguyên</w:t>
       </w:r>
     </w:p>
     <w:p>
@@ -1900,19 +1863,7 @@
         <w:rPr/>
       </w:pPr>
       <w:r>
-        <w:rPr/>
-        <w:t xml:space="preserve">&lt;Mục đích của tài liệu </w:t>
-      </w:r>
-      <w:r>
-        <w:rPr>
-          <w:b/>
-          <w:bCs/>
-        </w:rPr>
-        <w:t>SRS</w:t>
-      </w:r>
-      <w:r>
-        <w:rPr/>
-        <w:t>: Tài liệu mô tả một cách đầy đủ, toàn diện các yêu cầu của ứng dụng – đó là  các yêu cầu chức năng, phi chức năng, các ràng buộc về mặt thiết kế...&gt;</w:t>
+        <w:t>Tài liệu Đặc tả Yêu cầu Phần mềm (Software Requirements Specification - SRS) này mô tả toàn diện, chi tiết và có hệ thống các yêu cầu chức năng, phi chức năng, các ràng buộc kỹ thuật và mô hình thiết kế của hệ thống HAVEN PropTech Platform. Tài liệu đóng vai trò là cơ sở kỹ thuật thống nhất cho các thành viên phát triển, kiểm thử viên và giảng viên đánh giá môn học.</w:t>
       </w:r>
     </w:p>
     <w:p>
@@ -1964,8 +1915,7 @@
         <w:rPr/>
       </w:pPr>
       <w:r>
-        <w:rPr/>
-        <w:t>&lt;Mô tả ngắn gọn đặc điểm của ứng dụng; phạm vi, đối tượng phục vụ của ứng dụng; nhóm các hệ thống con&gt;</w:t>
+        <w:t>Nền tảng PropTech web ứng dụng đa phân hệ dành cho thị trường thuê và cho thuê căn hộ tại các đô thị lớn tại Việt Nam (16 thành phố: Hà Nội, TP. Hồ Chí Minh, Đà Nẵng, Hải Phòng, Bình Dương, Nha Trang, Cần Thơ, Vũng Tàu, Hạ Long, Đà Lạt, Huế, Quy Nhơn, Biên Hòa, Vinh, Thanh Hóa, Buôn Ma Thuột). Hệ thống bao gồm 4 phân hệ con: (1) Phân hệ Người Thuê (Tenant Experience); (2) Phân hệ Chủ Nhà &amp; Vận Hành (Landlord Operations); (3) Phân hệ Quản Trị Sàn (Marketplace Admin); (4) Phân hệ Cư Dân (Resident App).</w:t>
       </w:r>
     </w:p>
     <w:p>
@@ -1975,8 +1925,7 @@
         <w:rPr/>
       </w:pPr>
       <w:r>
-        <w:rPr/>
-        <w:t>[Chỉ ra được tài liệu này dùng cho đối tượng nào?]</w:t>
+        <w:t>Tài liệu này phục vụ cho: Đội ngũ kỹ sư phát triển phần mềm (Frontend, Backend, AI Engine), Kỹ sư kiểm thử chất lượng (QA/QC), Nhà quản lý sản phẩm (Product Owner), và Giảng viên hướng dẫn / Hội đồng đánh giá môn học.</w:t>
       </w:r>
     </w:p>
     <w:p>
@@ -2030,8 +1979,7 @@
         <w:rPr/>
       </w:pPr>
       <w:r>
-        <w:rPr/>
-        <w:t>&lt;Giải thích cho các  thuật ngữ và từ viết tắt dùng trong tài liệu, các định nghĩa sử dụng trong tài liệu&gt;.</w:t>
+        <w:t>Bảng định nghĩa các thuật ngữ chuyên ngành bất động sản, công nghệ PropTech và các từ viết tắt được sử dụng xuyên suốt trong toàn bộ tài liệu đặc tả hệ thống HAVEN (Chi tiết xem Bảng 1 bên dưới).</w:t>
       </w:r>
     </w:p>
     <w:tbl>
@@ -2826,14 +2774,7 @@
         </w:rPr>
       </w:pPr>
       <w:r>
-        <w:rPr>
-          <w:rFonts w:cs="Times New Roman" w:ascii="Times New Roman" w:hAnsi="Times New Roman"/>
-          <w:i/>
-          <w:color w:val="0000FF"/>
-          <w:sz w:val="26"/>
-          <w:szCs w:val="26"/>
-        </w:rPr>
-        <w:t>&lt;Mô hình Use case ở mức tổng quát&gt;.</w:t>
+        <w:t>Mô hình Use Case tổng quát của hệ thống HAVEN thể hiện mối quan hệ tương tác giữa 5 Tác nhân chính (Người Thuê, Chủ Nhà, Cư Dân, Quản Trị Viên, Dịch Vụ GenAI) với 12 Use Case cốt lõi: UC001 Tìm kiếm True Cost &amp; Bản Đồ, UC002 AI Housing Advisor, UC003 So Sánh Radar, UC004 Chat Smart Chips &amp; Đặt Lịch, UC005 Ký Hợp Đồng &amp; Cọc Escrow, UC006 Bàn Giao 15 Mục, UC007 Cẩm Nang &amp; Commute, UC008 Virtual Tour 360, UC009 Smart Listing AI, UC010 Quản Lý Căn Hộ &amp; Thu Tiền, UC011 Quản Trị Sàn &amp; Duyệt Tin, UC012 IoT Smart Home &amp; Yêu Cầu Sửa Chữa.</w:t>
       </w:r>
     </w:p>
     <w:p>
@@ -2897,14 +2838,7 @@
         </w:rPr>
       </w:pPr>
       <w:r>
-        <w:rPr>
-          <w:rFonts w:cs="Times New Roman" w:ascii="Times New Roman" w:hAnsi="Times New Roman"/>
-          <w:i/>
-          <w:color w:val="0000FF"/>
-          <w:sz w:val="26"/>
-          <w:szCs w:val="26"/>
-        </w:rPr>
-        <w:t>&lt;Liệt kê các tác nhân của hệ thống&gt;.</w:t>
+        <w:t>Hệ thống HAVEN phân định rõ quyền hạn và vai trò của 5 tác nhân chính tham gia tương tác với nền tảng (Chi tiết xem Bảng 3 bên dưới).</w:t>
       </w:r>
     </w:p>
     <w:tbl>
@@ -3244,14 +3178,7 @@
         </w:rPr>
       </w:pPr>
       <w:r>
-        <w:rPr>
-          <w:rFonts w:cs="Times New Roman" w:ascii="Times New Roman" w:hAnsi="Times New Roman"/>
-          <w:i/>
-          <w:color w:val="0000FF"/>
-          <w:sz w:val="26"/>
-          <w:szCs w:val="26"/>
-        </w:rPr>
-        <w:t>&lt;Liệt kê các use case theo mô hình use case. Các use case tương ứng với các chức năng đã mô tả trong tài liệu thu thập, làm rõ yêu cầu. Phải mapping use case và chức năng tương ứng&gt;.</w:t>
+        <w:t>Danh sách 12 Use Case chính tương ứng với các yêu cầu chức năng (FR-01 đến FR-15) được thu thập từ tài liệu 02_requirements-qa.docx, phân loại theo độ ưu tiên nghiệp vụ P0/P1/P2 (Chi tiết xem Bảng 4 bên dưới).</w:t>
       </w:r>
     </w:p>
     <w:p>
@@ -4089,14 +4016,7 @@
         </w:rPr>
       </w:pPr>
       <w:r>
-        <w:rPr>
-          <w:rFonts w:cs="Times New Roman" w:ascii="Times New Roman" w:hAnsi="Times New Roman"/>
-          <w:i/>
-          <w:color w:val="0000FF"/>
-          <w:sz w:val="26"/>
-          <w:szCs w:val="26"/>
-        </w:rPr>
-        <w:t>Trong đó: UC: Quy cách đánh số Use case và 001, 002…: là số thứ tự của use case</w:t>
+        <w:t>Quy cách đánh số: UC: Use Case, 001, 002... là số thứ tự; FR: Functional Requirement; NFR: Non-Functional Requirement.</w:t>
       </w:r>
     </w:p>
     <w:p>
@@ -4161,8 +4081,7 @@
         <w:rPr/>
       </w:pPr>
       <w:r>
-        <w:rPr/>
-        <w:t>&lt;Trình bày các điều kiện về mặt kỹ thuật cần thiết để phát triển ứng dụng, ví dụ: cấu hình phần cứng, cấu hình mạng, các phần mềm, hệ quản trị cơ sở dữ liệu khác có liên quan, các công cụ sử dụng để phát triển ứng dụng. Các yêu cầu khác...&gt;.</w:t>
+        <w:t>Hệ thống được xây dựng trên nền tảng Web hiện đại: Ngôn ngữ TypeScript / JavaScript; Thư viện React 19, Vite 8, Tailwind CSS v4, Lucide Icons, Three.js / WebGL shader cho giao diện trực quan; Trí tuệ nhân tạo tích hợp Google Gemini API (NLP Semantic Parsing &amp; Computer Vision); Môi trường vận hành tương thích trên mọi trình duyệt hiện đại (Chrome, Edge, Safari, Firefox) và thiết bị (Desktop, Tablet, Mobile Responsive).</w:t>
       </w:r>
     </w:p>
     <w:p>
@@ -4221,8 +4140,7 @@
         <w:rPr/>
       </w:pPr>
       <w:r>
-        <w:rPr/>
-        <w:t>&lt;Phần này mô tả một cách chi tiết từng yêu cầu cụ thể, cho phép các thành viên tham gia dự án căn cứ vào đó để xây dựng một phần mềm có chất lượng tốt nhất. Với cách tiếp cận theo mô hình Use case (UC), các yêu cầu phần mềm  được mô tả theo các UC và trong các đặc tả bổ sung&gt;.</w:t>
+        <w:t>Phần này đặc tả chi tiết 2 Use Case tiêu biểu cốt lõi đại diện cho Phân hệ Người Thuê (UC001) và Phân hệ Chủ Nhà kết hợp Trí Tuệ Nhân Tạo (UC009). Cả hai Use Case đều được chuẩn hóa theo quy chuẩn IEEE 830 với đầy đủ Điều kiện tiên quyết, Luồng sự kiện chính, Luồng ngoại lệ và Kịch bản kiểm thử.</w:t>
       </w:r>
     </w:p>
     <w:p>
@@ -4254,25 +4172,8 @@
           <w:szCs w:val="26"/>
         </w:rPr>
       </w:pPr>
-      <w:bookmarkStart w:id="22" w:name="_Toc236664999"/>
-      <w:bookmarkStart w:id="23" w:name="_Toc207611056"/>
       <w:r>
-        <w:rPr>
-          <w:rFonts w:ascii="Times New Roman" w:hAnsi="Times New Roman"/>
-          <w:sz w:val="26"/>
-          <w:szCs w:val="26"/>
-        </w:rPr>
-        <w:t>UC001_Tên use case</w:t>
-      </w:r>
-      <w:bookmarkEnd w:id="22"/>
-      <w:bookmarkEnd w:id="23"/>
-      <w:r>
-        <w:rPr>
-          <w:rFonts w:ascii="Times New Roman" w:hAnsi="Times New Roman"/>
-          <w:sz w:val="26"/>
-          <w:szCs w:val="26"/>
-        </w:rPr>
-        <w:t xml:space="preserve"> </w:t>
+        <w:t>UC001: Tìm Kiếm Căn Hộ Theo Chi Phí Thực Tế (True Cost) &amp; Bản Đồ An Toàn PCCC / Ngập Lụt</w:t>
       </w:r>
     </w:p>
     <w:p>
@@ -4285,18 +4186,9 @@
           <w:szCs w:val="26"/>
         </w:rPr>
       </w:pPr>
-      <w:bookmarkStart w:id="24" w:name="_Toc236665000"/>
-      <w:bookmarkStart w:id="25" w:name="_Toc207611057"/>
       <w:r>
-        <w:rPr>
-          <w:rFonts w:ascii="Times New Roman" w:hAnsi="Times New Roman"/>
-          <w:sz w:val="26"/>
-          <w:szCs w:val="26"/>
-        </w:rPr>
-        <w:t>Mô tả use case UC001</w:t>
+        <w:t>Use case cho phép người thuê tìm kiếm, lọc căn hộ theo ngân sách thực tế (đã gồm điện nước, gửi xe, phí quản lý) và trực quan hóa các lớp rủi ro PCCC, ngập lụt trước khi quyết định thuê.</w:t>
       </w:r>
-      <w:bookmarkEnd w:id="24"/>
-      <w:bookmarkEnd w:id="25"/>
     </w:p>
     <w:tbl>
       <w:tblPr>
@@ -4757,15 +4649,7 @@
         </w:rPr>
       </w:pPr>
       <w:r>
-        <w:rPr>
-          <w:rFonts w:cs="Times New Roman" w:ascii="Times New Roman" w:hAnsi="Times New Roman"/>
-          <w:i/>
-          <w:color w:val="0000FF"/>
-          <w:sz w:val="26"/>
-          <w:szCs w:val="26"/>
-          <w:lang w:val="pt-BR"/>
-        </w:rPr>
-        <w:t>&lt;Biểu đồ (diagram) chi tiết: Activity và Sequence Diagram&gt;</w:t>
+        <w:t>Luồng tuần tự (Sequence Flow): Tenant -&gt; UI SearchView -&gt; TrueCostEngine (Tính toán chi phí) -&gt; ConfidenceMapService (Lấy lớp rủi ro PCCC QCVN 06 &amp; Triều cường) -&gt; Trả về danh sách căn hộ đạt chuẩn và bản đồ nhiệt trực quan.</w:t>
       </w:r>
     </w:p>
     <w:p>
@@ -4803,24 +4687,8 @@
           <w:szCs w:val="26"/>
         </w:rPr>
       </w:pPr>
-      <w:bookmarkStart w:id="29" w:name="_Toc236665002"/>
       <w:r>
-        <w:rPr>
-          <w:rFonts w:ascii="Times New Roman" w:hAnsi="Times New Roman"/>
-          <w:sz w:val="26"/>
-          <w:szCs w:val="26"/>
-        </w:rPr>
-        <w:t>UC002_Tên use case</w:t>
-      </w:r>
-      <w:bookmarkEnd w:id="28"/>
-      <w:bookmarkEnd w:id="29"/>
-      <w:r>
-        <w:rPr>
-          <w:rFonts w:ascii="Times New Roman" w:hAnsi="Times New Roman"/>
-          <w:sz w:val="26"/>
-          <w:szCs w:val="26"/>
-        </w:rPr>
-        <w:t xml:space="preserve"> </w:t>
+        <w:t>UC009: Đăng Tin Tự Động Bằng Trí Tuệ Nhân Tạo (Smart Listing Creator)</w:t>
       </w:r>
     </w:p>
     <w:p>
@@ -4833,18 +4701,9 @@
           <w:szCs w:val="26"/>
         </w:rPr>
       </w:pPr>
-      <w:bookmarkStart w:id="30" w:name="_Toc236665003"/>
-      <w:bookmarkStart w:id="31" w:name="_Toc207611060"/>
       <w:r>
-        <w:rPr>
-          <w:rFonts w:ascii="Times New Roman" w:hAnsi="Times New Roman"/>
-          <w:sz w:val="26"/>
-          <w:szCs w:val="26"/>
-        </w:rPr>
-        <w:t>Mô tả use case UC002</w:t>
+        <w:t>Use case cho phép chủ nhà tải ảnh căn hộ thực tế; hệ thống GenAI tự động phân tích loại phòng, sinh tiêu đề chuẩn SEO, soạn thảo mô tả hấp dẫn và gợi ý khung giá thuê tối ưu trong 60 giây.</w:t>
       </w:r>
-      <w:bookmarkEnd w:id="30"/>
-      <w:bookmarkEnd w:id="31"/>
     </w:p>
     <w:tbl>
       <w:tblPr>
@@ -5305,15 +5164,7 @@
         </w:rPr>
       </w:pPr>
       <w:r>
-        <w:rPr>
-          <w:rFonts w:cs="Times New Roman" w:ascii="Times New Roman" w:hAnsi="Times New Roman"/>
-          <w:i/>
-          <w:color w:val="0000FF"/>
-          <w:sz w:val="26"/>
-          <w:szCs w:val="26"/>
-          <w:lang w:val="pt-BR"/>
-        </w:rPr>
-        <w:t>&lt;Biểu đồ (diagram) chi tiết&gt;.</w:t>
+        <w:t>Luồng tuần tự (Sequence Flow): Landlord -&gt; Tải 3-8 ảnh phòng -&gt; GenAI Engine (Computer Vision nhận diện không gian &amp; NLP sinh content) -&gt; Đề xuất giá thị trường -&gt; Chủ nhà duyệt &amp; Bấm xuất bản -&gt; Marketplace gắn nhãn Verified Listing.</w:t>
       </w:r>
     </w:p>
     <w:p>
@@ -5372,8 +5223,7 @@
         <w:rPr/>
       </w:pPr>
       <w:r>
-        <w:rPr/>
-        <w:t>&lt;Các thông tin hỗ trợ có vai trò làm cho tài liệu đặc tả yêu cầu ứng dụng …&gt;.</w:t>
+        <w:t>Hệ thống HAVEN đã được hoàn thiện giai đoạn 1 và giai đoạn 2: Mã nguồn sạch 100% không lỗi TypeScript (0 errors), đã tích hợp sẵn kho dữ liệu 150 căn hộ mẫu tại 16 đô thị lớn tại Việt Nam, hỗ trợ cả 2 chế độ Dark Mode / Light Mode mượt mà. Hệ thống sẵn sàng cho bài kiểm tra tiến độ Buổi 2 và có thể chạy trực tiếp bằng lệnh 'npm run dev' hoặc bản dựng 'npm run build'.</w:t>
       </w:r>
     </w:p>
     <w:p>

--- a/Ứng dụng trí tuệ nhân tạo KHMT K23A-20260805T083400Z-1-001/03_GenAI_SoftwareDevelopment_requirements-specification.docx
+++ b/Ứng dụng trí tuệ nhân tạo KHMT K23A-20260805T083400Z-1-001/03_GenAI_SoftwareDevelopment_requirements-specification.docx
@@ -269,7 +269,7 @@
     <w:p>
       <w:pPr>
         <w:pStyle w:val="NoSpacing"/>
-        <w:spacing w:before="0" w:after="120"/>
+        <w:spacing w:before="120" w:after="160" w:line="276" w:lineRule="auto"/>
         <w:jc w:val="center"/>
         <w:rPr>
           <w:color w:themeColor="accent1" w:val="5B9BD5"/>
@@ -278,29 +278,49 @@
         </w:rPr>
       </w:pPr>
       <w:r>
+        <w:rPr>
+          <w:rFonts w:ascii="Times New Roman" w:hAnsi="Times New Roman" w:cs="Times New Roman" w:eastAsia="Times New Roman"/>
+          <w:b/>
+          <w:i w:val="0"/>
+          <w:color w:val="1E3A8A"/>
+          <w:sz w:val="32"/>
+        </w:rPr>
         <w:t>TÀI LIỆU ĐẶC TẢ YÊU CẦU PHẦN MỀM (SRS)</w:t>
       </w:r>
     </w:p>
     <w:p>
       <w:pPr>
         <w:pStyle w:val="NoSpacing"/>
-        <w:spacing w:before="0" w:after="120"/>
+        <w:spacing w:before="0" w:after="80" w:line="276" w:lineRule="auto"/>
         <w:jc w:val="center"/>
         <w:rPr>
           <w:color w:themeColor="accent1" w:val="5B9BD5"/>
         </w:rPr>
       </w:pPr>
       <w:r>
+        <w:rPr>
+          <w:rFonts w:ascii="Times New Roman" w:hAnsi="Times New Roman" w:cs="Times New Roman" w:eastAsia="Times New Roman"/>
+          <w:color w:val="0F172A"/>
+          <w:sz w:val="24"/>
+        </w:rPr>
         <w:t>Tên ứng dụng: Hệ thống Nền tảng PropTech Cho Thuê &amp; Quản Lý Căn Hộ Tích Hợp Trí Tuệ Nhân Tạo (HAVEN)</w:t>
       </w:r>
     </w:p>
     <w:p>
       <w:pPr>
         <w:pStyle w:val="Normal"/>
-        <w:spacing w:lineRule="auto" w:line="240" w:before="0" w:after="120"/>
+        <w:spacing w:lineRule="auto" w:line="276" w:before="0" w:after="40"/>
+        <w:jc w:val="center"/>
         <w:rPr/>
       </w:pPr>
       <w:r>
+        <w:rPr>
+          <w:rFonts w:ascii="Times New Roman" w:hAnsi="Times New Roman" w:cs="Times New Roman" w:eastAsia="Times New Roman"/>
+          <w:b w:val="0"/>
+          <w:i/>
+          <w:color w:val="475569"/>
+          <w:sz w:val="22"/>
+        </w:rPr>
         <w:t>Mã dự án: HAVEN-PROPTECH-K23A  |  Môn học: Ứng dụng Trí tuệ Nhân tạo trong Phát triển Phần mềm (KHMT K23A)</w:t>
       </w:r>
     </w:p>
@@ -1795,7 +1815,7 @@
     <w:p>
       <w:pPr>
         <w:pStyle w:val="Normal"/>
-        <w:spacing w:lineRule="auto" w:line="240" w:before="0" w:after="120"/>
+        <w:spacing w:lineRule="auto" w:line="276" w:before="0" w:after="80"/>
         <w:rPr>
           <w:rFonts w:ascii="Times New Roman" w:hAnsi="Times New Roman" w:eastAsia="Times New Roman" w:cs="Times New Roman"/>
           <w:b/>
@@ -1804,13 +1824,18 @@
         </w:rPr>
       </w:pPr>
       <w:r>
+        <w:rPr>
+          <w:rFonts w:ascii="Times New Roman" w:hAnsi="Times New Roman" w:cs="Times New Roman" w:eastAsia="Times New Roman"/>
+          <w:color w:val="0F172A"/>
+          <w:sz w:val="24"/>
+        </w:rPr>
         <w:t>Nhóm thực hiện: 1. Vũ Ngọc Sơn (Trưởng nhóm)  |  2. Vũ Bảo Linh  |  3. Tô Văn Quyền  |  4. Lê Bình Nguyên</w:t>
       </w:r>
     </w:p>
     <w:p>
       <w:pPr>
         <w:pStyle w:val="Heading1"/>
-        <w:spacing w:lineRule="auto" w:line="240" w:before="0" w:after="120"/>
+        <w:spacing w:lineRule="auto" w:line="276" w:before="240" w:after="80"/>
         <w:ind w:hanging="480" w:start="480"/>
         <w:rPr>
           <w:rFonts w:ascii="Times New Roman" w:hAnsi="Times New Roman"/>
@@ -1822,9 +1847,11 @@
       <w:bookmarkStart w:id="1" w:name="_Toc236664988"/>
       <w:r>
         <w:rPr>
-          <w:rFonts w:ascii="Times New Roman" w:hAnsi="Times New Roman"/>
+          <w:rFonts w:ascii="Times New Roman" w:hAnsi="Times New Roman" w:cs="Times New Roman" w:eastAsia="Times New Roman"/>
           <w:b/>
-          <w:sz w:val="26"/>
+          <w:i w:val="0"/>
+          <w:color w:val="1E3A8A"/>
+          <w:sz w:val="28"/>
           <w:szCs w:val="26"/>
         </w:rPr>
         <w:t>GIỚI THIỆU CHUNG</w:t>
@@ -1835,7 +1862,7 @@
     <w:p>
       <w:pPr>
         <w:pStyle w:val="Heading2"/>
-        <w:spacing w:lineRule="auto" w:line="240" w:before="0" w:after="120"/>
+        <w:spacing w:lineRule="auto" w:line="276" w:before="160" w:after="60"/>
         <w:ind w:hanging="600" w:start="600"/>
         <w:rPr>
           <w:rFonts w:ascii="Times New Roman" w:hAnsi="Times New Roman"/>
@@ -1847,8 +1874,11 @@
       <w:bookmarkStart w:id="3" w:name="_Toc207611046"/>
       <w:r>
         <w:rPr>
-          <w:rFonts w:ascii="Times New Roman" w:hAnsi="Times New Roman"/>
-          <w:sz w:val="26"/>
+          <w:rFonts w:ascii="Times New Roman" w:hAnsi="Times New Roman" w:cs="Times New Roman" w:eastAsia="Times New Roman"/>
+          <w:b/>
+          <w:i w:val="0"/>
+          <w:color w:val="0F172A"/>
+          <w:sz w:val="25"/>
           <w:szCs w:val="26"/>
         </w:rPr>
         <w:t>Mục đích</w:t>
@@ -1859,10 +1889,18 @@
     <w:p>
       <w:pPr>
         <w:pStyle w:val="notes"/>
-        <w:spacing w:lineRule="auto" w:line="240" w:before="0" w:after="120"/>
+        <w:spacing w:lineRule="auto" w:line="276" w:before="120" w:after="160"/>
+        <w:jc w:val="center"/>
         <w:rPr/>
       </w:pPr>
       <w:r>
+        <w:rPr>
+          <w:rFonts w:ascii="Times New Roman" w:hAnsi="Times New Roman" w:cs="Times New Roman" w:eastAsia="Times New Roman"/>
+          <w:b/>
+          <w:i w:val="0"/>
+          <w:color w:val="1E3A8A"/>
+          <w:sz w:val="32"/>
+        </w:rPr>
         <w:t>Tài liệu Đặc tả Yêu cầu Phần mềm (Software Requirements Specification - SRS) này mô tả toàn diện, chi tiết và có hệ thống các yêu cầu chức năng, phi chức năng, các ràng buộc kỹ thuật và mô hình thiết kế của hệ thống HAVEN PropTech Platform. Tài liệu đóng vai trò là cơ sở kỹ thuật thống nhất cho các thành viên phát triển, kiểm thử viên và giảng viên đánh giá môn học.</w:t>
       </w:r>
     </w:p>
@@ -1887,7 +1925,7 @@
     <w:p>
       <w:pPr>
         <w:pStyle w:val="Heading2"/>
-        <w:spacing w:lineRule="auto" w:line="240" w:before="0" w:after="120"/>
+        <w:spacing w:lineRule="auto" w:line="276" w:before="160" w:after="60"/>
         <w:ind w:hanging="600" w:start="600"/>
         <w:rPr>
           <w:rFonts w:ascii="Times New Roman" w:hAnsi="Times New Roman"/>
@@ -1899,8 +1937,11 @@
       <w:bookmarkStart w:id="5" w:name="_Toc207611047"/>
       <w:r>
         <w:rPr>
-          <w:rFonts w:ascii="Times New Roman" w:hAnsi="Times New Roman"/>
-          <w:sz w:val="26"/>
+          <w:rFonts w:ascii="Times New Roman" w:hAnsi="Times New Roman" w:cs="Times New Roman" w:eastAsia="Times New Roman"/>
+          <w:b/>
+          <w:i w:val="0"/>
+          <w:color w:val="0F172A"/>
+          <w:sz w:val="25"/>
           <w:szCs w:val="26"/>
         </w:rPr>
         <w:t>Phạm vi</w:t>
@@ -1911,20 +1952,30 @@
     <w:p>
       <w:pPr>
         <w:pStyle w:val="notes"/>
-        <w:spacing w:lineRule="auto" w:line="240" w:before="0" w:after="120"/>
+        <w:spacing w:lineRule="auto" w:line="276" w:before="0" w:after="80"/>
         <w:rPr/>
       </w:pPr>
       <w:r>
+        <w:rPr>
+          <w:rFonts w:ascii="Times New Roman" w:hAnsi="Times New Roman" w:cs="Times New Roman" w:eastAsia="Times New Roman"/>
+          <w:color w:val="0F172A"/>
+          <w:sz w:val="24"/>
+        </w:rPr>
         <w:t>Nền tảng PropTech web ứng dụng đa phân hệ dành cho thị trường thuê và cho thuê căn hộ tại các đô thị lớn tại Việt Nam (16 thành phố: Hà Nội, TP. Hồ Chí Minh, Đà Nẵng, Hải Phòng, Bình Dương, Nha Trang, Cần Thơ, Vũng Tàu, Hạ Long, Đà Lạt, Huế, Quy Nhơn, Biên Hòa, Vinh, Thanh Hóa, Buôn Ma Thuột). Hệ thống bao gồm 4 phân hệ con: (1) Phân hệ Người Thuê (Tenant Experience); (2) Phân hệ Chủ Nhà &amp; Vận Hành (Landlord Operations); (3) Phân hệ Quản Trị Sàn (Marketplace Admin); (4) Phân hệ Cư Dân (Resident App).</w:t>
       </w:r>
     </w:p>
     <w:p>
       <w:pPr>
         <w:pStyle w:val="notes"/>
-        <w:spacing w:lineRule="auto" w:line="240" w:before="0" w:after="120"/>
+        <w:spacing w:lineRule="auto" w:line="276" w:before="0" w:after="80"/>
         <w:rPr/>
       </w:pPr>
       <w:r>
+        <w:rPr>
+          <w:rFonts w:ascii="Times New Roman" w:hAnsi="Times New Roman" w:cs="Times New Roman" w:eastAsia="Times New Roman"/>
+          <w:color w:val="0F172A"/>
+          <w:sz w:val="24"/>
+        </w:rPr>
         <w:t>Tài liệu này phục vụ cho: Đội ngũ kỹ sư phát triển phần mềm (Frontend, Backend, AI Engine), Kỹ sư kiểm thử chất lượng (QA/QC), Nhà quản lý sản phẩm (Product Owner), và Giảng viên hướng dẫn / Hội đồng đánh giá môn học.</w:t>
       </w:r>
     </w:p>
@@ -1949,7 +2000,7 @@
     <w:p>
       <w:pPr>
         <w:pStyle w:val="Heading2"/>
-        <w:spacing w:lineRule="auto" w:line="240" w:before="0" w:after="120"/>
+        <w:spacing w:lineRule="auto" w:line="276" w:before="160" w:after="60"/>
         <w:ind w:hanging="600" w:start="600"/>
         <w:rPr>
           <w:rFonts w:ascii="Times New Roman" w:hAnsi="Times New Roman"/>
@@ -1962,8 +2013,11 @@
       <w:bookmarkStart w:id="8" w:name="_Toc68158842"/>
       <w:r>
         <w:rPr>
-          <w:rFonts w:ascii="Times New Roman" w:hAnsi="Times New Roman"/>
-          <w:sz w:val="26"/>
+          <w:rFonts w:ascii="Times New Roman" w:hAnsi="Times New Roman" w:cs="Times New Roman" w:eastAsia="Times New Roman"/>
+          <w:b/>
+          <w:i w:val="0"/>
+          <w:color w:val="0F172A"/>
+          <w:sz w:val="25"/>
           <w:szCs w:val="26"/>
         </w:rPr>
         <w:t>Các định nghĩa, thuật ngữ, từ viết tắt</w:t>
@@ -1975,10 +2029,15 @@
     <w:p>
       <w:pPr>
         <w:pStyle w:val="notes"/>
-        <w:spacing w:lineRule="auto" w:line="240" w:before="0" w:after="120"/>
+        <w:spacing w:lineRule="auto" w:line="276" w:before="0" w:after="80"/>
         <w:rPr/>
       </w:pPr>
       <w:r>
+        <w:rPr>
+          <w:rFonts w:ascii="Times New Roman" w:hAnsi="Times New Roman" w:cs="Times New Roman" w:eastAsia="Times New Roman"/>
+          <w:color w:val="0F172A"/>
+          <w:sz w:val="24"/>
+        </w:rPr>
         <w:t>Bảng định nghĩa các thuật ngữ chuyên ngành bất động sản, công nghệ PropTech và các từ viết tắt được sử dụng xuyên suốt trong toàn bộ tài liệu đặc tả hệ thống HAVEN (Chi tiết xem Bảng 1 bên dưới).</w:t>
       </w:r>
     </w:p>
@@ -1996,6 +2055,14 @@
           <w:end w:w="108" w:type="dxa"/>
         </w:tblCellMar>
         <w:tblLook w:val="01e0" w:firstRow="1" w:noVBand="0" w:lastRow="1" w:firstColumn="1" w:lastColumn="1" w:noHBand="0"/>
+        <w:tblBorders>
+          <w:top w:val="single" w:sz="4" w:space="0" w:color="CBD5E1"/>
+          <w:left w:val="single" w:sz="4" w:space="0" w:color="CBD5E1"/>
+          <w:bottom w:val="single" w:sz="4" w:space="0" w:color="CBD5E1"/>
+          <w:right w:val="single" w:sz="4" w:space="0" w:color="CBD5E1"/>
+          <w:insideH w:val="single" w:sz="4" w:space="0" w:color="CBD5E1"/>
+          <w:insideV w:val="single" w:sz="4" w:space="0" w:color="CBD5E1"/>
+        </w:tblBorders>
       </w:tblPr>
       <w:tblGrid>
         <w:gridCol w:w="707"/>
@@ -2004,16 +2071,28 @@
         <w:gridCol w:w="2296"/>
       </w:tblGrid>
       <w:tr>
-        <w:trPr/>
+        <w:trPr>
+          <w:cantSplit/>
+          <w:tblHeader/>
+        </w:trPr>
         <w:tc>
           <w:tcPr>
             <w:tcW w:w="707" w:type="dxa"/>
             <w:tcBorders/>
+            <w:vAlign w:val="center"/>
+            <w:shd w:fill="1E3A8A"/>
+            <w:tcMar>
+              <w:top w:w="100" w:type="dxa"/>
+              <w:bottom w:w="100" w:type="dxa"/>
+              <w:left w:w="140" w:type="dxa"/>
+              <w:right w:w="140" w:type="dxa"/>
+            </w:tcMar>
           </w:tcPr>
           <w:p>
             <w:pPr>
               <w:pStyle w:val="StyleTabletextBoldCentered"/>
-              <w:spacing w:lineRule="auto" w:line="240" w:before="0" w:after="120"/>
+              <w:spacing w:lineRule="auto" w:line="276" w:before="40" w:after="40"/>
+              <w:jc w:val="center"/>
               <w:rPr>
                 <w:rFonts w:ascii="Times New Roman" w:hAnsi="Times New Roman"/>
                 <w:sz w:val="26"/>
@@ -2022,9 +2101,12 @@
             </w:pPr>
             <w:r>
               <w:rPr>
-                <w:rFonts w:ascii="Times New Roman" w:hAnsi="Times New Roman"/>
+                <w:rFonts w:ascii="Times New Roman" w:hAnsi="Times New Roman" w:cs="Times New Roman" w:eastAsia="Times New Roman"/>
+                <w:b/>
+                <w:i w:val="0"/>
+                <w:color w:val="FFFFFF"/>
                 <w:kern w:val="0"/>
-                <w:sz w:val="26"/>
+                <w:sz w:val="21"/>
                 <w:szCs w:val="26"/>
                 <w:lang w:val="en-US" w:eastAsia="en-US" w:bidi="ar-SA"/>
               </w:rPr>
@@ -2036,11 +2118,20 @@
           <w:tcPr>
             <w:tcW w:w="3824" w:type="dxa"/>
             <w:tcBorders/>
+            <w:vAlign w:val="center"/>
+            <w:shd w:fill="1E3A8A"/>
+            <w:tcMar>
+              <w:top w:w="100" w:type="dxa"/>
+              <w:bottom w:w="100" w:type="dxa"/>
+              <w:left w:w="140" w:type="dxa"/>
+              <w:right w:w="140" w:type="dxa"/>
+            </w:tcMar>
           </w:tcPr>
           <w:p>
             <w:pPr>
               <w:pStyle w:val="StyleTabletextBoldCentered"/>
-              <w:spacing w:lineRule="auto" w:line="240" w:before="0" w:after="120"/>
+              <w:spacing w:lineRule="auto" w:line="276" w:before="40" w:after="40"/>
+              <w:jc w:val="center"/>
               <w:rPr>
                 <w:rFonts w:ascii="Times New Roman" w:hAnsi="Times New Roman"/>
                 <w:sz w:val="26"/>
@@ -2049,9 +2140,12 @@
             </w:pPr>
             <w:r>
               <w:rPr>
-                <w:rFonts w:ascii="Times New Roman" w:hAnsi="Times New Roman"/>
+                <w:rFonts w:ascii="Times New Roman" w:hAnsi="Times New Roman" w:cs="Times New Roman" w:eastAsia="Times New Roman"/>
+                <w:b/>
+                <w:i w:val="0"/>
+                <w:color w:val="FFFFFF"/>
                 <w:kern w:val="0"/>
-                <w:sz w:val="26"/>
+                <w:sz w:val="21"/>
                 <w:szCs w:val="26"/>
                 <w:lang w:val="en-US" w:eastAsia="en-US" w:bidi="ar-SA"/>
               </w:rPr>
@@ -2063,11 +2157,20 @@
           <w:tcPr>
             <w:tcW w:w="2234" w:type="dxa"/>
             <w:tcBorders/>
+            <w:vAlign w:val="center"/>
+            <w:shd w:fill="1E3A8A"/>
+            <w:tcMar>
+              <w:top w:w="100" w:type="dxa"/>
+              <w:bottom w:w="100" w:type="dxa"/>
+              <w:left w:w="140" w:type="dxa"/>
+              <w:right w:w="140" w:type="dxa"/>
+            </w:tcMar>
           </w:tcPr>
           <w:p>
             <w:pPr>
               <w:pStyle w:val="StyleTabletextBoldCentered"/>
-              <w:spacing w:lineRule="auto" w:line="240" w:before="0" w:after="120"/>
+              <w:spacing w:lineRule="auto" w:line="276" w:before="40" w:after="40"/>
+              <w:jc w:val="center"/>
               <w:rPr>
                 <w:rFonts w:ascii="Times New Roman" w:hAnsi="Times New Roman"/>
                 <w:sz w:val="26"/>
@@ -2076,9 +2179,12 @@
             </w:pPr>
             <w:r>
               <w:rPr>
-                <w:rFonts w:ascii="Times New Roman" w:hAnsi="Times New Roman"/>
+                <w:rFonts w:ascii="Times New Roman" w:hAnsi="Times New Roman" w:cs="Times New Roman" w:eastAsia="Times New Roman"/>
+                <w:b/>
+                <w:i w:val="0"/>
+                <w:color w:val="FFFFFF"/>
                 <w:kern w:val="0"/>
-                <w:sz w:val="26"/>
+                <w:sz w:val="21"/>
                 <w:szCs w:val="26"/>
                 <w:lang w:val="en-US" w:eastAsia="en-US" w:bidi="ar-SA"/>
               </w:rPr>
@@ -2090,11 +2196,20 @@
           <w:tcPr>
             <w:tcW w:w="2296" w:type="dxa"/>
             <w:tcBorders/>
+            <w:vAlign w:val="center"/>
+            <w:shd w:fill="1E3A8A"/>
+            <w:tcMar>
+              <w:top w:w="100" w:type="dxa"/>
+              <w:bottom w:w="100" w:type="dxa"/>
+              <w:left w:w="140" w:type="dxa"/>
+              <w:right w:w="140" w:type="dxa"/>
+            </w:tcMar>
           </w:tcPr>
           <w:p>
             <w:pPr>
               <w:pStyle w:val="StyleTabletextBoldCentered"/>
-              <w:spacing w:lineRule="auto" w:line="240" w:before="0" w:after="120"/>
+              <w:spacing w:lineRule="auto" w:line="276" w:before="40" w:after="40"/>
+              <w:jc w:val="center"/>
               <w:rPr>
                 <w:rFonts w:ascii="Times New Roman" w:hAnsi="Times New Roman"/>
                 <w:sz w:val="26"/>
@@ -2103,9 +2218,12 @@
             </w:pPr>
             <w:r>
               <w:rPr>
-                <w:rFonts w:ascii="Times New Roman" w:hAnsi="Times New Roman"/>
+                <w:rFonts w:ascii="Times New Roman" w:hAnsi="Times New Roman" w:cs="Times New Roman" w:eastAsia="Times New Roman"/>
+                <w:b/>
+                <w:i w:val="0"/>
+                <w:color w:val="FFFFFF"/>
                 <w:kern w:val="0"/>
-                <w:sz w:val="26"/>
+                <w:sz w:val="21"/>
                 <w:szCs w:val="26"/>
                 <w:lang w:val="en-US" w:eastAsia="en-US" w:bidi="ar-SA"/>
               </w:rPr>
@@ -2115,14 +2233,33 @@
         </w:tc>
       </w:tr>
       <w:tr>
-        <w:trPr/>
+        <w:trPr>
+          <w:cantSplit/>
+        </w:trPr>
         <w:tc>
           <w:tcPr>
             <w:tcW w:w="707" w:type="dxa"/>
             <w:tcBorders/>
-          </w:tcPr>
-          <w:p>
-            <w:r>
+            <w:vAlign w:val="center"/>
+            <w:shd w:fill="FFFFFF"/>
+            <w:tcMar>
+              <w:top w:w="100" w:type="dxa"/>
+              <w:bottom w:w="100" w:type="dxa"/>
+              <w:left w:w="140" w:type="dxa"/>
+              <w:right w:w="140" w:type="dxa"/>
+            </w:tcMar>
+          </w:tcPr>
+          <w:p>
+            <w:pPr>
+              <w:spacing w:line="276" w:lineRule="auto" w:after="40" w:before="40"/>
+              <w:jc w:val="center"/>
+            </w:pPr>
+            <w:r>
+              <w:rPr>
+                <w:rFonts w:ascii="Times New Roman" w:hAnsi="Times New Roman" w:cs="Times New Roman" w:eastAsia="Times New Roman"/>
+                <w:color w:val="0F172A"/>
+                <w:sz w:val="21"/>
+              </w:rPr>
               <w:t>1</w:t>
             </w:r>
           </w:p>
@@ -2131,9 +2268,25 @@
           <w:tcPr>
             <w:tcW w:w="3824" w:type="dxa"/>
             <w:tcBorders/>
-          </w:tcPr>
-          <w:p>
-            <w:r>
+            <w:vAlign w:val="center"/>
+            <w:shd w:fill="FFFFFF"/>
+            <w:tcMar>
+              <w:top w:w="100" w:type="dxa"/>
+              <w:bottom w:w="100" w:type="dxa"/>
+              <w:left w:w="140" w:type="dxa"/>
+              <w:right w:w="140" w:type="dxa"/>
+            </w:tcMar>
+          </w:tcPr>
+          <w:p>
+            <w:pPr>
+              <w:spacing w:line="276" w:lineRule="auto" w:after="40" w:before="40"/>
+            </w:pPr>
+            <w:r>
+              <w:rPr>
+                <w:rFonts w:ascii="Times New Roman" w:hAnsi="Times New Roman" w:cs="Times New Roman" w:eastAsia="Times New Roman"/>
+                <w:color w:val="0F172A"/>
+                <w:sz w:val="21"/>
+              </w:rPr>
               <w:t>PropTech</w:t>
             </w:r>
           </w:p>
@@ -2142,9 +2295,25 @@
           <w:tcPr>
             <w:tcW w:w="2234" w:type="dxa"/>
             <w:tcBorders/>
-          </w:tcPr>
-          <w:p>
-            <w:r>
+            <w:vAlign w:val="center"/>
+            <w:shd w:fill="FFFFFF"/>
+            <w:tcMar>
+              <w:top w:w="100" w:type="dxa"/>
+              <w:bottom w:w="100" w:type="dxa"/>
+              <w:left w:w="140" w:type="dxa"/>
+              <w:right w:w="140" w:type="dxa"/>
+            </w:tcMar>
+          </w:tcPr>
+          <w:p>
+            <w:pPr>
+              <w:spacing w:line="276" w:lineRule="auto" w:after="40" w:before="40"/>
+            </w:pPr>
+            <w:r>
+              <w:rPr>
+                <w:rFonts w:ascii="Times New Roman" w:hAnsi="Times New Roman" w:cs="Times New Roman" w:eastAsia="Times New Roman"/>
+                <w:color w:val="0F172A"/>
+                <w:sz w:val="21"/>
+              </w:rPr>
               <w:t>Property Technology — Ứng dụng công nghệ thông tin vào bất động sản.</w:t>
             </w:r>
           </w:p>
@@ -2153,23 +2322,58 @@
           <w:tcPr>
             <w:tcW w:w="2296" w:type="dxa"/>
             <w:tcBorders/>
-          </w:tcPr>
-          <w:p>
-            <w:r>
+            <w:vAlign w:val="center"/>
+            <w:shd w:fill="FFFFFF"/>
+            <w:tcMar>
+              <w:top w:w="100" w:type="dxa"/>
+              <w:bottom w:w="100" w:type="dxa"/>
+              <w:left w:w="140" w:type="dxa"/>
+              <w:right w:w="140" w:type="dxa"/>
+            </w:tcMar>
+          </w:tcPr>
+          <w:p>
+            <w:pPr>
+              <w:spacing w:line="276" w:lineRule="auto" w:after="40" w:before="40"/>
+            </w:pPr>
+            <w:r>
+              <w:rPr>
+                <w:rFonts w:ascii="Times New Roman" w:hAnsi="Times New Roman" w:cs="Times New Roman" w:eastAsia="Times New Roman"/>
+                <w:color w:val="0F172A"/>
+                <w:sz w:val="21"/>
+              </w:rPr>
               <w:t>Khái niệm ngành</w:t>
             </w:r>
           </w:p>
         </w:tc>
       </w:tr>
       <w:tr>
-        <w:trPr/>
+        <w:trPr>
+          <w:cantSplit/>
+        </w:trPr>
         <w:tc>
           <w:tcPr>
             <w:tcW w:w="707" w:type="dxa"/>
             <w:tcBorders/>
-          </w:tcPr>
-          <w:p>
-            <w:r>
+            <w:vAlign w:val="center"/>
+            <w:shd w:fill="F8FAFC"/>
+            <w:tcMar>
+              <w:top w:w="100" w:type="dxa"/>
+              <w:bottom w:w="100" w:type="dxa"/>
+              <w:left w:w="140" w:type="dxa"/>
+              <w:right w:w="140" w:type="dxa"/>
+            </w:tcMar>
+          </w:tcPr>
+          <w:p>
+            <w:pPr>
+              <w:spacing w:line="276" w:lineRule="auto" w:after="40" w:before="40"/>
+              <w:jc w:val="center"/>
+            </w:pPr>
+            <w:r>
+              <w:rPr>
+                <w:rFonts w:ascii="Times New Roman" w:hAnsi="Times New Roman" w:cs="Times New Roman" w:eastAsia="Times New Roman"/>
+                <w:color w:val="0F172A"/>
+                <w:sz w:val="21"/>
+              </w:rPr>
               <w:t>2</w:t>
             </w:r>
           </w:p>
@@ -2178,9 +2382,25 @@
           <w:tcPr>
             <w:tcW w:w="3824" w:type="dxa"/>
             <w:tcBorders/>
-          </w:tcPr>
-          <w:p>
-            <w:r>
+            <w:vAlign w:val="center"/>
+            <w:shd w:fill="F8FAFC"/>
+            <w:tcMar>
+              <w:top w:w="100" w:type="dxa"/>
+              <w:bottom w:w="100" w:type="dxa"/>
+              <w:left w:w="140" w:type="dxa"/>
+              <w:right w:w="140" w:type="dxa"/>
+            </w:tcMar>
+          </w:tcPr>
+          <w:p>
+            <w:pPr>
+              <w:spacing w:line="276" w:lineRule="auto" w:after="40" w:before="40"/>
+            </w:pPr>
+            <w:r>
+              <w:rPr>
+                <w:rFonts w:ascii="Times New Roman" w:hAnsi="Times New Roman" w:cs="Times New Roman" w:eastAsia="Times New Roman"/>
+                <w:color w:val="0F172A"/>
+                <w:sz w:val="21"/>
+              </w:rPr>
               <w:t>True Cost</w:t>
             </w:r>
           </w:p>
@@ -2189,9 +2409,25 @@
           <w:tcPr>
             <w:tcW w:w="2234" w:type="dxa"/>
             <w:tcBorders/>
-          </w:tcPr>
-          <w:p>
-            <w:r>
+            <w:vAlign w:val="center"/>
+            <w:shd w:fill="F8FAFC"/>
+            <w:tcMar>
+              <w:top w:w="100" w:type="dxa"/>
+              <w:bottom w:w="100" w:type="dxa"/>
+              <w:left w:w="140" w:type="dxa"/>
+              <w:right w:w="140" w:type="dxa"/>
+            </w:tcMar>
+          </w:tcPr>
+          <w:p>
+            <w:pPr>
+              <w:spacing w:line="276" w:lineRule="auto" w:after="40" w:before="40"/>
+            </w:pPr>
+            <w:r>
+              <w:rPr>
+                <w:rFonts w:ascii="Times New Roman" w:hAnsi="Times New Roman" w:cs="Times New Roman" w:eastAsia="Times New Roman"/>
+                <w:color w:val="0F172A"/>
+                <w:sz w:val="21"/>
+              </w:rPr>
               <w:t>Tổng chi phí thực tế hàng tháng = Tiền thuê gốc + Phí quản lý + Gửi xe + Điện nước + Internet.</w:t>
             </w:r>
           </w:p>
@@ -2200,23 +2436,58 @@
           <w:tcPr>
             <w:tcW w:w="2296" w:type="dxa"/>
             <w:tcBorders/>
-          </w:tcPr>
-          <w:p>
-            <w:r>
-              <w:t>Nghiệp vụ cốt lưỡii</w:t>
+            <w:vAlign w:val="center"/>
+            <w:shd w:fill="F8FAFC"/>
+            <w:tcMar>
+              <w:top w:w="100" w:type="dxa"/>
+              <w:bottom w:w="100" w:type="dxa"/>
+              <w:left w:w="140" w:type="dxa"/>
+              <w:right w:w="140" w:type="dxa"/>
+            </w:tcMar>
+          </w:tcPr>
+          <w:p>
+            <w:pPr>
+              <w:spacing w:line="276" w:lineRule="auto" w:after="40" w:before="40"/>
+            </w:pPr>
+            <w:r>
+              <w:rPr>
+                <w:rFonts w:ascii="Times New Roman" w:hAnsi="Times New Roman" w:cs="Times New Roman" w:eastAsia="Times New Roman"/>
+                <w:color w:val="0F172A"/>
+                <w:sz w:val="21"/>
+              </w:rPr>
+              <w:t>Nghiệp vụ cốt lõi</w:t>
             </w:r>
           </w:p>
         </w:tc>
       </w:tr>
       <w:tr>
-        <w:trPr/>
+        <w:trPr>
+          <w:cantSplit/>
+        </w:trPr>
         <w:tc>
           <w:tcPr>
             <w:tcW w:w="707" w:type="dxa"/>
             <w:tcBorders/>
-          </w:tcPr>
-          <w:p>
-            <w:r>
+            <w:vAlign w:val="center"/>
+            <w:shd w:fill="FFFFFF"/>
+            <w:tcMar>
+              <w:top w:w="100" w:type="dxa"/>
+              <w:bottom w:w="100" w:type="dxa"/>
+              <w:left w:w="140" w:type="dxa"/>
+              <w:right w:w="140" w:type="dxa"/>
+            </w:tcMar>
+          </w:tcPr>
+          <w:p>
+            <w:pPr>
+              <w:spacing w:line="276" w:lineRule="auto" w:after="40" w:before="40"/>
+              <w:jc w:val="center"/>
+            </w:pPr>
+            <w:r>
+              <w:rPr>
+                <w:rFonts w:ascii="Times New Roman" w:hAnsi="Times New Roman" w:cs="Times New Roman" w:eastAsia="Times New Roman"/>
+                <w:color w:val="0F172A"/>
+                <w:sz w:val="21"/>
+              </w:rPr>
               <w:t>3</w:t>
             </w:r>
           </w:p>
@@ -2225,9 +2496,25 @@
           <w:tcPr>
             <w:tcW w:w="3824" w:type="dxa"/>
             <w:tcBorders/>
-          </w:tcPr>
-          <w:p>
-            <w:r>
+            <w:vAlign w:val="center"/>
+            <w:shd w:fill="FFFFFF"/>
+            <w:tcMar>
+              <w:top w:w="100" w:type="dxa"/>
+              <w:bottom w:w="100" w:type="dxa"/>
+              <w:left w:w="140" w:type="dxa"/>
+              <w:right w:w="140" w:type="dxa"/>
+            </w:tcMar>
+          </w:tcPr>
+          <w:p>
+            <w:pPr>
+              <w:spacing w:line="276" w:lineRule="auto" w:after="40" w:before="40"/>
+            </w:pPr>
+            <w:r>
+              <w:rPr>
+                <w:rFonts w:ascii="Times New Roman" w:hAnsi="Times New Roman" w:cs="Times New Roman" w:eastAsia="Times New Roman"/>
+                <w:color w:val="0F172A"/>
+                <w:sz w:val="21"/>
+              </w:rPr>
               <w:t>PCCC (QCVN 06)</w:t>
             </w:r>
           </w:p>
@@ -2236,9 +2523,25 @@
           <w:tcPr>
             <w:tcW w:w="2234" w:type="dxa"/>
             <w:tcBorders/>
-          </w:tcPr>
-          <w:p>
-            <w:r>
+            <w:vAlign w:val="center"/>
+            <w:shd w:fill="FFFFFF"/>
+            <w:tcMar>
+              <w:top w:w="100" w:type="dxa"/>
+              <w:bottom w:w="100" w:type="dxa"/>
+              <w:left w:w="140" w:type="dxa"/>
+              <w:right w:w="140" w:type="dxa"/>
+            </w:tcMar>
+          </w:tcPr>
+          <w:p>
+            <w:pPr>
+              <w:spacing w:line="276" w:lineRule="auto" w:after="40" w:before="40"/>
+            </w:pPr>
+            <w:r>
+              <w:rPr>
+                <w:rFonts w:ascii="Times New Roman" w:hAnsi="Times New Roman" w:cs="Times New Roman" w:eastAsia="Times New Roman"/>
+                <w:color w:val="0F172A"/>
+                <w:sz w:val="21"/>
+              </w:rPr>
               <w:t>Quy chuẩn kỹ thuật quốc gia về an toàn cháy cho nhà và công trình (QCVN 06:2022/BXD).</w:t>
             </w:r>
           </w:p>
@@ -2247,21 +2550,57 @@
           <w:tcPr>
             <w:tcW w:w="2296" w:type="dxa"/>
             <w:tcBorders/>
-          </w:tcPr>
-          <w:p>
-            <w:r>
+            <w:vAlign w:val="center"/>
+            <w:shd w:fill="FFFFFF"/>
+            <w:tcMar>
+              <w:top w:w="100" w:type="dxa"/>
+              <w:bottom w:w="100" w:type="dxa"/>
+              <w:left w:w="140" w:type="dxa"/>
+              <w:right w:w="140" w:type="dxa"/>
+            </w:tcMar>
+          </w:tcPr>
+          <w:p>
+            <w:pPr>
+              <w:spacing w:line="276" w:lineRule="auto" w:after="40" w:before="40"/>
+            </w:pPr>
+            <w:r>
+              <w:rPr>
+                <w:rFonts w:ascii="Times New Roman" w:hAnsi="Times New Roman" w:cs="Times New Roman" w:eastAsia="Times New Roman"/>
+                <w:color w:val="0F172A"/>
+                <w:sz w:val="21"/>
+              </w:rPr>
               <w:t>Quy chuẩn an toàn</w:t>
             </w:r>
           </w:p>
         </w:tc>
       </w:tr>
       <w:tr>
+        <w:trPr>
+          <w:cantSplit/>
+        </w:trPr>
         <w:tc>
           <w:tcPr>
             <w:tcW w:type="dxa" w:w="707"/>
-          </w:tcPr>
-          <w:p>
-            <w:r>
+            <w:vAlign w:val="center"/>
+            <w:shd w:fill="F8FAFC"/>
+            <w:tcMar>
+              <w:top w:w="100" w:type="dxa"/>
+              <w:bottom w:w="100" w:type="dxa"/>
+              <w:left w:w="140" w:type="dxa"/>
+              <w:right w:w="140" w:type="dxa"/>
+            </w:tcMar>
+          </w:tcPr>
+          <w:p>
+            <w:pPr>
+              <w:spacing w:line="276" w:lineRule="auto" w:after="40" w:before="40"/>
+              <w:jc w:val="center"/>
+            </w:pPr>
+            <w:r>
+              <w:rPr>
+                <w:rFonts w:ascii="Times New Roman" w:hAnsi="Times New Roman" w:cs="Times New Roman" w:eastAsia="Times New Roman"/>
+                <w:color w:val="0F172A"/>
+                <w:sz w:val="21"/>
+              </w:rPr>
               <w:t>4</w:t>
             </w:r>
           </w:p>
@@ -2269,9 +2608,25 @@
         <w:tc>
           <w:tcPr>
             <w:tcW w:type="dxa" w:w="3824"/>
-          </w:tcPr>
-          <w:p>
-            <w:r>
+            <w:vAlign w:val="center"/>
+            <w:shd w:fill="F8FAFC"/>
+            <w:tcMar>
+              <w:top w:w="100" w:type="dxa"/>
+              <w:bottom w:w="100" w:type="dxa"/>
+              <w:left w:w="140" w:type="dxa"/>
+              <w:right w:w="140" w:type="dxa"/>
+            </w:tcMar>
+          </w:tcPr>
+          <w:p>
+            <w:pPr>
+              <w:spacing w:line="276" w:lineRule="auto" w:after="40" w:before="40"/>
+            </w:pPr>
+            <w:r>
+              <w:rPr>
+                <w:rFonts w:ascii="Times New Roman" w:hAnsi="Times New Roman" w:cs="Times New Roman" w:eastAsia="Times New Roman"/>
+                <w:color w:val="0F172A"/>
+                <w:sz w:val="21"/>
+              </w:rPr>
               <w:t>Escrow</w:t>
             </w:r>
           </w:p>
@@ -2279,9 +2634,25 @@
         <w:tc>
           <w:tcPr>
             <w:tcW w:type="dxa" w:w="2234"/>
-          </w:tcPr>
-          <w:p>
-            <w:r>
+            <w:vAlign w:val="center"/>
+            <w:shd w:fill="F8FAFC"/>
+            <w:tcMar>
+              <w:top w:w="100" w:type="dxa"/>
+              <w:bottom w:w="100" w:type="dxa"/>
+              <w:left w:w="140" w:type="dxa"/>
+              <w:right w:w="140" w:type="dxa"/>
+            </w:tcMar>
+          </w:tcPr>
+          <w:p>
+            <w:pPr>
+              <w:spacing w:line="276" w:lineRule="auto" w:after="40" w:before="40"/>
+            </w:pPr>
+            <w:r>
+              <w:rPr>
+                <w:rFonts w:ascii="Times New Roman" w:hAnsi="Times New Roman" w:cs="Times New Roman" w:eastAsia="Times New Roman"/>
+                <w:color w:val="0F172A"/>
+                <w:sz w:val="21"/>
+              </w:rPr>
               <w:t>Cơ chế tạm giữ tiền ký quỹ bảo chứng giao dịch thông qua bên thứ ba trung gian an toàn.</w:t>
             </w:r>
           </w:p>
@@ -2289,21 +2660,57 @@
         <w:tc>
           <w:tcPr>
             <w:tcW w:type="dxa" w:w="2296"/>
-          </w:tcPr>
-          <w:p>
-            <w:r>
+            <w:vAlign w:val="center"/>
+            <w:shd w:fill="F8FAFC"/>
+            <w:tcMar>
+              <w:top w:w="100" w:type="dxa"/>
+              <w:bottom w:w="100" w:type="dxa"/>
+              <w:left w:w="140" w:type="dxa"/>
+              <w:right w:w="140" w:type="dxa"/>
+            </w:tcMar>
+          </w:tcPr>
+          <w:p>
+            <w:pPr>
+              <w:spacing w:line="276" w:lineRule="auto" w:after="40" w:before="40"/>
+            </w:pPr>
+            <w:r>
+              <w:rPr>
+                <w:rFonts w:ascii="Times New Roman" w:hAnsi="Times New Roman" w:cs="Times New Roman" w:eastAsia="Times New Roman"/>
+                <w:color w:val="0F172A"/>
+                <w:sz w:val="21"/>
+              </w:rPr>
               <w:t>Bảo vệ tiền cọc</w:t>
             </w:r>
           </w:p>
         </w:tc>
       </w:tr>
       <w:tr>
+        <w:trPr>
+          <w:cantSplit/>
+        </w:trPr>
         <w:tc>
           <w:tcPr>
             <w:tcW w:type="dxa" w:w="707"/>
-          </w:tcPr>
-          <w:p>
-            <w:r>
+            <w:vAlign w:val="center"/>
+            <w:shd w:fill="FFFFFF"/>
+            <w:tcMar>
+              <w:top w:w="100" w:type="dxa"/>
+              <w:bottom w:w="100" w:type="dxa"/>
+              <w:left w:w="140" w:type="dxa"/>
+              <w:right w:w="140" w:type="dxa"/>
+            </w:tcMar>
+          </w:tcPr>
+          <w:p>
+            <w:pPr>
+              <w:spacing w:line="276" w:lineRule="auto" w:after="40" w:before="40"/>
+              <w:jc w:val="center"/>
+            </w:pPr>
+            <w:r>
+              <w:rPr>
+                <w:rFonts w:ascii="Times New Roman" w:hAnsi="Times New Roman" w:cs="Times New Roman" w:eastAsia="Times New Roman"/>
+                <w:color w:val="0F172A"/>
+                <w:sz w:val="21"/>
+              </w:rPr>
               <w:t>5</w:t>
             </w:r>
           </w:p>
@@ -2311,9 +2718,25 @@
         <w:tc>
           <w:tcPr>
             <w:tcW w:type="dxa" w:w="3824"/>
-          </w:tcPr>
-          <w:p>
-            <w:r>
+            <w:vAlign w:val="center"/>
+            <w:shd w:fill="FFFFFF"/>
+            <w:tcMar>
+              <w:top w:w="100" w:type="dxa"/>
+              <w:bottom w:w="100" w:type="dxa"/>
+              <w:left w:w="140" w:type="dxa"/>
+              <w:right w:w="140" w:type="dxa"/>
+            </w:tcMar>
+          </w:tcPr>
+          <w:p>
+            <w:pPr>
+              <w:spacing w:line="276" w:lineRule="auto" w:after="40" w:before="40"/>
+            </w:pPr>
+            <w:r>
+              <w:rPr>
+                <w:rFonts w:ascii="Times New Roman" w:hAnsi="Times New Roman" w:cs="Times New Roman" w:eastAsia="Times New Roman"/>
+                <w:color w:val="0F172A"/>
+                <w:sz w:val="21"/>
+              </w:rPr>
               <w:t>Trust Score</w:t>
             </w:r>
           </w:p>
@@ -2321,9 +2744,25 @@
         <w:tc>
           <w:tcPr>
             <w:tcW w:type="dxa" w:w="2234"/>
-          </w:tcPr>
-          <w:p>
-            <w:r>
+            <w:vAlign w:val="center"/>
+            <w:shd w:fill="FFFFFF"/>
+            <w:tcMar>
+              <w:top w:w="100" w:type="dxa"/>
+              <w:bottom w:w="100" w:type="dxa"/>
+              <w:left w:w="140" w:type="dxa"/>
+              <w:right w:w="140" w:type="dxa"/>
+            </w:tcMar>
+          </w:tcPr>
+          <w:p>
+            <w:pPr>
+              <w:spacing w:line="276" w:lineRule="auto" w:after="40" w:before="40"/>
+            </w:pPr>
+            <w:r>
+              <w:rPr>
+                <w:rFonts w:ascii="Times New Roman" w:hAnsi="Times New Roman" w:cs="Times New Roman" w:eastAsia="Times New Roman"/>
+                <w:color w:val="0F172A"/>
+                <w:sz w:val="21"/>
+              </w:rPr>
               <w:t>Điểm tín nhiệm chủ nhà được tính toán tự động trên thang 1.0 - 5.0★ từ dữ liệu giao dịch.</w:t>
             </w:r>
           </w:p>
@@ -2331,21 +2770,57 @@
         <w:tc>
           <w:tcPr>
             <w:tcW w:type="dxa" w:w="2296"/>
-          </w:tcPr>
-          <w:p>
-            <w:r>
+            <w:vAlign w:val="center"/>
+            <w:shd w:fill="FFFFFF"/>
+            <w:tcMar>
+              <w:top w:w="100" w:type="dxa"/>
+              <w:bottom w:w="100" w:type="dxa"/>
+              <w:left w:w="140" w:type="dxa"/>
+              <w:right w:w="140" w:type="dxa"/>
+            </w:tcMar>
+          </w:tcPr>
+          <w:p>
+            <w:pPr>
+              <w:spacing w:line="276" w:lineRule="auto" w:after="40" w:before="40"/>
+            </w:pPr>
+            <w:r>
+              <w:rPr>
+                <w:rFonts w:ascii="Times New Roman" w:hAnsi="Times New Roman" w:cs="Times New Roman" w:eastAsia="Times New Roman"/>
+                <w:color w:val="0F172A"/>
+                <w:sz w:val="21"/>
+              </w:rPr>
               <w:t>Minh bạch sàn</w:t>
             </w:r>
           </w:p>
         </w:tc>
       </w:tr>
       <w:tr>
+        <w:trPr>
+          <w:cantSplit/>
+        </w:trPr>
         <w:tc>
           <w:tcPr>
             <w:tcW w:type="dxa" w:w="707"/>
-          </w:tcPr>
-          <w:p>
-            <w:r>
+            <w:vAlign w:val="center"/>
+            <w:shd w:fill="F8FAFC"/>
+            <w:tcMar>
+              <w:top w:w="100" w:type="dxa"/>
+              <w:bottom w:w="100" w:type="dxa"/>
+              <w:left w:w="140" w:type="dxa"/>
+              <w:right w:w="140" w:type="dxa"/>
+            </w:tcMar>
+          </w:tcPr>
+          <w:p>
+            <w:pPr>
+              <w:spacing w:line="276" w:lineRule="auto" w:after="40" w:before="40"/>
+              <w:jc w:val="center"/>
+            </w:pPr>
+            <w:r>
+              <w:rPr>
+                <w:rFonts w:ascii="Times New Roman" w:hAnsi="Times New Roman" w:cs="Times New Roman" w:eastAsia="Times New Roman"/>
+                <w:color w:val="0F172A"/>
+                <w:sz w:val="21"/>
+              </w:rPr>
               <w:t>6</w:t>
             </w:r>
           </w:p>
@@ -2353,9 +2828,25 @@
         <w:tc>
           <w:tcPr>
             <w:tcW w:type="dxa" w:w="3824"/>
-          </w:tcPr>
-          <w:p>
-            <w:r>
+            <w:vAlign w:val="center"/>
+            <w:shd w:fill="F8FAFC"/>
+            <w:tcMar>
+              <w:top w:w="100" w:type="dxa"/>
+              <w:bottom w:w="100" w:type="dxa"/>
+              <w:left w:w="140" w:type="dxa"/>
+              <w:right w:w="140" w:type="dxa"/>
+            </w:tcMar>
+          </w:tcPr>
+          <w:p>
+            <w:pPr>
+              <w:spacing w:line="276" w:lineRule="auto" w:after="40" w:before="40"/>
+            </w:pPr>
+            <w:r>
+              <w:rPr>
+                <w:rFonts w:ascii="Times New Roman" w:hAnsi="Times New Roman" w:cs="Times New Roman" w:eastAsia="Times New Roman"/>
+                <w:color w:val="0F172A"/>
+                <w:sz w:val="21"/>
+              </w:rPr>
               <w:t>GenAI Engine</w:t>
             </w:r>
           </w:p>
@@ -2363,9 +2854,25 @@
         <w:tc>
           <w:tcPr>
             <w:tcW w:type="dxa" w:w="2234"/>
-          </w:tcPr>
-          <w:p>
-            <w:r>
+            <w:vAlign w:val="center"/>
+            <w:shd w:fill="F8FAFC"/>
+            <w:tcMar>
+              <w:top w:w="100" w:type="dxa"/>
+              <w:bottom w:w="100" w:type="dxa"/>
+              <w:left w:w="140" w:type="dxa"/>
+              <w:right w:w="140" w:type="dxa"/>
+            </w:tcMar>
+          </w:tcPr>
+          <w:p>
+            <w:pPr>
+              <w:spacing w:line="276" w:lineRule="auto" w:after="40" w:before="40"/>
+            </w:pPr>
+            <w:r>
+              <w:rPr>
+                <w:rFonts w:ascii="Times New Roman" w:hAnsi="Times New Roman" w:cs="Times New Roman" w:eastAsia="Times New Roman"/>
+                <w:color w:val="0F172A"/>
+                <w:sz w:val="21"/>
+              </w:rPr>
               <w:t>Hệ thống trí tuệ nhân tạo tạo sinh hỗ trợ phân tích ngôn ngữ tự nhiên và thị giác máy tính.</w:t>
             </w:r>
           </w:p>
@@ -2373,9 +2880,25 @@
         <w:tc>
           <w:tcPr>
             <w:tcW w:type="dxa" w:w="2296"/>
-          </w:tcPr>
-          <w:p>
-            <w:r>
+            <w:vAlign w:val="center"/>
+            <w:shd w:fill="F8FAFC"/>
+            <w:tcMar>
+              <w:top w:w="100" w:type="dxa"/>
+              <w:bottom w:w="100" w:type="dxa"/>
+              <w:left w:w="140" w:type="dxa"/>
+              <w:right w:w="140" w:type="dxa"/>
+            </w:tcMar>
+          </w:tcPr>
+          <w:p>
+            <w:pPr>
+              <w:spacing w:line="276" w:lineRule="auto" w:after="40" w:before="40"/>
+            </w:pPr>
+            <w:r>
+              <w:rPr>
+                <w:rFonts w:ascii="Times New Roman" w:hAnsi="Times New Roman" w:cs="Times New Roman" w:eastAsia="Times New Roman"/>
+                <w:color w:val="0F172A"/>
+                <w:sz w:val="21"/>
+              </w:rPr>
               <w:t>Công nghệ AI</w:t>
             </w:r>
           </w:p>
@@ -2408,7 +2931,7 @@
     <w:p>
       <w:pPr>
         <w:pStyle w:val="Heading2"/>
-        <w:spacing w:lineRule="auto" w:line="240" w:before="0" w:after="120"/>
+        <w:spacing w:lineRule="auto" w:line="276" w:before="160" w:after="60"/>
         <w:ind w:hanging="600" w:start="600"/>
         <w:rPr>
           <w:rFonts w:ascii="Times New Roman" w:hAnsi="Times New Roman"/>
@@ -2419,8 +2942,11 @@
       <w:bookmarkStart w:id="9" w:name="_Toc236664992"/>
       <w:r>
         <w:rPr>
-          <w:rFonts w:ascii="Times New Roman" w:hAnsi="Times New Roman"/>
-          <w:sz w:val="26"/>
+          <w:rFonts w:ascii="Times New Roman" w:hAnsi="Times New Roman" w:cs="Times New Roman" w:eastAsia="Times New Roman"/>
+          <w:b/>
+          <w:i w:val="0"/>
+          <w:color w:val="0F172A"/>
+          <w:sz w:val="25"/>
           <w:szCs w:val="26"/>
         </w:rPr>
         <w:t>Tài liệu tham khảo</w:t>
@@ -2441,6 +2967,14 @@
           <w:end w:w="108" w:type="dxa"/>
         </w:tblCellMar>
         <w:tblLook w:val="01e0" w:firstRow="1" w:noVBand="0" w:lastRow="1" w:firstColumn="1" w:lastColumn="1" w:noHBand="0"/>
+        <w:tblBorders>
+          <w:top w:val="single" w:sz="4" w:space="0" w:color="CBD5E1"/>
+          <w:left w:val="single" w:sz="4" w:space="0" w:color="CBD5E1"/>
+          <w:bottom w:val="single" w:sz="4" w:space="0" w:color="CBD5E1"/>
+          <w:right w:val="single" w:sz="4" w:space="0" w:color="CBD5E1"/>
+          <w:insideH w:val="single" w:sz="4" w:space="0" w:color="CBD5E1"/>
+          <w:insideV w:val="single" w:sz="4" w:space="0" w:color="CBD5E1"/>
+        </w:tblBorders>
       </w:tblPr>
       <w:tblGrid>
         <w:gridCol w:w="707"/>
@@ -2448,16 +2982,28 @@
         <w:gridCol w:w="2316"/>
       </w:tblGrid>
       <w:tr>
-        <w:trPr/>
+        <w:trPr>
+          <w:cantSplit/>
+          <w:tblHeader/>
+        </w:trPr>
         <w:tc>
           <w:tcPr>
             <w:tcW w:w="707" w:type="dxa"/>
             <w:tcBorders/>
+            <w:vAlign w:val="center"/>
+            <w:shd w:fill="1E3A8A"/>
+            <w:tcMar>
+              <w:top w:w="100" w:type="dxa"/>
+              <w:bottom w:w="100" w:type="dxa"/>
+              <w:left w:w="140" w:type="dxa"/>
+              <w:right w:w="140" w:type="dxa"/>
+            </w:tcMar>
           </w:tcPr>
           <w:p>
             <w:pPr>
               <w:pStyle w:val="StyleTabletextBoldCentered"/>
-              <w:spacing w:lineRule="auto" w:line="240" w:before="0" w:after="120"/>
+              <w:spacing w:lineRule="auto" w:line="276" w:before="40" w:after="40"/>
+              <w:jc w:val="center"/>
               <w:rPr>
                 <w:rFonts w:ascii="Times New Roman" w:hAnsi="Times New Roman"/>
                 <w:sz w:val="26"/>
@@ -2466,9 +3012,12 @@
             </w:pPr>
             <w:r>
               <w:rPr>
-                <w:rFonts w:ascii="Times New Roman" w:hAnsi="Times New Roman"/>
+                <w:rFonts w:ascii="Times New Roman" w:hAnsi="Times New Roman" w:cs="Times New Roman" w:eastAsia="Times New Roman"/>
+                <w:b/>
+                <w:i w:val="0"/>
+                <w:color w:val="FFFFFF"/>
                 <w:kern w:val="0"/>
-                <w:sz w:val="26"/>
+                <w:sz w:val="21"/>
                 <w:szCs w:val="26"/>
                 <w:lang w:val="en-US" w:eastAsia="en-US" w:bidi="ar-SA"/>
               </w:rPr>
@@ -2480,11 +3029,20 @@
           <w:tcPr>
             <w:tcW w:w="6038" w:type="dxa"/>
             <w:tcBorders/>
+            <w:vAlign w:val="center"/>
+            <w:shd w:fill="1E3A8A"/>
+            <w:tcMar>
+              <w:top w:w="100" w:type="dxa"/>
+              <w:bottom w:w="100" w:type="dxa"/>
+              <w:left w:w="140" w:type="dxa"/>
+              <w:right w:w="140" w:type="dxa"/>
+            </w:tcMar>
           </w:tcPr>
           <w:p>
             <w:pPr>
               <w:pStyle w:val="StyleTabletextBoldCentered"/>
-              <w:spacing w:lineRule="auto" w:line="240" w:before="0" w:after="120"/>
+              <w:spacing w:lineRule="auto" w:line="276" w:before="40" w:after="40"/>
+              <w:jc w:val="center"/>
               <w:rPr>
                 <w:rFonts w:ascii="Times New Roman" w:hAnsi="Times New Roman"/>
                 <w:sz w:val="26"/>
@@ -2493,9 +3051,12 @@
             </w:pPr>
             <w:r>
               <w:rPr>
-                <w:rFonts w:ascii="Times New Roman" w:hAnsi="Times New Roman"/>
+                <w:rFonts w:ascii="Times New Roman" w:hAnsi="Times New Roman" w:cs="Times New Roman" w:eastAsia="Times New Roman"/>
+                <w:b/>
+                <w:i w:val="0"/>
+                <w:color w:val="FFFFFF"/>
                 <w:kern w:val="0"/>
-                <w:sz w:val="26"/>
+                <w:sz w:val="21"/>
                 <w:szCs w:val="26"/>
                 <w:lang w:val="en-US" w:eastAsia="en-US" w:bidi="ar-SA"/>
               </w:rPr>
@@ -2507,11 +3068,20 @@
           <w:tcPr>
             <w:tcW w:w="2316" w:type="dxa"/>
             <w:tcBorders/>
+            <w:vAlign w:val="center"/>
+            <w:shd w:fill="1E3A8A"/>
+            <w:tcMar>
+              <w:top w:w="100" w:type="dxa"/>
+              <w:bottom w:w="100" w:type="dxa"/>
+              <w:left w:w="140" w:type="dxa"/>
+              <w:right w:w="140" w:type="dxa"/>
+            </w:tcMar>
           </w:tcPr>
           <w:p>
             <w:pPr>
               <w:pStyle w:val="StyleTabletextBoldCentered"/>
-              <w:spacing w:lineRule="auto" w:line="240" w:before="0" w:after="120"/>
+              <w:spacing w:lineRule="auto" w:line="276" w:before="40" w:after="40"/>
+              <w:jc w:val="center"/>
               <w:rPr>
                 <w:rFonts w:ascii="Times New Roman" w:hAnsi="Times New Roman"/>
                 <w:sz w:val="26"/>
@@ -2520,9 +3090,12 @@
             </w:pPr>
             <w:r>
               <w:rPr>
-                <w:rFonts w:ascii="Times New Roman" w:hAnsi="Times New Roman"/>
+                <w:rFonts w:ascii="Times New Roman" w:hAnsi="Times New Roman" w:cs="Times New Roman" w:eastAsia="Times New Roman"/>
+                <w:b/>
+                <w:i w:val="0"/>
+                <w:color w:val="FFFFFF"/>
                 <w:kern w:val="0"/>
-                <w:sz w:val="26"/>
+                <w:sz w:val="21"/>
                 <w:szCs w:val="26"/>
                 <w:lang w:val="en-US" w:eastAsia="en-US" w:bidi="ar-SA"/>
               </w:rPr>
@@ -2532,14 +3105,33 @@
         </w:tc>
       </w:tr>
       <w:tr>
-        <w:trPr/>
+        <w:trPr>
+          <w:cantSplit/>
+        </w:trPr>
         <w:tc>
           <w:tcPr>
             <w:tcW w:w="707" w:type="dxa"/>
             <w:tcBorders/>
-          </w:tcPr>
-          <w:p>
-            <w:r>
+            <w:vAlign w:val="center"/>
+            <w:shd w:fill="FFFFFF"/>
+            <w:tcMar>
+              <w:top w:w="100" w:type="dxa"/>
+              <w:bottom w:w="100" w:type="dxa"/>
+              <w:left w:w="140" w:type="dxa"/>
+              <w:right w:w="140" w:type="dxa"/>
+            </w:tcMar>
+          </w:tcPr>
+          <w:p>
+            <w:pPr>
+              <w:spacing w:line="276" w:lineRule="auto" w:after="40" w:before="40"/>
+              <w:jc w:val="center"/>
+            </w:pPr>
+            <w:r>
+              <w:rPr>
+                <w:rFonts w:ascii="Times New Roman" w:hAnsi="Times New Roman" w:cs="Times New Roman" w:eastAsia="Times New Roman"/>
+                <w:color w:val="0F172A"/>
+                <w:sz w:val="21"/>
+              </w:rPr>
               <w:t>1</w:t>
             </w:r>
           </w:p>
@@ -2548,9 +3140,26 @@
           <w:tcPr>
             <w:tcW w:w="6038" w:type="dxa"/>
             <w:tcBorders/>
-          </w:tcPr>
-          <w:p>
-            <w:r>
+            <w:vAlign w:val="center"/>
+            <w:shd w:fill="FFFFFF"/>
+            <w:tcMar>
+              <w:top w:w="100" w:type="dxa"/>
+              <w:bottom w:w="100" w:type="dxa"/>
+              <w:left w:w="140" w:type="dxa"/>
+              <w:right w:w="140" w:type="dxa"/>
+            </w:tcMar>
+          </w:tcPr>
+          <w:p>
+            <w:pPr>
+              <w:spacing w:line="276" w:lineRule="auto" w:after="40" w:before="40"/>
+              <w:jc w:val="center"/>
+            </w:pPr>
+            <w:r>
+              <w:rPr>
+                <w:rFonts w:ascii="Times New Roman" w:hAnsi="Times New Roman" w:cs="Times New Roman" w:eastAsia="Times New Roman"/>
+                <w:color w:val="0F172A"/>
+                <w:sz w:val="21"/>
+              </w:rPr>
               <w:t>Tài liệu Kế hoạch Phát triển Dự án 9 Tuần (01_project-plan.docx)</w:t>
             </w:r>
           </w:p>
@@ -2559,23 +3168,58 @@
           <w:tcPr>
             <w:tcW w:w="2316" w:type="dxa"/>
             <w:tcBorders/>
-          </w:tcPr>
-          <w:p>
-            <w:r>
+            <w:vAlign w:val="center"/>
+            <w:shd w:fill="FFFFFF"/>
+            <w:tcMar>
+              <w:top w:w="100" w:type="dxa"/>
+              <w:bottom w:w="100" w:type="dxa"/>
+              <w:left w:w="140" w:type="dxa"/>
+              <w:right w:w="140" w:type="dxa"/>
+            </w:tcMar>
+          </w:tcPr>
+          <w:p>
+            <w:pPr>
+              <w:spacing w:line="276" w:lineRule="auto" w:after="40" w:before="40"/>
+            </w:pPr>
+            <w:r>
+              <w:rPr>
+                <w:rFonts w:ascii="Times New Roman" w:hAnsi="Times New Roman" w:cs="Times New Roman" w:eastAsia="Times New Roman"/>
+                <w:color w:val="0F172A"/>
+                <w:sz w:val="21"/>
+              </w:rPr>
               <w:t>Nhóm sinh viên thực hiện</w:t>
             </w:r>
           </w:p>
         </w:tc>
       </w:tr>
       <w:tr>
-        <w:trPr/>
+        <w:trPr>
+          <w:cantSplit/>
+        </w:trPr>
         <w:tc>
           <w:tcPr>
             <w:tcW w:w="707" w:type="dxa"/>
             <w:tcBorders/>
-          </w:tcPr>
-          <w:p>
-            <w:r>
+            <w:vAlign w:val="center"/>
+            <w:shd w:fill="F8FAFC"/>
+            <w:tcMar>
+              <w:top w:w="100" w:type="dxa"/>
+              <w:bottom w:w="100" w:type="dxa"/>
+              <w:left w:w="140" w:type="dxa"/>
+              <w:right w:w="140" w:type="dxa"/>
+            </w:tcMar>
+          </w:tcPr>
+          <w:p>
+            <w:pPr>
+              <w:spacing w:line="276" w:lineRule="auto" w:after="40" w:before="40"/>
+              <w:jc w:val="center"/>
+            </w:pPr>
+            <w:r>
+              <w:rPr>
+                <w:rFonts w:ascii="Times New Roman" w:hAnsi="Times New Roman" w:cs="Times New Roman" w:eastAsia="Times New Roman"/>
+                <w:color w:val="0F172A"/>
+                <w:sz w:val="21"/>
+              </w:rPr>
               <w:t>2</w:t>
             </w:r>
           </w:p>
@@ -2584,9 +3228,25 @@
           <w:tcPr>
             <w:tcW w:w="6038" w:type="dxa"/>
             <w:tcBorders/>
-          </w:tcPr>
-          <w:p>
-            <w:r>
+            <w:vAlign w:val="center"/>
+            <w:shd w:fill="F8FAFC"/>
+            <w:tcMar>
+              <w:top w:w="100" w:type="dxa"/>
+              <w:bottom w:w="100" w:type="dxa"/>
+              <w:left w:w="140" w:type="dxa"/>
+              <w:right w:w="140" w:type="dxa"/>
+            </w:tcMar>
+          </w:tcPr>
+          <w:p>
+            <w:pPr>
+              <w:spacing w:line="276" w:lineRule="auto" w:after="40" w:before="40"/>
+            </w:pPr>
+            <w:r>
+              <w:rPr>
+                <w:rFonts w:ascii="Times New Roman" w:hAnsi="Times New Roman" w:cs="Times New Roman" w:eastAsia="Times New Roman"/>
+                <w:color w:val="0F172A"/>
+                <w:sz w:val="21"/>
+              </w:rPr>
               <w:t>Tài liệu Thu thập và Khảo sát Yêu cầu Phần mềm (02_requirements-qa.docx)</w:t>
             </w:r>
           </w:p>
@@ -2595,23 +3255,58 @@
           <w:tcPr>
             <w:tcW w:w="2316" w:type="dxa"/>
             <w:tcBorders/>
-          </w:tcPr>
-          <w:p>
-            <w:r>
+            <w:vAlign w:val="center"/>
+            <w:shd w:fill="F8FAFC"/>
+            <w:tcMar>
+              <w:top w:w="100" w:type="dxa"/>
+              <w:bottom w:w="100" w:type="dxa"/>
+              <w:left w:w="140" w:type="dxa"/>
+              <w:right w:w="140" w:type="dxa"/>
+            </w:tcMar>
+          </w:tcPr>
+          <w:p>
+            <w:pPr>
+              <w:spacing w:line="276" w:lineRule="auto" w:after="40" w:before="40"/>
+            </w:pPr>
+            <w:r>
+              <w:rPr>
+                <w:rFonts w:ascii="Times New Roman" w:hAnsi="Times New Roman" w:cs="Times New Roman" w:eastAsia="Times New Roman"/>
+                <w:color w:val="0F172A"/>
+                <w:sz w:val="21"/>
+              </w:rPr>
               <w:t>Nhóm sinh viên thực hiện</w:t>
             </w:r>
           </w:p>
         </w:tc>
       </w:tr>
       <w:tr>
-        <w:trPr/>
+        <w:trPr>
+          <w:cantSplit/>
+        </w:trPr>
         <w:tc>
           <w:tcPr>
             <w:tcW w:w="707" w:type="dxa"/>
             <w:tcBorders/>
-          </w:tcPr>
-          <w:p>
-            <w:r>
+            <w:vAlign w:val="center"/>
+            <w:shd w:fill="FFFFFF"/>
+            <w:tcMar>
+              <w:top w:w="100" w:type="dxa"/>
+              <w:bottom w:w="100" w:type="dxa"/>
+              <w:left w:w="140" w:type="dxa"/>
+              <w:right w:w="140" w:type="dxa"/>
+            </w:tcMar>
+          </w:tcPr>
+          <w:p>
+            <w:pPr>
+              <w:spacing w:line="276" w:lineRule="auto" w:after="40" w:before="40"/>
+              <w:jc w:val="center"/>
+            </w:pPr>
+            <w:r>
+              <w:rPr>
+                <w:rFonts w:ascii="Times New Roman" w:hAnsi="Times New Roman" w:cs="Times New Roman" w:eastAsia="Times New Roman"/>
+                <w:color w:val="0F172A"/>
+                <w:sz w:val="21"/>
+              </w:rPr>
               <w:t>3</w:t>
             </w:r>
           </w:p>
@@ -2620,9 +3315,25 @@
           <w:tcPr>
             <w:tcW w:w="6038" w:type="dxa"/>
             <w:tcBorders/>
-          </w:tcPr>
-          <w:p>
-            <w:r>
+            <w:vAlign w:val="center"/>
+            <w:shd w:fill="FFFFFF"/>
+            <w:tcMar>
+              <w:top w:w="100" w:type="dxa"/>
+              <w:bottom w:w="100" w:type="dxa"/>
+              <w:left w:w="140" w:type="dxa"/>
+              <w:right w:w="140" w:type="dxa"/>
+            </w:tcMar>
+          </w:tcPr>
+          <w:p>
+            <w:pPr>
+              <w:spacing w:line="276" w:lineRule="auto" w:after="40" w:before="40"/>
+            </w:pPr>
+            <w:r>
+              <w:rPr>
+                <w:rFonts w:ascii="Times New Roman" w:hAnsi="Times New Roman" w:cs="Times New Roman" w:eastAsia="Times New Roman"/>
+                <w:color w:val="0F172A"/>
+                <w:sz w:val="21"/>
+              </w:rPr>
               <w:t>Quy chuẩn Kỹ thuật Quốc gia về An toàn Cháy (QCVN 06:2022/BXD)</w:t>
             </w:r>
           </w:p>
@@ -2631,21 +3342,57 @@
           <w:tcPr>
             <w:tcW w:w="2316" w:type="dxa"/>
             <w:tcBorders/>
-          </w:tcPr>
-          <w:p>
-            <w:r>
+            <w:vAlign w:val="center"/>
+            <w:shd w:fill="FFFFFF"/>
+            <w:tcMar>
+              <w:top w:w="100" w:type="dxa"/>
+              <w:bottom w:w="100" w:type="dxa"/>
+              <w:left w:w="140" w:type="dxa"/>
+              <w:right w:w="140" w:type="dxa"/>
+            </w:tcMar>
+          </w:tcPr>
+          <w:p>
+            <w:pPr>
+              <w:spacing w:line="276" w:lineRule="auto" w:after="40" w:before="40"/>
+            </w:pPr>
+            <w:r>
+              <w:rPr>
+                <w:rFonts w:ascii="Times New Roman" w:hAnsi="Times New Roman" w:cs="Times New Roman" w:eastAsia="Times New Roman"/>
+                <w:color w:val="0F172A"/>
+                <w:sz w:val="21"/>
+              </w:rPr>
               <w:t>Bộ Xây Dựng ban hành</w:t>
             </w:r>
           </w:p>
         </w:tc>
       </w:tr>
       <w:tr>
+        <w:trPr>
+          <w:cantSplit/>
+        </w:trPr>
         <w:tc>
           <w:tcPr>
             <w:tcW w:type="dxa" w:w="707"/>
-          </w:tcPr>
-          <w:p>
-            <w:r>
+            <w:vAlign w:val="center"/>
+            <w:shd w:fill="F8FAFC"/>
+            <w:tcMar>
+              <w:top w:w="100" w:type="dxa"/>
+              <w:bottom w:w="100" w:type="dxa"/>
+              <w:left w:w="140" w:type="dxa"/>
+              <w:right w:w="140" w:type="dxa"/>
+            </w:tcMar>
+          </w:tcPr>
+          <w:p>
+            <w:pPr>
+              <w:spacing w:line="276" w:lineRule="auto" w:after="40" w:before="40"/>
+              <w:jc w:val="center"/>
+            </w:pPr>
+            <w:r>
+              <w:rPr>
+                <w:rFonts w:ascii="Times New Roman" w:hAnsi="Times New Roman" w:cs="Times New Roman" w:eastAsia="Times New Roman"/>
+                <w:color w:val="0F172A"/>
+                <w:sz w:val="21"/>
+              </w:rPr>
               <w:t>4</w:t>
             </w:r>
           </w:p>
@@ -2653,9 +3400,25 @@
         <w:tc>
           <w:tcPr>
             <w:tcW w:type="dxa" w:w="6038"/>
-          </w:tcPr>
-          <w:p>
-            <w:r>
+            <w:vAlign w:val="center"/>
+            <w:shd w:fill="F8FAFC"/>
+            <w:tcMar>
+              <w:top w:w="100" w:type="dxa"/>
+              <w:bottom w:w="100" w:type="dxa"/>
+              <w:left w:w="140" w:type="dxa"/>
+              <w:right w:w="140" w:type="dxa"/>
+            </w:tcMar>
+          </w:tcPr>
+          <w:p>
+            <w:pPr>
+              <w:spacing w:line="276" w:lineRule="auto" w:after="40" w:before="40"/>
+            </w:pPr>
+            <w:r>
+              <w:rPr>
+                <w:rFonts w:ascii="Times New Roman" w:hAnsi="Times New Roman" w:cs="Times New Roman" w:eastAsia="Times New Roman"/>
+                <w:color w:val="0F172A"/>
+                <w:sz w:val="21"/>
+              </w:rPr>
               <w:t>Nghiên cứu Sản phẩm HAVEN PropTech Suite (Part 1, 2, 3)</w:t>
             </w:r>
           </w:p>
@@ -2663,9 +3426,25 @@
         <w:tc>
           <w:tcPr>
             <w:tcW w:type="dxa" w:w="2316"/>
-          </w:tcPr>
-          <w:p>
-            <w:r>
+            <w:vAlign w:val="center"/>
+            <w:shd w:fill="F8FAFC"/>
+            <w:tcMar>
+              <w:top w:w="100" w:type="dxa"/>
+              <w:bottom w:w="100" w:type="dxa"/>
+              <w:left w:w="140" w:type="dxa"/>
+              <w:right w:w="140" w:type="dxa"/>
+            </w:tcMar>
+          </w:tcPr>
+          <w:p>
+            <w:pPr>
+              <w:spacing w:line="276" w:lineRule="auto" w:after="40" w:before="40"/>
+            </w:pPr>
+            <w:r>
+              <w:rPr>
+                <w:rFonts w:ascii="Times New Roman" w:hAnsi="Times New Roman" w:cs="Times New Roman" w:eastAsia="Times New Roman"/>
+                <w:color w:val="0F172A"/>
+                <w:sz w:val="21"/>
+              </w:rPr>
               <w:t>Kiến trúc sư hệ thống</w:t>
             </w:r>
           </w:p>
@@ -2696,7 +3475,7 @@
     <w:p>
       <w:pPr>
         <w:pStyle w:val="Heading1"/>
-        <w:spacing w:lineRule="auto" w:line="240" w:before="0" w:after="120"/>
+        <w:spacing w:lineRule="auto" w:line="276" w:before="240" w:after="80"/>
         <w:ind w:hanging="480" w:start="480"/>
         <w:rPr>
           <w:rFonts w:ascii="Times New Roman" w:hAnsi="Times New Roman"/>
@@ -2709,9 +3488,11 @@
       <w:bookmarkStart w:id="11" w:name="_Toc207611050"/>
       <w:r>
         <w:rPr>
-          <w:rFonts w:ascii="Times New Roman" w:hAnsi="Times New Roman"/>
+          <w:rFonts w:ascii="Times New Roman" w:hAnsi="Times New Roman" w:cs="Times New Roman" w:eastAsia="Times New Roman"/>
           <w:b/>
-          <w:sz w:val="26"/>
+          <w:i w:val="0"/>
+          <w:color w:val="1E3A8A"/>
+          <w:sz w:val="28"/>
           <w:szCs w:val="26"/>
         </w:rPr>
         <w:t xml:space="preserve">MÔ TẢ TỔNG QUAN </w:t>
@@ -2719,9 +3500,11 @@
       <w:bookmarkEnd w:id="11"/>
       <w:r>
         <w:rPr>
-          <w:rFonts w:ascii="Times New Roman" w:hAnsi="Times New Roman"/>
+          <w:rFonts w:ascii="Times New Roman" w:hAnsi="Times New Roman" w:cs="Times New Roman" w:eastAsia="Times New Roman"/>
           <w:b/>
-          <w:sz w:val="26"/>
+          <w:i w:val="0"/>
+          <w:color w:val="1E3A8A"/>
+          <w:sz w:val="28"/>
           <w:szCs w:val="26"/>
         </w:rPr>
         <w:t>ỨNG DỤNG</w:t>
@@ -2731,7 +3514,7 @@
     <w:p>
       <w:pPr>
         <w:pStyle w:val="Heading2"/>
-        <w:spacing w:lineRule="auto" w:line="240" w:before="0" w:after="120"/>
+        <w:spacing w:lineRule="auto" w:line="276" w:before="160" w:after="60"/>
         <w:ind w:hanging="600" w:start="600"/>
         <w:rPr>
           <w:rFonts w:ascii="Times New Roman" w:hAnsi="Times New Roman"/>
@@ -2743,8 +3526,11 @@
       <w:bookmarkStart w:id="13" w:name="_Toc207611051"/>
       <w:r>
         <w:rPr>
-          <w:rFonts w:ascii="Times New Roman" w:hAnsi="Times New Roman"/>
-          <w:sz w:val="26"/>
+          <w:rFonts w:ascii="Times New Roman" w:hAnsi="Times New Roman" w:cs="Times New Roman" w:eastAsia="Times New Roman"/>
+          <w:b/>
+          <w:i w:val="0"/>
+          <w:color w:val="0F172A"/>
+          <w:sz w:val="25"/>
           <w:szCs w:val="26"/>
         </w:rPr>
         <w:t>Mô hình Use case</w:t>
@@ -2753,8 +3539,11 @@
       <w:bookmarkEnd w:id="13"/>
       <w:r>
         <w:rPr>
-          <w:rFonts w:ascii="Times New Roman" w:hAnsi="Times New Roman"/>
-          <w:sz w:val="26"/>
+          <w:rFonts w:ascii="Times New Roman" w:hAnsi="Times New Roman" w:cs="Times New Roman" w:eastAsia="Times New Roman"/>
+          <w:b/>
+          <w:i w:val="0"/>
+          <w:color w:val="0F172A"/>
+          <w:sz w:val="25"/>
           <w:szCs w:val="26"/>
         </w:rPr>
         <w:t xml:space="preserve"> </w:t>
@@ -2763,7 +3552,7 @@
     <w:p>
       <w:pPr>
         <w:pStyle w:val="Normal"/>
-        <w:spacing w:lineRule="auto" w:line="240" w:before="0" w:after="120"/>
+        <w:spacing w:lineRule="auto" w:line="276" w:before="0" w:after="80"/>
         <w:ind w:start="600"/>
         <w:rPr>
           <w:rFonts w:ascii="Times New Roman" w:hAnsi="Times New Roman" w:cs="Times New Roman"/>
@@ -2774,6 +3563,11 @@
         </w:rPr>
       </w:pPr>
       <w:r>
+        <w:rPr>
+          <w:rFonts w:ascii="Times New Roman" w:hAnsi="Times New Roman" w:cs="Times New Roman" w:eastAsia="Times New Roman"/>
+          <w:color w:val="0F172A"/>
+          <w:sz w:val="24"/>
+        </w:rPr>
         <w:t>Mô hình Use Case tổng quát của hệ thống HAVEN thể hiện mối quan hệ tương tác giữa 5 Tác nhân chính (Người Thuê, Chủ Nhà, Cư Dân, Quản Trị Viên, Dịch Vụ GenAI) với 12 Use Case cốt lõi: UC001 Tìm kiếm True Cost &amp; Bản Đồ, UC002 AI Housing Advisor, UC003 So Sánh Radar, UC004 Chat Smart Chips &amp; Đặt Lịch, UC005 Ký Hợp Đồng &amp; Cọc Escrow, UC006 Bàn Giao 15 Mục, UC007 Cẩm Nang &amp; Commute, UC008 Virtual Tour 360, UC009 Smart Listing AI, UC010 Quản Lý Căn Hộ &amp; Thu Tiền, UC011 Quản Trị Sàn &amp; Duyệt Tin, UC012 IoT Smart Home &amp; Yêu Cầu Sửa Chữa.</w:t>
       </w:r>
     </w:p>
@@ -2803,7 +3597,7 @@
     <w:p>
       <w:pPr>
         <w:pStyle w:val="Heading2"/>
-        <w:spacing w:lineRule="auto" w:line="240" w:before="0" w:after="120"/>
+        <w:spacing w:lineRule="auto" w:line="276" w:before="160" w:after="60"/>
         <w:ind w:hanging="600" w:start="600"/>
         <w:rPr>
           <w:rFonts w:ascii="Times New Roman" w:hAnsi="Times New Roman"/>
@@ -2815,8 +3609,11 @@
       <w:bookmarkStart w:id="15" w:name="_Toc207611052"/>
       <w:r>
         <w:rPr>
-          <w:rFonts w:ascii="Times New Roman" w:hAnsi="Times New Roman"/>
-          <w:sz w:val="26"/>
+          <w:rFonts w:ascii="Times New Roman" w:hAnsi="Times New Roman" w:cs="Times New Roman" w:eastAsia="Times New Roman"/>
+          <w:b/>
+          <w:i w:val="0"/>
+          <w:color w:val="0F172A"/>
+          <w:sz w:val="25"/>
           <w:szCs w:val="26"/>
         </w:rPr>
         <w:t>Danh sách các tác nhân và mô tả</w:t>
@@ -2827,7 +3624,7 @@
     <w:p>
       <w:pPr>
         <w:pStyle w:val="Normal"/>
-        <w:spacing w:lineRule="auto" w:line="240" w:before="0" w:after="120"/>
+        <w:spacing w:lineRule="auto" w:line="276" w:before="0" w:after="80"/>
         <w:ind w:start="600"/>
         <w:rPr>
           <w:rFonts w:ascii="Times New Roman" w:hAnsi="Times New Roman" w:cs="Times New Roman"/>
@@ -2838,6 +3635,11 @@
         </w:rPr>
       </w:pPr>
       <w:r>
+        <w:rPr>
+          <w:rFonts w:ascii="Times New Roman" w:hAnsi="Times New Roman" w:cs="Times New Roman" w:eastAsia="Times New Roman"/>
+          <w:color w:val="0F172A"/>
+          <w:sz w:val="24"/>
+        </w:rPr>
         <w:t>Hệ thống HAVEN phân định rõ quyền hạn và vai trò của 5 tác nhân chính tham gia tương tác với nền tảng (Chi tiết xem Bảng 3 bên dưới).</w:t>
       </w:r>
     </w:p>
@@ -2855,6 +3657,14 @@
           <w:end w:w="108" w:type="dxa"/>
         </w:tblCellMar>
         <w:tblLook w:val="01e0" w:firstRow="1" w:noVBand="0" w:lastRow="1" w:firstColumn="1" w:lastColumn="1" w:noHBand="0"/>
+        <w:tblBorders>
+          <w:top w:val="single" w:sz="4" w:space="0" w:color="CBD5E1"/>
+          <w:left w:val="single" w:sz="4" w:space="0" w:color="CBD5E1"/>
+          <w:bottom w:val="single" w:sz="4" w:space="0" w:color="CBD5E1"/>
+          <w:right w:val="single" w:sz="4" w:space="0" w:color="CBD5E1"/>
+          <w:insideH w:val="single" w:sz="4" w:space="0" w:color="CBD5E1"/>
+          <w:insideV w:val="single" w:sz="4" w:space="0" w:color="CBD5E1"/>
+        </w:tblBorders>
       </w:tblPr>
       <w:tblGrid>
         <w:gridCol w:w="1904"/>
@@ -2862,16 +3672,28 @@
         <w:gridCol w:w="2533"/>
       </w:tblGrid>
       <w:tr>
-        <w:trPr/>
+        <w:trPr>
+          <w:cantSplit/>
+          <w:tblHeader/>
+        </w:trPr>
         <w:tc>
           <w:tcPr>
             <w:tcW w:w="1904" w:type="dxa"/>
             <w:tcBorders/>
+            <w:vAlign w:val="center"/>
+            <w:shd w:fill="1E3A8A"/>
+            <w:tcMar>
+              <w:top w:w="100" w:type="dxa"/>
+              <w:bottom w:w="100" w:type="dxa"/>
+              <w:left w:w="140" w:type="dxa"/>
+              <w:right w:w="140" w:type="dxa"/>
+            </w:tcMar>
           </w:tcPr>
           <w:p>
             <w:pPr>
               <w:pStyle w:val="StyleTabletextBoldCentered"/>
-              <w:spacing w:lineRule="auto" w:line="240" w:before="0" w:after="120"/>
+              <w:spacing w:lineRule="auto" w:line="276" w:before="40" w:after="40"/>
+              <w:jc w:val="center"/>
               <w:rPr>
                 <w:rFonts w:ascii="Times New Roman" w:hAnsi="Times New Roman"/>
                 <w:sz w:val="26"/>
@@ -2880,9 +3702,12 @@
             </w:pPr>
             <w:r>
               <w:rPr>
-                <w:rFonts w:ascii="Times New Roman" w:hAnsi="Times New Roman"/>
+                <w:rFonts w:ascii="Times New Roman" w:hAnsi="Times New Roman" w:cs="Times New Roman" w:eastAsia="Times New Roman"/>
+                <w:b/>
+                <w:i w:val="0"/>
+                <w:color w:val="FFFFFF"/>
                 <w:kern w:val="0"/>
-                <w:sz w:val="26"/>
+                <w:sz w:val="21"/>
                 <w:szCs w:val="26"/>
                 <w:lang w:val="en-US" w:eastAsia="en-US" w:bidi="ar-SA"/>
               </w:rPr>
@@ -2894,11 +3719,20 @@
           <w:tcPr>
             <w:tcW w:w="4634" w:type="dxa"/>
             <w:tcBorders/>
+            <w:vAlign w:val="center"/>
+            <w:shd w:fill="1E3A8A"/>
+            <w:tcMar>
+              <w:top w:w="100" w:type="dxa"/>
+              <w:bottom w:w="100" w:type="dxa"/>
+              <w:left w:w="140" w:type="dxa"/>
+              <w:right w:w="140" w:type="dxa"/>
+            </w:tcMar>
           </w:tcPr>
           <w:p>
             <w:pPr>
               <w:pStyle w:val="StyleTabletextBoldCentered"/>
-              <w:spacing w:lineRule="auto" w:line="240" w:before="0" w:after="120"/>
+              <w:spacing w:lineRule="auto" w:line="276" w:before="40" w:after="40"/>
+              <w:jc w:val="center"/>
               <w:rPr>
                 <w:rFonts w:ascii="Times New Roman" w:hAnsi="Times New Roman"/>
                 <w:sz w:val="26"/>
@@ -2907,9 +3741,12 @@
             </w:pPr>
             <w:r>
               <w:rPr>
-                <w:rFonts w:ascii="Times New Roman" w:hAnsi="Times New Roman"/>
+                <w:rFonts w:ascii="Times New Roman" w:hAnsi="Times New Roman" w:cs="Times New Roman" w:eastAsia="Times New Roman"/>
+                <w:b/>
+                <w:i w:val="0"/>
+                <w:color w:val="FFFFFF"/>
                 <w:kern w:val="0"/>
-                <w:sz w:val="26"/>
+                <w:sz w:val="21"/>
                 <w:szCs w:val="26"/>
                 <w:lang w:val="en-US" w:eastAsia="en-US" w:bidi="ar-SA"/>
               </w:rPr>
@@ -2921,11 +3758,20 @@
           <w:tcPr>
             <w:tcW w:w="2533" w:type="dxa"/>
             <w:tcBorders/>
+            <w:vAlign w:val="center"/>
+            <w:shd w:fill="1E3A8A"/>
+            <w:tcMar>
+              <w:top w:w="100" w:type="dxa"/>
+              <w:bottom w:w="100" w:type="dxa"/>
+              <w:left w:w="140" w:type="dxa"/>
+              <w:right w:w="140" w:type="dxa"/>
+            </w:tcMar>
           </w:tcPr>
           <w:p>
             <w:pPr>
               <w:pStyle w:val="StyleTabletextBoldCentered"/>
-              <w:spacing w:lineRule="auto" w:line="240" w:before="0" w:after="120"/>
+              <w:spacing w:lineRule="auto" w:line="276" w:before="40" w:after="40"/>
+              <w:jc w:val="center"/>
               <w:rPr>
                 <w:rFonts w:ascii="Times New Roman" w:hAnsi="Times New Roman"/>
                 <w:sz w:val="26"/>
@@ -2934,9 +3780,12 @@
             </w:pPr>
             <w:r>
               <w:rPr>
-                <w:rFonts w:ascii="Times New Roman" w:hAnsi="Times New Roman"/>
+                <w:rFonts w:ascii="Times New Roman" w:hAnsi="Times New Roman" w:cs="Times New Roman" w:eastAsia="Times New Roman"/>
+                <w:b/>
+                <w:i w:val="0"/>
+                <w:color w:val="FFFFFF"/>
                 <w:kern w:val="0"/>
-                <w:sz w:val="26"/>
+                <w:sz w:val="21"/>
                 <w:szCs w:val="26"/>
                 <w:lang w:val="en-US" w:eastAsia="en-US" w:bidi="ar-SA"/>
               </w:rPr>
@@ -2946,14 +3795,33 @@
         </w:tc>
       </w:tr>
       <w:tr>
-        <w:trPr/>
+        <w:trPr>
+          <w:cantSplit/>
+        </w:trPr>
         <w:tc>
           <w:tcPr>
             <w:tcW w:w="1904" w:type="dxa"/>
             <w:tcBorders/>
-          </w:tcPr>
-          <w:p>
-            <w:r>
+            <w:vAlign w:val="center"/>
+            <w:shd w:fill="FFFFFF"/>
+            <w:tcMar>
+              <w:top w:w="100" w:type="dxa"/>
+              <w:bottom w:w="100" w:type="dxa"/>
+              <w:left w:w="140" w:type="dxa"/>
+              <w:right w:w="140" w:type="dxa"/>
+            </w:tcMar>
+          </w:tcPr>
+          <w:p>
+            <w:pPr>
+              <w:spacing w:line="276" w:lineRule="auto" w:after="40" w:before="40"/>
+              <w:jc w:val="center"/>
+            </w:pPr>
+            <w:r>
+              <w:rPr>
+                <w:rFonts w:ascii="Times New Roman" w:hAnsi="Times New Roman" w:cs="Times New Roman" w:eastAsia="Times New Roman"/>
+                <w:color w:val="0F172A"/>
+                <w:sz w:val="21"/>
+              </w:rPr>
               <w:t>1</w:t>
             </w:r>
           </w:p>
@@ -2962,9 +3830,25 @@
           <w:tcPr>
             <w:tcW w:w="4634" w:type="dxa"/>
             <w:tcBorders/>
-          </w:tcPr>
-          <w:p>
-            <w:r>
+            <w:vAlign w:val="center"/>
+            <w:shd w:fill="FFFFFF"/>
+            <w:tcMar>
+              <w:top w:w="100" w:type="dxa"/>
+              <w:bottom w:w="100" w:type="dxa"/>
+              <w:left w:w="140" w:type="dxa"/>
+              <w:right w:w="140" w:type="dxa"/>
+            </w:tcMar>
+          </w:tcPr>
+          <w:p>
+            <w:pPr>
+              <w:spacing w:line="276" w:lineRule="auto" w:after="40" w:before="40"/>
+            </w:pPr>
+            <w:r>
+              <w:rPr>
+                <w:rFonts w:ascii="Times New Roman" w:hAnsi="Times New Roman" w:cs="Times New Roman" w:eastAsia="Times New Roman"/>
+                <w:color w:val="0F172A"/>
+                <w:sz w:val="21"/>
+              </w:rPr>
               <w:t>Người Thuê (Tenant)</w:t>
             </w:r>
           </w:p>
@@ -2973,23 +3857,58 @@
           <w:tcPr>
             <w:tcW w:w="2533" w:type="dxa"/>
             <w:tcBorders/>
-          </w:tcPr>
-          <w:p>
-            <w:r>
+            <w:vAlign w:val="center"/>
+            <w:shd w:fill="FFFFFF"/>
+            <w:tcMar>
+              <w:top w:w="100" w:type="dxa"/>
+              <w:bottom w:w="100" w:type="dxa"/>
+              <w:left w:w="140" w:type="dxa"/>
+              <w:right w:w="140" w:type="dxa"/>
+            </w:tcMar>
+          </w:tcPr>
+          <w:p>
+            <w:pPr>
+              <w:spacing w:line="276" w:lineRule="auto" w:after="40" w:before="40"/>
+            </w:pPr>
+            <w:r>
+              <w:rPr>
+                <w:rFonts w:ascii="Times New Roman" w:hAnsi="Times New Roman" w:cs="Times New Roman" w:eastAsia="Times New Roman"/>
+                <w:color w:val="0F172A"/>
+                <w:sz w:val="21"/>
+              </w:rPr>
               <w:t>Người dùng cá nhân tìm kiếm, so sánh và thuê căn hộ.</w:t>
             </w:r>
           </w:p>
         </w:tc>
       </w:tr>
       <w:tr>
-        <w:trPr/>
+        <w:trPr>
+          <w:cantSplit/>
+        </w:trPr>
         <w:tc>
           <w:tcPr>
             <w:tcW w:w="1904" w:type="dxa"/>
             <w:tcBorders/>
-          </w:tcPr>
-          <w:p>
-            <w:r>
+            <w:vAlign w:val="center"/>
+            <w:shd w:fill="F8FAFC"/>
+            <w:tcMar>
+              <w:top w:w="100" w:type="dxa"/>
+              <w:bottom w:w="100" w:type="dxa"/>
+              <w:left w:w="140" w:type="dxa"/>
+              <w:right w:w="140" w:type="dxa"/>
+            </w:tcMar>
+          </w:tcPr>
+          <w:p>
+            <w:pPr>
+              <w:spacing w:line="276" w:lineRule="auto" w:after="40" w:before="40"/>
+              <w:jc w:val="center"/>
+            </w:pPr>
+            <w:r>
+              <w:rPr>
+                <w:rFonts w:ascii="Times New Roman" w:hAnsi="Times New Roman" w:cs="Times New Roman" w:eastAsia="Times New Roman"/>
+                <w:color w:val="0F172A"/>
+                <w:sz w:val="21"/>
+              </w:rPr>
               <w:t>2</w:t>
             </w:r>
           </w:p>
@@ -2998,9 +3917,25 @@
           <w:tcPr>
             <w:tcW w:w="4634" w:type="dxa"/>
             <w:tcBorders/>
-          </w:tcPr>
-          <w:p>
-            <w:r>
+            <w:vAlign w:val="center"/>
+            <w:shd w:fill="F8FAFC"/>
+            <w:tcMar>
+              <w:top w:w="100" w:type="dxa"/>
+              <w:bottom w:w="100" w:type="dxa"/>
+              <w:left w:w="140" w:type="dxa"/>
+              <w:right w:w="140" w:type="dxa"/>
+            </w:tcMar>
+          </w:tcPr>
+          <w:p>
+            <w:pPr>
+              <w:spacing w:line="276" w:lineRule="auto" w:after="40" w:before="40"/>
+            </w:pPr>
+            <w:r>
+              <w:rPr>
+                <w:rFonts w:ascii="Times New Roman" w:hAnsi="Times New Roman" w:cs="Times New Roman" w:eastAsia="Times New Roman"/>
+                <w:color w:val="0F172A"/>
+                <w:sz w:val="21"/>
+              </w:rPr>
               <w:t>Chủ Nhà (Landlord)</w:t>
             </w:r>
           </w:p>
@@ -3009,23 +3944,58 @@
           <w:tcPr>
             <w:tcW w:w="2533" w:type="dxa"/>
             <w:tcBorders/>
-          </w:tcPr>
-          <w:p>
-            <w:r>
+            <w:vAlign w:val="center"/>
+            <w:shd w:fill="F8FAFC"/>
+            <w:tcMar>
+              <w:top w:w="100" w:type="dxa"/>
+              <w:bottom w:w="100" w:type="dxa"/>
+              <w:left w:w="140" w:type="dxa"/>
+              <w:right w:w="140" w:type="dxa"/>
+            </w:tcMar>
+          </w:tcPr>
+          <w:p>
+            <w:pPr>
+              <w:spacing w:line="276" w:lineRule="auto" w:after="40" w:before="40"/>
+            </w:pPr>
+            <w:r>
+              <w:rPr>
+                <w:rFonts w:ascii="Times New Roman" w:hAnsi="Times New Roman" w:cs="Times New Roman" w:eastAsia="Times New Roman"/>
+                <w:color w:val="0F172A"/>
+                <w:sz w:val="21"/>
+              </w:rPr>
               <w:t>Chủ sở hữu hoặc nhà quản lý căn hộ cho thuê.</w:t>
             </w:r>
           </w:p>
         </w:tc>
       </w:tr>
       <w:tr>
-        <w:trPr/>
+        <w:trPr>
+          <w:cantSplit/>
+        </w:trPr>
         <w:tc>
           <w:tcPr>
             <w:tcW w:w="1904" w:type="dxa"/>
             <w:tcBorders/>
-          </w:tcPr>
-          <w:p>
-            <w:r>
+            <w:vAlign w:val="center"/>
+            <w:shd w:fill="FFFFFF"/>
+            <w:tcMar>
+              <w:top w:w="100" w:type="dxa"/>
+              <w:bottom w:w="100" w:type="dxa"/>
+              <w:left w:w="140" w:type="dxa"/>
+              <w:right w:w="140" w:type="dxa"/>
+            </w:tcMar>
+          </w:tcPr>
+          <w:p>
+            <w:pPr>
+              <w:spacing w:line="276" w:lineRule="auto" w:after="40" w:before="40"/>
+              <w:jc w:val="center"/>
+            </w:pPr>
+            <w:r>
+              <w:rPr>
+                <w:rFonts w:ascii="Times New Roman" w:hAnsi="Times New Roman" w:cs="Times New Roman" w:eastAsia="Times New Roman"/>
+                <w:color w:val="0F172A"/>
+                <w:sz w:val="21"/>
+              </w:rPr>
               <w:t>3</w:t>
             </w:r>
           </w:p>
@@ -3034,9 +4004,25 @@
           <w:tcPr>
             <w:tcW w:w="4634" w:type="dxa"/>
             <w:tcBorders/>
-          </w:tcPr>
-          <w:p>
-            <w:r>
+            <w:vAlign w:val="center"/>
+            <w:shd w:fill="FFFFFF"/>
+            <w:tcMar>
+              <w:top w:w="100" w:type="dxa"/>
+              <w:bottom w:w="100" w:type="dxa"/>
+              <w:left w:w="140" w:type="dxa"/>
+              <w:right w:w="140" w:type="dxa"/>
+            </w:tcMar>
+          </w:tcPr>
+          <w:p>
+            <w:pPr>
+              <w:spacing w:line="276" w:lineRule="auto" w:after="40" w:before="40"/>
+            </w:pPr>
+            <w:r>
+              <w:rPr>
+                <w:rFonts w:ascii="Times New Roman" w:hAnsi="Times New Roman" w:cs="Times New Roman" w:eastAsia="Times New Roman"/>
+                <w:color w:val="0F172A"/>
+                <w:sz w:val="21"/>
+              </w:rPr>
               <w:t>Cư Dân (Resident)</w:t>
             </w:r>
           </w:p>
@@ -3045,21 +4031,57 @@
           <w:tcPr>
             <w:tcW w:w="2533" w:type="dxa"/>
             <w:tcBorders/>
-          </w:tcPr>
-          <w:p>
-            <w:r>
+            <w:vAlign w:val="center"/>
+            <w:shd w:fill="FFFFFF"/>
+            <w:tcMar>
+              <w:top w:w="100" w:type="dxa"/>
+              <w:bottom w:w="100" w:type="dxa"/>
+              <w:left w:w="140" w:type="dxa"/>
+              <w:right w:w="140" w:type="dxa"/>
+            </w:tcMar>
+          </w:tcPr>
+          <w:p>
+            <w:pPr>
+              <w:spacing w:line="276" w:lineRule="auto" w:after="40" w:before="40"/>
+            </w:pPr>
+            <w:r>
+              <w:rPr>
+                <w:rFonts w:ascii="Times New Roman" w:hAnsi="Times New Roman" w:cs="Times New Roman" w:eastAsia="Times New Roman"/>
+                <w:color w:val="0F172A"/>
+                <w:sz w:val="21"/>
+              </w:rPr>
               <w:t>Người đang sinh sống thực tế tại căn hộ.</w:t>
             </w:r>
           </w:p>
         </w:tc>
       </w:tr>
       <w:tr>
+        <w:trPr>
+          <w:cantSplit/>
+        </w:trPr>
         <w:tc>
           <w:tcPr>
             <w:tcW w:type="dxa" w:w="1904"/>
-          </w:tcPr>
-          <w:p>
-            <w:r>
+            <w:vAlign w:val="center"/>
+            <w:shd w:fill="F8FAFC"/>
+            <w:tcMar>
+              <w:top w:w="100" w:type="dxa"/>
+              <w:bottom w:w="100" w:type="dxa"/>
+              <w:left w:w="140" w:type="dxa"/>
+              <w:right w:w="140" w:type="dxa"/>
+            </w:tcMar>
+          </w:tcPr>
+          <w:p>
+            <w:pPr>
+              <w:spacing w:line="276" w:lineRule="auto" w:after="40" w:before="40"/>
+              <w:jc w:val="center"/>
+            </w:pPr>
+            <w:r>
+              <w:rPr>
+                <w:rFonts w:ascii="Times New Roman" w:hAnsi="Times New Roman" w:cs="Times New Roman" w:eastAsia="Times New Roman"/>
+                <w:color w:val="0F172A"/>
+                <w:sz w:val="21"/>
+              </w:rPr>
               <w:t>4</w:t>
             </w:r>
           </w:p>
@@ -3067,9 +4089,25 @@
         <w:tc>
           <w:tcPr>
             <w:tcW w:type="dxa" w:w="4634"/>
-          </w:tcPr>
-          <w:p>
-            <w:r>
+            <w:vAlign w:val="center"/>
+            <w:shd w:fill="F8FAFC"/>
+            <w:tcMar>
+              <w:top w:w="100" w:type="dxa"/>
+              <w:bottom w:w="100" w:type="dxa"/>
+              <w:left w:w="140" w:type="dxa"/>
+              <w:right w:w="140" w:type="dxa"/>
+            </w:tcMar>
+          </w:tcPr>
+          <w:p>
+            <w:pPr>
+              <w:spacing w:line="276" w:lineRule="auto" w:after="40" w:before="40"/>
+            </w:pPr>
+            <w:r>
+              <w:rPr>
+                <w:rFonts w:ascii="Times New Roman" w:hAnsi="Times New Roman" w:cs="Times New Roman" w:eastAsia="Times New Roman"/>
+                <w:color w:val="0F172A"/>
+                <w:sz w:val="21"/>
+              </w:rPr>
               <w:t>Quản Trị Sàn (Admin)</w:t>
             </w:r>
           </w:p>
@@ -3077,21 +4115,57 @@
         <w:tc>
           <w:tcPr>
             <w:tcW w:type="dxa" w:w="2533"/>
-          </w:tcPr>
-          <w:p>
-            <w:r>
+            <w:vAlign w:val="center"/>
+            <w:shd w:fill="F8FAFC"/>
+            <w:tcMar>
+              <w:top w:w="100" w:type="dxa"/>
+              <w:bottom w:w="100" w:type="dxa"/>
+              <w:left w:w="140" w:type="dxa"/>
+              <w:right w:w="140" w:type="dxa"/>
+            </w:tcMar>
+          </w:tcPr>
+          <w:p>
+            <w:pPr>
+              <w:spacing w:line="276" w:lineRule="auto" w:after="40" w:before="40"/>
+            </w:pPr>
+            <w:r>
+              <w:rPr>
+                <w:rFonts w:ascii="Times New Roman" w:hAnsi="Times New Roman" w:cs="Times New Roman" w:eastAsia="Times New Roman"/>
+                <w:color w:val="0F172A"/>
+                <w:sz w:val="21"/>
+              </w:rPr>
               <w:t>Đội ngũ vận hành và kiểm duyệt của sàn HAVEN.</w:t>
             </w:r>
           </w:p>
         </w:tc>
       </w:tr>
       <w:tr>
+        <w:trPr>
+          <w:cantSplit/>
+        </w:trPr>
         <w:tc>
           <w:tcPr>
             <w:tcW w:type="dxa" w:w="1904"/>
-          </w:tcPr>
-          <w:p>
-            <w:r>
+            <w:vAlign w:val="center"/>
+            <w:shd w:fill="FFFFFF"/>
+            <w:tcMar>
+              <w:top w:w="100" w:type="dxa"/>
+              <w:bottom w:w="100" w:type="dxa"/>
+              <w:left w:w="140" w:type="dxa"/>
+              <w:right w:w="140" w:type="dxa"/>
+            </w:tcMar>
+          </w:tcPr>
+          <w:p>
+            <w:pPr>
+              <w:spacing w:line="276" w:lineRule="auto" w:after="40" w:before="40"/>
+              <w:jc w:val="center"/>
+            </w:pPr>
+            <w:r>
+              <w:rPr>
+                <w:rFonts w:ascii="Times New Roman" w:hAnsi="Times New Roman" w:cs="Times New Roman" w:eastAsia="Times New Roman"/>
+                <w:color w:val="0F172A"/>
+                <w:sz w:val="21"/>
+              </w:rPr>
               <w:t>5</w:t>
             </w:r>
           </w:p>
@@ -3099,9 +4173,25 @@
         <w:tc>
           <w:tcPr>
             <w:tcW w:type="dxa" w:w="4634"/>
-          </w:tcPr>
-          <w:p>
-            <w:r>
+            <w:vAlign w:val="center"/>
+            <w:shd w:fill="FFFFFF"/>
+            <w:tcMar>
+              <w:top w:w="100" w:type="dxa"/>
+              <w:bottom w:w="100" w:type="dxa"/>
+              <w:left w:w="140" w:type="dxa"/>
+              <w:right w:w="140" w:type="dxa"/>
+            </w:tcMar>
+          </w:tcPr>
+          <w:p>
+            <w:pPr>
+              <w:spacing w:line="276" w:lineRule="auto" w:after="40" w:before="40"/>
+            </w:pPr>
+            <w:r>
+              <w:rPr>
+                <w:rFonts w:ascii="Times New Roman" w:hAnsi="Times New Roman" w:cs="Times New Roman" w:eastAsia="Times New Roman"/>
+                <w:color w:val="0F172A"/>
+                <w:sz w:val="21"/>
+              </w:rPr>
               <w:t>Hệ Thống GenAI</w:t>
             </w:r>
           </w:p>
@@ -3109,9 +4199,25 @@
         <w:tc>
           <w:tcPr>
             <w:tcW w:type="dxa" w:w="2533"/>
-          </w:tcPr>
-          <w:p>
-            <w:r>
+            <w:vAlign w:val="center"/>
+            <w:shd w:fill="FFFFFF"/>
+            <w:tcMar>
+              <w:top w:w="100" w:type="dxa"/>
+              <w:bottom w:w="100" w:type="dxa"/>
+              <w:left w:w="140" w:type="dxa"/>
+              <w:right w:w="140" w:type="dxa"/>
+            </w:tcMar>
+          </w:tcPr>
+          <w:p>
+            <w:pPr>
+              <w:spacing w:line="276" w:lineRule="auto" w:after="40" w:before="40"/>
+            </w:pPr>
+            <w:r>
+              <w:rPr>
+                <w:rFonts w:ascii="Times New Roman" w:hAnsi="Times New Roman" w:cs="Times New Roman" w:eastAsia="Times New Roman"/>
+                <w:color w:val="0F172A"/>
+                <w:sz w:val="21"/>
+              </w:rPr>
               <w:t>Dịch vụ AI tích hợp xử lý NLP và Computer Vision.</w:t>
             </w:r>
           </w:p>
@@ -3143,7 +4249,7 @@
     <w:p>
       <w:pPr>
         <w:pStyle w:val="Heading2"/>
-        <w:spacing w:lineRule="auto" w:line="240" w:before="0" w:after="120"/>
+        <w:spacing w:lineRule="auto" w:line="276" w:before="160" w:after="60"/>
         <w:ind w:hanging="600" w:start="600"/>
         <w:rPr>
           <w:rFonts w:ascii="Times New Roman" w:hAnsi="Times New Roman"/>
@@ -3155,8 +4261,11 @@
       <w:bookmarkStart w:id="17" w:name="_Toc207611053"/>
       <w:r>
         <w:rPr>
-          <w:rFonts w:ascii="Times New Roman" w:hAnsi="Times New Roman"/>
-          <w:sz w:val="26"/>
+          <w:rFonts w:ascii="Times New Roman" w:hAnsi="Times New Roman" w:cs="Times New Roman" w:eastAsia="Times New Roman"/>
+          <w:b/>
+          <w:i w:val="0"/>
+          <w:color w:val="0F172A"/>
+          <w:sz w:val="25"/>
           <w:szCs w:val="26"/>
         </w:rPr>
         <w:t>Danh sách Use case và mô tả</w:t>
@@ -3167,7 +4276,7 @@
     <w:p>
       <w:pPr>
         <w:pStyle w:val="Normal"/>
-        <w:spacing w:lineRule="auto" w:line="240" w:before="0" w:after="120"/>
+        <w:spacing w:lineRule="auto" w:line="276" w:before="0" w:after="80"/>
         <w:ind w:start="600"/>
         <w:rPr>
           <w:rFonts w:ascii="Times New Roman" w:hAnsi="Times New Roman" w:cs="Times New Roman"/>
@@ -3178,6 +4287,11 @@
         </w:rPr>
       </w:pPr>
       <w:r>
+        <w:rPr>
+          <w:rFonts w:ascii="Times New Roman" w:hAnsi="Times New Roman" w:cs="Times New Roman" w:eastAsia="Times New Roman"/>
+          <w:color w:val="0F172A"/>
+          <w:sz w:val="24"/>
+        </w:rPr>
         <w:t>Danh sách 12 Use Case chính tương ứng với các yêu cầu chức năng (FR-01 đến FR-15) được thu thập từ tài liệu 02_requirements-qa.docx, phân loại theo độ ưu tiên nghiệp vụ P0/P1/P2 (Chi tiết xem Bảng 4 bên dưới).</w:t>
       </w:r>
     </w:p>
@@ -3213,6 +4327,14 @@
           <w:end w:w="108" w:type="dxa"/>
         </w:tblCellMar>
         <w:tblLook w:val="01e0" w:firstRow="1" w:noVBand="0" w:lastRow="1" w:firstColumn="1" w:lastColumn="1" w:noHBand="0"/>
+        <w:tblBorders>
+          <w:top w:val="single" w:sz="4" w:space="0" w:color="CBD5E1"/>
+          <w:left w:val="single" w:sz="4" w:space="0" w:color="CBD5E1"/>
+          <w:bottom w:val="single" w:sz="4" w:space="0" w:color="CBD5E1"/>
+          <w:right w:val="single" w:sz="4" w:space="0" w:color="CBD5E1"/>
+          <w:insideH w:val="single" w:sz="4" w:space="0" w:color="CBD5E1"/>
+          <w:insideV w:val="single" w:sz="4" w:space="0" w:color="CBD5E1"/>
+        </w:tblBorders>
       </w:tblPr>
       <w:tblGrid>
         <w:gridCol w:w="974"/>
@@ -3222,16 +4344,28 @@
         <w:gridCol w:w="1454"/>
       </w:tblGrid>
       <w:tr>
-        <w:trPr/>
+        <w:trPr>
+          <w:cantSplit/>
+          <w:tblHeader/>
+        </w:trPr>
         <w:tc>
           <w:tcPr>
             <w:tcW w:w="974" w:type="dxa"/>
             <w:tcBorders/>
+            <w:vAlign w:val="center"/>
+            <w:shd w:fill="1E3A8A"/>
+            <w:tcMar>
+              <w:top w:w="100" w:type="dxa"/>
+              <w:bottom w:w="100" w:type="dxa"/>
+              <w:left w:w="140" w:type="dxa"/>
+              <w:right w:w="140" w:type="dxa"/>
+            </w:tcMar>
           </w:tcPr>
           <w:p>
             <w:pPr>
               <w:pStyle w:val="StyleTabletextBoldCentered"/>
-              <w:spacing w:lineRule="auto" w:line="240" w:before="0" w:after="120"/>
+              <w:spacing w:lineRule="auto" w:line="276" w:before="40" w:after="40"/>
+              <w:jc w:val="center"/>
               <w:rPr>
                 <w:rFonts w:ascii="Times New Roman" w:hAnsi="Times New Roman"/>
                 <w:sz w:val="26"/>
@@ -3240,9 +4374,12 @@
             </w:pPr>
             <w:r>
               <w:rPr>
-                <w:rFonts w:ascii="Times New Roman" w:hAnsi="Times New Roman"/>
+                <w:rFonts w:ascii="Times New Roman" w:hAnsi="Times New Roman" w:cs="Times New Roman" w:eastAsia="Times New Roman"/>
+                <w:b/>
+                <w:i w:val="0"/>
+                <w:color w:val="FFFFFF"/>
                 <w:kern w:val="0"/>
-                <w:sz w:val="26"/>
+                <w:sz w:val="21"/>
                 <w:szCs w:val="26"/>
                 <w:lang w:val="en-US" w:eastAsia="en-US" w:bidi="ar-SA"/>
               </w:rPr>
@@ -3254,11 +4391,20 @@
           <w:tcPr>
             <w:tcW w:w="1709" w:type="dxa"/>
             <w:tcBorders/>
+            <w:vAlign w:val="center"/>
+            <w:shd w:fill="1E3A8A"/>
+            <w:tcMar>
+              <w:top w:w="100" w:type="dxa"/>
+              <w:bottom w:w="100" w:type="dxa"/>
+              <w:left w:w="140" w:type="dxa"/>
+              <w:right w:w="140" w:type="dxa"/>
+            </w:tcMar>
           </w:tcPr>
           <w:p>
             <w:pPr>
               <w:pStyle w:val="StyleTabletextBoldCentered"/>
-              <w:spacing w:lineRule="auto" w:line="240" w:before="0" w:after="120"/>
+              <w:spacing w:lineRule="auto" w:line="276" w:before="40" w:after="40"/>
+              <w:jc w:val="center"/>
               <w:rPr>
                 <w:rFonts w:ascii="Times New Roman" w:hAnsi="Times New Roman"/>
                 <w:sz w:val="26"/>
@@ -3267,9 +4413,12 @@
             </w:pPr>
             <w:r>
               <w:rPr>
-                <w:rFonts w:ascii="Times New Roman" w:hAnsi="Times New Roman"/>
+                <w:rFonts w:ascii="Times New Roman" w:hAnsi="Times New Roman" w:cs="Times New Roman" w:eastAsia="Times New Roman"/>
+                <w:b/>
+                <w:i w:val="0"/>
+                <w:color w:val="FFFFFF"/>
                 <w:kern w:val="0"/>
-                <w:sz w:val="26"/>
+                <w:sz w:val="21"/>
                 <w:szCs w:val="26"/>
                 <w:lang w:val="en-US" w:eastAsia="en-US" w:bidi="ar-SA"/>
               </w:rPr>
@@ -3281,11 +4430,20 @@
           <w:tcPr>
             <w:tcW w:w="3160" w:type="dxa"/>
             <w:tcBorders/>
+            <w:vAlign w:val="center"/>
+            <w:shd w:fill="1E3A8A"/>
+            <w:tcMar>
+              <w:top w:w="100" w:type="dxa"/>
+              <w:bottom w:w="100" w:type="dxa"/>
+              <w:left w:w="140" w:type="dxa"/>
+              <w:right w:w="140" w:type="dxa"/>
+            </w:tcMar>
           </w:tcPr>
           <w:p>
             <w:pPr>
               <w:pStyle w:val="StyleTabletextBoldCentered"/>
-              <w:spacing w:lineRule="auto" w:line="240" w:before="0" w:after="120"/>
+              <w:spacing w:lineRule="auto" w:line="276" w:before="40" w:after="40"/>
+              <w:jc w:val="center"/>
               <w:rPr>
                 <w:rFonts w:ascii="Times New Roman" w:hAnsi="Times New Roman"/>
                 <w:sz w:val="26"/>
@@ -3294,9 +4452,12 @@
             </w:pPr>
             <w:r>
               <w:rPr>
-                <w:rFonts w:ascii="Times New Roman" w:hAnsi="Times New Roman"/>
+                <w:rFonts w:ascii="Times New Roman" w:hAnsi="Times New Roman" w:cs="Times New Roman" w:eastAsia="Times New Roman"/>
+                <w:b/>
+                <w:i w:val="0"/>
+                <w:color w:val="FFFFFF"/>
                 <w:kern w:val="0"/>
-                <w:sz w:val="26"/>
+                <w:sz w:val="21"/>
                 <w:szCs w:val="26"/>
                 <w:lang w:val="en-US" w:eastAsia="en-US" w:bidi="ar-SA"/>
               </w:rPr>
@@ -3308,11 +4469,20 @@
           <w:tcPr>
             <w:tcW w:w="1774" w:type="dxa"/>
             <w:tcBorders/>
+            <w:vAlign w:val="center"/>
+            <w:shd w:fill="1E3A8A"/>
+            <w:tcMar>
+              <w:top w:w="100" w:type="dxa"/>
+              <w:bottom w:w="100" w:type="dxa"/>
+              <w:left w:w="140" w:type="dxa"/>
+              <w:right w:w="140" w:type="dxa"/>
+            </w:tcMar>
           </w:tcPr>
           <w:p>
             <w:pPr>
               <w:pStyle w:val="StyleTabletextBoldCentered"/>
-              <w:spacing w:lineRule="auto" w:line="240" w:before="0" w:after="120"/>
+              <w:spacing w:lineRule="auto" w:line="276" w:before="40" w:after="40"/>
+              <w:jc w:val="center"/>
               <w:rPr>
                 <w:rFonts w:ascii="Times New Roman" w:hAnsi="Times New Roman"/>
                 <w:sz w:val="26"/>
@@ -3321,9 +4491,12 @@
             </w:pPr>
             <w:r>
               <w:rPr>
-                <w:rFonts w:ascii="Times New Roman" w:hAnsi="Times New Roman"/>
+                <w:rFonts w:ascii="Times New Roman" w:hAnsi="Times New Roman" w:cs="Times New Roman" w:eastAsia="Times New Roman"/>
+                <w:b/>
+                <w:i w:val="0"/>
+                <w:color w:val="FFFFFF"/>
                 <w:kern w:val="0"/>
-                <w:sz w:val="26"/>
+                <w:sz w:val="21"/>
                 <w:szCs w:val="26"/>
                 <w:lang w:val="en-US" w:eastAsia="en-US" w:bidi="ar-SA"/>
               </w:rPr>
@@ -3335,11 +4508,20 @@
           <w:tcPr>
             <w:tcW w:w="1454" w:type="dxa"/>
             <w:tcBorders/>
+            <w:vAlign w:val="center"/>
+            <w:shd w:fill="1E3A8A"/>
+            <w:tcMar>
+              <w:top w:w="100" w:type="dxa"/>
+              <w:bottom w:w="100" w:type="dxa"/>
+              <w:left w:w="140" w:type="dxa"/>
+              <w:right w:w="140" w:type="dxa"/>
+            </w:tcMar>
           </w:tcPr>
           <w:p>
             <w:pPr>
               <w:pStyle w:val="StyleTabletextBoldCentered"/>
-              <w:spacing w:lineRule="auto" w:line="240" w:before="0" w:after="120"/>
+              <w:spacing w:lineRule="auto" w:line="276" w:before="40" w:after="40"/>
+              <w:jc w:val="center"/>
               <w:rPr>
                 <w:rFonts w:ascii="Times New Roman" w:hAnsi="Times New Roman"/>
                 <w:sz w:val="26"/>
@@ -3348,9 +4530,12 @@
             </w:pPr>
             <w:r>
               <w:rPr>
-                <w:rFonts w:ascii="Times New Roman" w:hAnsi="Times New Roman"/>
+                <w:rFonts w:ascii="Times New Roman" w:hAnsi="Times New Roman" w:cs="Times New Roman" w:eastAsia="Times New Roman"/>
+                <w:b/>
+                <w:i w:val="0"/>
+                <w:color w:val="FFFFFF"/>
                 <w:kern w:val="0"/>
-                <w:sz w:val="26"/>
+                <w:sz w:val="21"/>
                 <w:szCs w:val="26"/>
                 <w:lang w:val="en-US" w:eastAsia="en-US" w:bidi="ar-SA"/>
               </w:rPr>
@@ -3360,14 +4545,33 @@
         </w:tc>
       </w:tr>
       <w:tr>
-        <w:trPr/>
+        <w:trPr>
+          <w:cantSplit/>
+        </w:trPr>
         <w:tc>
           <w:tcPr>
             <w:tcW w:w="974" w:type="dxa"/>
             <w:tcBorders/>
-          </w:tcPr>
-          <w:p>
-            <w:r>
+            <w:vAlign w:val="center"/>
+            <w:shd w:fill="FFFFFF"/>
+            <w:tcMar>
+              <w:top w:w="100" w:type="dxa"/>
+              <w:bottom w:w="100" w:type="dxa"/>
+              <w:left w:w="140" w:type="dxa"/>
+              <w:right w:w="140" w:type="dxa"/>
+            </w:tcMar>
+          </w:tcPr>
+          <w:p>
+            <w:pPr>
+              <w:spacing w:line="276" w:lineRule="auto" w:after="40" w:before="40"/>
+              <w:jc w:val="center"/>
+            </w:pPr>
+            <w:r>
+              <w:rPr>
+                <w:rFonts w:ascii="Times New Roman" w:hAnsi="Times New Roman" w:cs="Times New Roman" w:eastAsia="Times New Roman"/>
+                <w:color w:val="0F172A"/>
+                <w:sz w:val="21"/>
+              </w:rPr>
               <w:t>1</w:t>
             </w:r>
           </w:p>
@@ -3376,9 +4580,25 @@
           <w:tcPr>
             <w:tcW w:w="1709" w:type="dxa"/>
             <w:tcBorders/>
-          </w:tcPr>
-          <w:p>
-            <w:r>
+            <w:vAlign w:val="center"/>
+            <w:shd w:fill="FFFFFF"/>
+            <w:tcMar>
+              <w:top w:w="100" w:type="dxa"/>
+              <w:bottom w:w="100" w:type="dxa"/>
+              <w:left w:w="140" w:type="dxa"/>
+              <w:right w:w="140" w:type="dxa"/>
+            </w:tcMar>
+          </w:tcPr>
+          <w:p>
+            <w:pPr>
+              <w:spacing w:line="276" w:lineRule="auto" w:after="40" w:before="40"/>
+            </w:pPr>
+            <w:r>
+              <w:rPr>
+                <w:rFonts w:ascii="Times New Roman" w:hAnsi="Times New Roman" w:cs="Times New Roman" w:eastAsia="Times New Roman"/>
+                <w:color w:val="0F172A"/>
+                <w:sz w:val="21"/>
+              </w:rPr>
               <w:t>UC001</w:t>
             </w:r>
           </w:p>
@@ -3387,9 +4607,25 @@
           <w:tcPr>
             <w:tcW w:w="3160" w:type="dxa"/>
             <w:tcBorders/>
-          </w:tcPr>
-          <w:p>
-            <w:r>
+            <w:vAlign w:val="center"/>
+            <w:shd w:fill="FFFFFF"/>
+            <w:tcMar>
+              <w:top w:w="100" w:type="dxa"/>
+              <w:bottom w:w="100" w:type="dxa"/>
+              <w:left w:w="140" w:type="dxa"/>
+              <w:right w:w="140" w:type="dxa"/>
+            </w:tcMar>
+          </w:tcPr>
+          <w:p>
+            <w:pPr>
+              <w:spacing w:line="276" w:lineRule="auto" w:after="40" w:before="40"/>
+            </w:pPr>
+            <w:r>
+              <w:rPr>
+                <w:rFonts w:ascii="Times New Roman" w:hAnsi="Times New Roman" w:cs="Times New Roman" w:eastAsia="Times New Roman"/>
+                <w:color w:val="0F172A"/>
+                <w:sz w:val="21"/>
+              </w:rPr>
               <w:t>Tìm kiếm Căn hộ Thông minh &amp; Bản Đồ PCCC/Ngập lụt</w:t>
             </w:r>
           </w:p>
@@ -3398,9 +4634,25 @@
           <w:tcPr>
             <w:tcW w:w="1774" w:type="dxa"/>
             <w:tcBorders/>
-          </w:tcPr>
-          <w:p>
-            <w:r>
+            <w:vAlign w:val="center"/>
+            <w:shd w:fill="FFFFFF"/>
+            <w:tcMar>
+              <w:top w:w="100" w:type="dxa"/>
+              <w:bottom w:w="100" w:type="dxa"/>
+              <w:left w:w="140" w:type="dxa"/>
+              <w:right w:w="140" w:type="dxa"/>
+            </w:tcMar>
+          </w:tcPr>
+          <w:p>
+            <w:pPr>
+              <w:spacing w:line="276" w:lineRule="auto" w:after="40" w:before="40"/>
+            </w:pPr>
+            <w:r>
+              <w:rPr>
+                <w:rFonts w:ascii="Times New Roman" w:hAnsi="Times New Roman" w:cs="Times New Roman" w:eastAsia="Times New Roman"/>
+                <w:color w:val="0F172A"/>
+                <w:sz w:val="21"/>
+              </w:rPr>
               <w:t>Người Thuê</w:t>
             </w:r>
           </w:p>
@@ -3409,23 +4661,59 @@
           <w:tcPr>
             <w:tcW w:w="1454" w:type="dxa"/>
             <w:tcBorders/>
-          </w:tcPr>
-          <w:p>
-            <w:r>
+            <w:vAlign w:val="center"/>
+            <w:shd w:fill="FFFFFF"/>
+            <w:tcMar>
+              <w:top w:w="100" w:type="dxa"/>
+              <w:bottom w:w="100" w:type="dxa"/>
+              <w:left w:w="140" w:type="dxa"/>
+              <w:right w:w="140" w:type="dxa"/>
+            </w:tcMar>
+          </w:tcPr>
+          <w:p>
+            <w:pPr>
+              <w:spacing w:line="276" w:lineRule="auto" w:after="40" w:before="40"/>
+              <w:jc w:val="center"/>
+            </w:pPr>
+            <w:r>
+              <w:rPr>
+                <w:rFonts w:ascii="Times New Roman" w:hAnsi="Times New Roman" w:cs="Times New Roman" w:eastAsia="Times New Roman"/>
+                <w:color w:val="0F172A"/>
+                <w:sz w:val="21"/>
+              </w:rPr>
               <w:t>Cao</w:t>
             </w:r>
           </w:p>
         </w:tc>
       </w:tr>
       <w:tr>
-        <w:trPr/>
+        <w:trPr>
+          <w:cantSplit/>
+        </w:trPr>
         <w:tc>
           <w:tcPr>
             <w:tcW w:w="974" w:type="dxa"/>
             <w:tcBorders/>
-          </w:tcPr>
-          <w:p>
-            <w:r>
+            <w:vAlign w:val="center"/>
+            <w:shd w:fill="F8FAFC"/>
+            <w:tcMar>
+              <w:top w:w="100" w:type="dxa"/>
+              <w:bottom w:w="100" w:type="dxa"/>
+              <w:left w:w="140" w:type="dxa"/>
+              <w:right w:w="140" w:type="dxa"/>
+            </w:tcMar>
+          </w:tcPr>
+          <w:p>
+            <w:pPr>
+              <w:spacing w:line="276" w:lineRule="auto" w:after="40" w:before="40"/>
+              <w:jc w:val="center"/>
+            </w:pPr>
+            <w:r>
+              <w:rPr>
+                <w:rFonts w:ascii="Times New Roman" w:hAnsi="Times New Roman" w:cs="Times New Roman" w:eastAsia="Times New Roman"/>
+                <w:color w:val="0F172A"/>
+                <w:sz w:val="21"/>
+              </w:rPr>
               <w:t>2</w:t>
             </w:r>
           </w:p>
@@ -3434,9 +4722,25 @@
           <w:tcPr>
             <w:tcW w:w="1709" w:type="dxa"/>
             <w:tcBorders/>
-          </w:tcPr>
-          <w:p>
-            <w:r>
+            <w:vAlign w:val="center"/>
+            <w:shd w:fill="F8FAFC"/>
+            <w:tcMar>
+              <w:top w:w="100" w:type="dxa"/>
+              <w:bottom w:w="100" w:type="dxa"/>
+              <w:left w:w="140" w:type="dxa"/>
+              <w:right w:w="140" w:type="dxa"/>
+            </w:tcMar>
+          </w:tcPr>
+          <w:p>
+            <w:pPr>
+              <w:spacing w:line="276" w:lineRule="auto" w:after="40" w:before="40"/>
+            </w:pPr>
+            <w:r>
+              <w:rPr>
+                <w:rFonts w:ascii="Times New Roman" w:hAnsi="Times New Roman" w:cs="Times New Roman" w:eastAsia="Times New Roman"/>
+                <w:color w:val="0F172A"/>
+                <w:sz w:val="21"/>
+              </w:rPr>
               <w:t>UC002</w:t>
             </w:r>
           </w:p>
@@ -3445,9 +4749,25 @@
           <w:tcPr>
             <w:tcW w:w="3160" w:type="dxa"/>
             <w:tcBorders/>
-          </w:tcPr>
-          <w:p>
-            <w:r>
+            <w:vAlign w:val="center"/>
+            <w:shd w:fill="F8FAFC"/>
+            <w:tcMar>
+              <w:top w:w="100" w:type="dxa"/>
+              <w:bottom w:w="100" w:type="dxa"/>
+              <w:left w:w="140" w:type="dxa"/>
+              <w:right w:w="140" w:type="dxa"/>
+            </w:tcMar>
+          </w:tcPr>
+          <w:p>
+            <w:pPr>
+              <w:spacing w:line="276" w:lineRule="auto" w:after="40" w:before="40"/>
+            </w:pPr>
+            <w:r>
+              <w:rPr>
+                <w:rFonts w:ascii="Times New Roman" w:hAnsi="Times New Roman" w:cs="Times New Roman" w:eastAsia="Times New Roman"/>
+                <w:color w:val="0F172A"/>
+                <w:sz w:val="21"/>
+              </w:rPr>
               <w:t>Tư vấn &amp; Gợi ý Căn hộ Bằng Ngôn ngữ Tự nhiên (GenAI)</w:t>
             </w:r>
           </w:p>
@@ -3456,9 +4776,25 @@
           <w:tcPr>
             <w:tcW w:w="1774" w:type="dxa"/>
             <w:tcBorders/>
-          </w:tcPr>
-          <w:p>
-            <w:r>
+            <w:vAlign w:val="center"/>
+            <w:shd w:fill="F8FAFC"/>
+            <w:tcMar>
+              <w:top w:w="100" w:type="dxa"/>
+              <w:bottom w:w="100" w:type="dxa"/>
+              <w:left w:w="140" w:type="dxa"/>
+              <w:right w:w="140" w:type="dxa"/>
+            </w:tcMar>
+          </w:tcPr>
+          <w:p>
+            <w:pPr>
+              <w:spacing w:line="276" w:lineRule="auto" w:after="40" w:before="40"/>
+            </w:pPr>
+            <w:r>
+              <w:rPr>
+                <w:rFonts w:ascii="Times New Roman" w:hAnsi="Times New Roman" w:cs="Times New Roman" w:eastAsia="Times New Roman"/>
+                <w:color w:val="0F172A"/>
+                <w:sz w:val="21"/>
+              </w:rPr>
               <w:t>Người Thuê, GenAI</w:t>
             </w:r>
           </w:p>
@@ -3467,23 +4803,59 @@
           <w:tcPr>
             <w:tcW w:w="1454" w:type="dxa"/>
             <w:tcBorders/>
-          </w:tcPr>
-          <w:p>
-            <w:r>
+            <w:vAlign w:val="center"/>
+            <w:shd w:fill="F8FAFC"/>
+            <w:tcMar>
+              <w:top w:w="100" w:type="dxa"/>
+              <w:bottom w:w="100" w:type="dxa"/>
+              <w:left w:w="140" w:type="dxa"/>
+              <w:right w:w="140" w:type="dxa"/>
+            </w:tcMar>
+          </w:tcPr>
+          <w:p>
+            <w:pPr>
+              <w:spacing w:line="276" w:lineRule="auto" w:after="40" w:before="40"/>
+              <w:jc w:val="center"/>
+            </w:pPr>
+            <w:r>
+              <w:rPr>
+                <w:rFonts w:ascii="Times New Roman" w:hAnsi="Times New Roman" w:cs="Times New Roman" w:eastAsia="Times New Roman"/>
+                <w:color w:val="0F172A"/>
+                <w:sz w:val="21"/>
+              </w:rPr>
               <w:t>Cao</w:t>
             </w:r>
           </w:p>
         </w:tc>
       </w:tr>
       <w:tr>
-        <w:trPr/>
+        <w:trPr>
+          <w:cantSplit/>
+        </w:trPr>
         <w:tc>
           <w:tcPr>
             <w:tcW w:w="974" w:type="dxa"/>
             <w:tcBorders/>
-          </w:tcPr>
-          <w:p>
-            <w:r>
+            <w:vAlign w:val="center"/>
+            <w:shd w:fill="FFFFFF"/>
+            <w:tcMar>
+              <w:top w:w="100" w:type="dxa"/>
+              <w:bottom w:w="100" w:type="dxa"/>
+              <w:left w:w="140" w:type="dxa"/>
+              <w:right w:w="140" w:type="dxa"/>
+            </w:tcMar>
+          </w:tcPr>
+          <w:p>
+            <w:pPr>
+              <w:spacing w:line="276" w:lineRule="auto" w:after="40" w:before="40"/>
+              <w:jc w:val="center"/>
+            </w:pPr>
+            <w:r>
+              <w:rPr>
+                <w:rFonts w:ascii="Times New Roman" w:hAnsi="Times New Roman" w:cs="Times New Roman" w:eastAsia="Times New Roman"/>
+                <w:color w:val="0F172A"/>
+                <w:sz w:val="21"/>
+              </w:rPr>
               <w:t>3</w:t>
             </w:r>
           </w:p>
@@ -3492,9 +4864,25 @@
           <w:tcPr>
             <w:tcW w:w="1709" w:type="dxa"/>
             <w:tcBorders/>
-          </w:tcPr>
-          <w:p>
-            <w:r>
+            <w:vAlign w:val="center"/>
+            <w:shd w:fill="FFFFFF"/>
+            <w:tcMar>
+              <w:top w:w="100" w:type="dxa"/>
+              <w:bottom w:w="100" w:type="dxa"/>
+              <w:left w:w="140" w:type="dxa"/>
+              <w:right w:w="140" w:type="dxa"/>
+            </w:tcMar>
+          </w:tcPr>
+          <w:p>
+            <w:pPr>
+              <w:spacing w:line="276" w:lineRule="auto" w:after="40" w:before="40"/>
+            </w:pPr>
+            <w:r>
+              <w:rPr>
+                <w:rFonts w:ascii="Times New Roman" w:hAnsi="Times New Roman" w:cs="Times New Roman" w:eastAsia="Times New Roman"/>
+                <w:color w:val="0F172A"/>
+                <w:sz w:val="21"/>
+              </w:rPr>
               <w:t>UC003</w:t>
             </w:r>
           </w:p>
@@ -3503,9 +4891,25 @@
           <w:tcPr>
             <w:tcW w:w="3160" w:type="dxa"/>
             <w:tcBorders/>
-          </w:tcPr>
-          <w:p>
-            <w:r>
+            <w:vAlign w:val="center"/>
+            <w:shd w:fill="FFFFFF"/>
+            <w:tcMar>
+              <w:top w:w="100" w:type="dxa"/>
+              <w:bottom w:w="100" w:type="dxa"/>
+              <w:left w:w="140" w:type="dxa"/>
+              <w:right w:w="140" w:type="dxa"/>
+            </w:tcMar>
+          </w:tcPr>
+          <w:p>
+            <w:pPr>
+              <w:spacing w:line="276" w:lineRule="auto" w:after="40" w:before="40"/>
+            </w:pPr>
+            <w:r>
+              <w:rPr>
+                <w:rFonts w:ascii="Times New Roman" w:hAnsi="Times New Roman" w:cs="Times New Roman" w:eastAsia="Times New Roman"/>
+                <w:color w:val="0F172A"/>
+                <w:sz w:val="21"/>
+              </w:rPr>
               <w:t>So Sánh Đa Chiều (Radar Chart 5 trục)</w:t>
             </w:r>
           </w:p>
@@ -3514,9 +4918,25 @@
           <w:tcPr>
             <w:tcW w:w="1774" w:type="dxa"/>
             <w:tcBorders/>
-          </w:tcPr>
-          <w:p>
-            <w:r>
+            <w:vAlign w:val="center"/>
+            <w:shd w:fill="FFFFFF"/>
+            <w:tcMar>
+              <w:top w:w="100" w:type="dxa"/>
+              <w:bottom w:w="100" w:type="dxa"/>
+              <w:left w:w="140" w:type="dxa"/>
+              <w:right w:w="140" w:type="dxa"/>
+            </w:tcMar>
+          </w:tcPr>
+          <w:p>
+            <w:pPr>
+              <w:spacing w:line="276" w:lineRule="auto" w:after="40" w:before="40"/>
+            </w:pPr>
+            <w:r>
+              <w:rPr>
+                <w:rFonts w:ascii="Times New Roman" w:hAnsi="Times New Roman" w:cs="Times New Roman" w:eastAsia="Times New Roman"/>
+                <w:color w:val="0F172A"/>
+                <w:sz w:val="21"/>
+              </w:rPr>
               <w:t>Người Thuê</w:t>
             </w:r>
           </w:p>
@@ -3525,21 +4945,58 @@
           <w:tcPr>
             <w:tcW w:w="1454" w:type="dxa"/>
             <w:tcBorders/>
-          </w:tcPr>
-          <w:p>
-            <w:r>
+            <w:vAlign w:val="center"/>
+            <w:shd w:fill="FFFFFF"/>
+            <w:tcMar>
+              <w:top w:w="100" w:type="dxa"/>
+              <w:bottom w:w="100" w:type="dxa"/>
+              <w:left w:w="140" w:type="dxa"/>
+              <w:right w:w="140" w:type="dxa"/>
+            </w:tcMar>
+          </w:tcPr>
+          <w:p>
+            <w:pPr>
+              <w:spacing w:line="276" w:lineRule="auto" w:after="40" w:before="40"/>
+              <w:jc w:val="center"/>
+            </w:pPr>
+            <w:r>
+              <w:rPr>
+                <w:rFonts w:ascii="Times New Roman" w:hAnsi="Times New Roman" w:cs="Times New Roman" w:eastAsia="Times New Roman"/>
+                <w:color w:val="0F172A"/>
+                <w:sz w:val="21"/>
+              </w:rPr>
               <w:t>Cao</w:t>
             </w:r>
           </w:p>
         </w:tc>
       </w:tr>
       <w:tr>
+        <w:trPr>
+          <w:cantSplit/>
+        </w:trPr>
         <w:tc>
           <w:tcPr>
             <w:tcW w:type="dxa" w:w="974"/>
-          </w:tcPr>
-          <w:p>
-            <w:r>
+            <w:vAlign w:val="center"/>
+            <w:shd w:fill="F8FAFC"/>
+            <w:tcMar>
+              <w:top w:w="100" w:type="dxa"/>
+              <w:bottom w:w="100" w:type="dxa"/>
+              <w:left w:w="140" w:type="dxa"/>
+              <w:right w:w="140" w:type="dxa"/>
+            </w:tcMar>
+          </w:tcPr>
+          <w:p>
+            <w:pPr>
+              <w:spacing w:line="276" w:lineRule="auto" w:after="40" w:before="40"/>
+              <w:jc w:val="center"/>
+            </w:pPr>
+            <w:r>
+              <w:rPr>
+                <w:rFonts w:ascii="Times New Roman" w:hAnsi="Times New Roman" w:cs="Times New Roman" w:eastAsia="Times New Roman"/>
+                <w:color w:val="0F172A"/>
+                <w:sz w:val="21"/>
+              </w:rPr>
               <w:t>4</w:t>
             </w:r>
           </w:p>
@@ -3547,9 +5004,25 @@
         <w:tc>
           <w:tcPr>
             <w:tcW w:type="dxa" w:w="1709"/>
-          </w:tcPr>
-          <w:p>
-            <w:r>
+            <w:vAlign w:val="center"/>
+            <w:shd w:fill="F8FAFC"/>
+            <w:tcMar>
+              <w:top w:w="100" w:type="dxa"/>
+              <w:bottom w:w="100" w:type="dxa"/>
+              <w:left w:w="140" w:type="dxa"/>
+              <w:right w:w="140" w:type="dxa"/>
+            </w:tcMar>
+          </w:tcPr>
+          <w:p>
+            <w:pPr>
+              <w:spacing w:line="276" w:lineRule="auto" w:after="40" w:before="40"/>
+            </w:pPr>
+            <w:r>
+              <w:rPr>
+                <w:rFonts w:ascii="Times New Roman" w:hAnsi="Times New Roman" w:cs="Times New Roman" w:eastAsia="Times New Roman"/>
+                <w:color w:val="0F172A"/>
+                <w:sz w:val="21"/>
+              </w:rPr>
               <w:t>UC004</w:t>
             </w:r>
           </w:p>
@@ -3557,9 +5030,25 @@
         <w:tc>
           <w:tcPr>
             <w:tcW w:type="dxa" w:w="3160"/>
-          </w:tcPr>
-          <w:p>
-            <w:r>
+            <w:vAlign w:val="center"/>
+            <w:shd w:fill="F8FAFC"/>
+            <w:tcMar>
+              <w:top w:w="100" w:type="dxa"/>
+              <w:bottom w:w="100" w:type="dxa"/>
+              <w:left w:w="140" w:type="dxa"/>
+              <w:right w:w="140" w:type="dxa"/>
+            </w:tcMar>
+          </w:tcPr>
+          <w:p>
+            <w:pPr>
+              <w:spacing w:line="276" w:lineRule="auto" w:after="40" w:before="40"/>
+            </w:pPr>
+            <w:r>
+              <w:rPr>
+                <w:rFonts w:ascii="Times New Roman" w:hAnsi="Times New Roman" w:cs="Times New Roman" w:eastAsia="Times New Roman"/>
+                <w:color w:val="0F172A"/>
+                <w:sz w:val="21"/>
+              </w:rPr>
               <w:t>Nhắn Tin Smart Action Chips &amp; Đặt Lịch Xem Phòng</w:t>
             </w:r>
           </w:p>
@@ -3567,9 +5056,25 @@
         <w:tc>
           <w:tcPr>
             <w:tcW w:type="dxa" w:w="1774"/>
-          </w:tcPr>
-          <w:p>
-            <w:r>
+            <w:vAlign w:val="center"/>
+            <w:shd w:fill="F8FAFC"/>
+            <w:tcMar>
+              <w:top w:w="100" w:type="dxa"/>
+              <w:bottom w:w="100" w:type="dxa"/>
+              <w:left w:w="140" w:type="dxa"/>
+              <w:right w:w="140" w:type="dxa"/>
+            </w:tcMar>
+          </w:tcPr>
+          <w:p>
+            <w:pPr>
+              <w:spacing w:line="276" w:lineRule="auto" w:after="40" w:before="40"/>
+            </w:pPr>
+            <w:r>
+              <w:rPr>
+                <w:rFonts w:ascii="Times New Roman" w:hAnsi="Times New Roman" w:cs="Times New Roman" w:eastAsia="Times New Roman"/>
+                <w:color w:val="0F172A"/>
+                <w:sz w:val="21"/>
+              </w:rPr>
               <w:t>Người Thuê, Chủ Nhà</w:t>
             </w:r>
           </w:p>
@@ -3577,21 +5082,58 @@
         <w:tc>
           <w:tcPr>
             <w:tcW w:type="dxa" w:w="1454"/>
-          </w:tcPr>
-          <w:p>
-            <w:r>
+            <w:vAlign w:val="center"/>
+            <w:shd w:fill="F8FAFC"/>
+            <w:tcMar>
+              <w:top w:w="100" w:type="dxa"/>
+              <w:bottom w:w="100" w:type="dxa"/>
+              <w:left w:w="140" w:type="dxa"/>
+              <w:right w:w="140" w:type="dxa"/>
+            </w:tcMar>
+          </w:tcPr>
+          <w:p>
+            <w:pPr>
+              <w:spacing w:line="276" w:lineRule="auto" w:after="40" w:before="40"/>
+              <w:jc w:val="center"/>
+            </w:pPr>
+            <w:r>
+              <w:rPr>
+                <w:rFonts w:ascii="Times New Roman" w:hAnsi="Times New Roman" w:cs="Times New Roman" w:eastAsia="Times New Roman"/>
+                <w:color w:val="0F172A"/>
+                <w:sz w:val="21"/>
+              </w:rPr>
               <w:t>Cao</w:t>
             </w:r>
           </w:p>
         </w:tc>
       </w:tr>
       <w:tr>
+        <w:trPr>
+          <w:cantSplit/>
+        </w:trPr>
         <w:tc>
           <w:tcPr>
             <w:tcW w:type="dxa" w:w="974"/>
-          </w:tcPr>
-          <w:p>
-            <w:r>
+            <w:vAlign w:val="center"/>
+            <w:shd w:fill="FFFFFF"/>
+            <w:tcMar>
+              <w:top w:w="100" w:type="dxa"/>
+              <w:bottom w:w="100" w:type="dxa"/>
+              <w:left w:w="140" w:type="dxa"/>
+              <w:right w:w="140" w:type="dxa"/>
+            </w:tcMar>
+          </w:tcPr>
+          <w:p>
+            <w:pPr>
+              <w:spacing w:line="276" w:lineRule="auto" w:after="40" w:before="40"/>
+              <w:jc w:val="center"/>
+            </w:pPr>
+            <w:r>
+              <w:rPr>
+                <w:rFonts w:ascii="Times New Roman" w:hAnsi="Times New Roman" w:cs="Times New Roman" w:eastAsia="Times New Roman"/>
+                <w:color w:val="0F172A"/>
+                <w:sz w:val="21"/>
+              </w:rPr>
               <w:t>5</w:t>
             </w:r>
           </w:p>
@@ -3599,9 +5141,25 @@
         <w:tc>
           <w:tcPr>
             <w:tcW w:type="dxa" w:w="1709"/>
-          </w:tcPr>
-          <w:p>
-            <w:r>
+            <w:vAlign w:val="center"/>
+            <w:shd w:fill="FFFFFF"/>
+            <w:tcMar>
+              <w:top w:w="100" w:type="dxa"/>
+              <w:bottom w:w="100" w:type="dxa"/>
+              <w:left w:w="140" w:type="dxa"/>
+              <w:right w:w="140" w:type="dxa"/>
+            </w:tcMar>
+          </w:tcPr>
+          <w:p>
+            <w:pPr>
+              <w:spacing w:line="276" w:lineRule="auto" w:after="40" w:before="40"/>
+            </w:pPr>
+            <w:r>
+              <w:rPr>
+                <w:rFonts w:ascii="Times New Roman" w:hAnsi="Times New Roman" w:cs="Times New Roman" w:eastAsia="Times New Roman"/>
+                <w:color w:val="0F172A"/>
+                <w:sz w:val="21"/>
+              </w:rPr>
               <w:t>UC005</w:t>
             </w:r>
           </w:p>
@@ -3609,9 +5167,25 @@
         <w:tc>
           <w:tcPr>
             <w:tcW w:type="dxa" w:w="3160"/>
-          </w:tcPr>
-          <w:p>
-            <w:r>
+            <w:vAlign w:val="center"/>
+            <w:shd w:fill="FFFFFF"/>
+            <w:tcMar>
+              <w:top w:w="100" w:type="dxa"/>
+              <w:bottom w:w="100" w:type="dxa"/>
+              <w:left w:w="140" w:type="dxa"/>
+              <w:right w:w="140" w:type="dxa"/>
+            </w:tcMar>
+          </w:tcPr>
+          <w:p>
+            <w:pPr>
+              <w:spacing w:line="276" w:lineRule="auto" w:after="40" w:before="40"/>
+            </w:pPr>
+            <w:r>
+              <w:rPr>
+                <w:rFonts w:ascii="Times New Roman" w:hAnsi="Times New Roman" w:cs="Times New Roman" w:eastAsia="Times New Roman"/>
+                <w:color w:val="0F172A"/>
+                <w:sz w:val="21"/>
+              </w:rPr>
               <w:t>Ký Hợp Đồng Điện Tử E-Sign &amp; Đặt Cọc Bảo Chứng Escrow</w:t>
             </w:r>
           </w:p>
@@ -3619,9 +5193,25 @@
         <w:tc>
           <w:tcPr>
             <w:tcW w:type="dxa" w:w="1774"/>
-          </w:tcPr>
-          <w:p>
-            <w:r>
+            <w:vAlign w:val="center"/>
+            <w:shd w:fill="FFFFFF"/>
+            <w:tcMar>
+              <w:top w:w="100" w:type="dxa"/>
+              <w:bottom w:w="100" w:type="dxa"/>
+              <w:left w:w="140" w:type="dxa"/>
+              <w:right w:w="140" w:type="dxa"/>
+            </w:tcMar>
+          </w:tcPr>
+          <w:p>
+            <w:pPr>
+              <w:spacing w:line="276" w:lineRule="auto" w:after="40" w:before="40"/>
+            </w:pPr>
+            <w:r>
+              <w:rPr>
+                <w:rFonts w:ascii="Times New Roman" w:hAnsi="Times New Roman" w:cs="Times New Roman" w:eastAsia="Times New Roman"/>
+                <w:color w:val="0F172A"/>
+                <w:sz w:val="21"/>
+              </w:rPr>
               <w:t>Người Thuê, Chủ Nhà</w:t>
             </w:r>
           </w:p>
@@ -3629,21 +5219,58 @@
         <w:tc>
           <w:tcPr>
             <w:tcW w:type="dxa" w:w="1454"/>
-          </w:tcPr>
-          <w:p>
-            <w:r>
+            <w:vAlign w:val="center"/>
+            <w:shd w:fill="FFFFFF"/>
+            <w:tcMar>
+              <w:top w:w="100" w:type="dxa"/>
+              <w:bottom w:w="100" w:type="dxa"/>
+              <w:left w:w="140" w:type="dxa"/>
+              <w:right w:w="140" w:type="dxa"/>
+            </w:tcMar>
+          </w:tcPr>
+          <w:p>
+            <w:pPr>
+              <w:spacing w:line="276" w:lineRule="auto" w:after="40" w:before="40"/>
+              <w:jc w:val="center"/>
+            </w:pPr>
+            <w:r>
+              <w:rPr>
+                <w:rFonts w:ascii="Times New Roman" w:hAnsi="Times New Roman" w:cs="Times New Roman" w:eastAsia="Times New Roman"/>
+                <w:color w:val="0F172A"/>
+                <w:sz w:val="21"/>
+              </w:rPr>
               <w:t>Cao</w:t>
             </w:r>
           </w:p>
         </w:tc>
       </w:tr>
       <w:tr>
+        <w:trPr>
+          <w:cantSplit/>
+        </w:trPr>
         <w:tc>
           <w:tcPr>
             <w:tcW w:type="dxa" w:w="974"/>
-          </w:tcPr>
-          <w:p>
-            <w:r>
+            <w:vAlign w:val="center"/>
+            <w:shd w:fill="F8FAFC"/>
+            <w:tcMar>
+              <w:top w:w="100" w:type="dxa"/>
+              <w:bottom w:w="100" w:type="dxa"/>
+              <w:left w:w="140" w:type="dxa"/>
+              <w:right w:w="140" w:type="dxa"/>
+            </w:tcMar>
+          </w:tcPr>
+          <w:p>
+            <w:pPr>
+              <w:spacing w:line="276" w:lineRule="auto" w:after="40" w:before="40"/>
+              <w:jc w:val="center"/>
+            </w:pPr>
+            <w:r>
+              <w:rPr>
+                <w:rFonts w:ascii="Times New Roman" w:hAnsi="Times New Roman" w:cs="Times New Roman" w:eastAsia="Times New Roman"/>
+                <w:color w:val="0F172A"/>
+                <w:sz w:val="21"/>
+              </w:rPr>
               <w:t>6</w:t>
             </w:r>
           </w:p>
@@ -3651,9 +5278,25 @@
         <w:tc>
           <w:tcPr>
             <w:tcW w:type="dxa" w:w="1709"/>
-          </w:tcPr>
-          <w:p>
-            <w:r>
+            <w:vAlign w:val="center"/>
+            <w:shd w:fill="F8FAFC"/>
+            <w:tcMar>
+              <w:top w:w="100" w:type="dxa"/>
+              <w:bottom w:w="100" w:type="dxa"/>
+              <w:left w:w="140" w:type="dxa"/>
+              <w:right w:w="140" w:type="dxa"/>
+            </w:tcMar>
+          </w:tcPr>
+          <w:p>
+            <w:pPr>
+              <w:spacing w:line="276" w:lineRule="auto" w:after="40" w:before="40"/>
+            </w:pPr>
+            <w:r>
+              <w:rPr>
+                <w:rFonts w:ascii="Times New Roman" w:hAnsi="Times New Roman" w:cs="Times New Roman" w:eastAsia="Times New Roman"/>
+                <w:color w:val="0F172A"/>
+                <w:sz w:val="21"/>
+              </w:rPr>
               <w:t>UC006</w:t>
             </w:r>
           </w:p>
@@ -3661,9 +5304,25 @@
         <w:tc>
           <w:tcPr>
             <w:tcW w:type="dxa" w:w="3160"/>
-          </w:tcPr>
-          <w:p>
-            <w:r>
+            <w:vAlign w:val="center"/>
+            <w:shd w:fill="F8FAFC"/>
+            <w:tcMar>
+              <w:top w:w="100" w:type="dxa"/>
+              <w:bottom w:w="100" w:type="dxa"/>
+              <w:left w:w="140" w:type="dxa"/>
+              <w:right w:w="140" w:type="dxa"/>
+            </w:tcMar>
+          </w:tcPr>
+          <w:p>
+            <w:pPr>
+              <w:spacing w:line="276" w:lineRule="auto" w:after="40" w:before="40"/>
+            </w:pPr>
+            <w:r>
+              <w:rPr>
+                <w:rFonts w:ascii="Times New Roman" w:hAnsi="Times New Roman" w:cs="Times New Roman" w:eastAsia="Times New Roman"/>
+                <w:color w:val="0F172A"/>
+                <w:sz w:val="21"/>
+              </w:rPr>
               <w:t>Biên Bản Bàn Giao Căn Hộ 15 Mục Kèm Ảnh Đối Chiếu</w:t>
             </w:r>
           </w:p>
@@ -3671,9 +5330,25 @@
         <w:tc>
           <w:tcPr>
             <w:tcW w:type="dxa" w:w="1774"/>
-          </w:tcPr>
-          <w:p>
-            <w:r>
+            <w:vAlign w:val="center"/>
+            <w:shd w:fill="F8FAFC"/>
+            <w:tcMar>
+              <w:top w:w="100" w:type="dxa"/>
+              <w:bottom w:w="100" w:type="dxa"/>
+              <w:left w:w="140" w:type="dxa"/>
+              <w:right w:w="140" w:type="dxa"/>
+            </w:tcMar>
+          </w:tcPr>
+          <w:p>
+            <w:pPr>
+              <w:spacing w:line="276" w:lineRule="auto" w:after="40" w:before="40"/>
+            </w:pPr>
+            <w:r>
+              <w:rPr>
+                <w:rFonts w:ascii="Times New Roman" w:hAnsi="Times New Roman" w:cs="Times New Roman" w:eastAsia="Times New Roman"/>
+                <w:color w:val="0F172A"/>
+                <w:sz w:val="21"/>
+              </w:rPr>
               <w:t>Người Thuê, Chủ Nhà</w:t>
             </w:r>
           </w:p>
@@ -3681,21 +5356,58 @@
         <w:tc>
           <w:tcPr>
             <w:tcW w:type="dxa" w:w="1454"/>
-          </w:tcPr>
-          <w:p>
-            <w:r>
+            <w:vAlign w:val="center"/>
+            <w:shd w:fill="F8FAFC"/>
+            <w:tcMar>
+              <w:top w:w="100" w:type="dxa"/>
+              <w:bottom w:w="100" w:type="dxa"/>
+              <w:left w:w="140" w:type="dxa"/>
+              <w:right w:w="140" w:type="dxa"/>
+            </w:tcMar>
+          </w:tcPr>
+          <w:p>
+            <w:pPr>
+              <w:spacing w:line="276" w:lineRule="auto" w:after="40" w:before="40"/>
+              <w:jc w:val="center"/>
+            </w:pPr>
+            <w:r>
+              <w:rPr>
+                <w:rFonts w:ascii="Times New Roman" w:hAnsi="Times New Roman" w:cs="Times New Roman" w:eastAsia="Times New Roman"/>
+                <w:color w:val="0F172A"/>
+                <w:sz w:val="21"/>
+              </w:rPr>
               <w:t>Trung bình</w:t>
             </w:r>
           </w:p>
         </w:tc>
       </w:tr>
       <w:tr>
+        <w:trPr>
+          <w:cantSplit/>
+        </w:trPr>
         <w:tc>
           <w:tcPr>
             <w:tcW w:type="dxa" w:w="974"/>
-          </w:tcPr>
-          <w:p>
-            <w:r>
+            <w:vAlign w:val="center"/>
+            <w:shd w:fill="FFFFFF"/>
+            <w:tcMar>
+              <w:top w:w="100" w:type="dxa"/>
+              <w:bottom w:w="100" w:type="dxa"/>
+              <w:left w:w="140" w:type="dxa"/>
+              <w:right w:w="140" w:type="dxa"/>
+            </w:tcMar>
+          </w:tcPr>
+          <w:p>
+            <w:pPr>
+              <w:spacing w:line="276" w:lineRule="auto" w:after="40" w:before="40"/>
+              <w:jc w:val="center"/>
+            </w:pPr>
+            <w:r>
+              <w:rPr>
+                <w:rFonts w:ascii="Times New Roman" w:hAnsi="Times New Roman" w:cs="Times New Roman" w:eastAsia="Times New Roman"/>
+                <w:color w:val="0F172A"/>
+                <w:sz w:val="21"/>
+              </w:rPr>
               <w:t>7</w:t>
             </w:r>
           </w:p>
@@ -3703,9 +5415,25 @@
         <w:tc>
           <w:tcPr>
             <w:tcW w:type="dxa" w:w="1709"/>
-          </w:tcPr>
-          <w:p>
-            <w:r>
+            <w:vAlign w:val="center"/>
+            <w:shd w:fill="FFFFFF"/>
+            <w:tcMar>
+              <w:top w:w="100" w:type="dxa"/>
+              <w:bottom w:w="100" w:type="dxa"/>
+              <w:left w:w="140" w:type="dxa"/>
+              <w:right w:w="140" w:type="dxa"/>
+            </w:tcMar>
+          </w:tcPr>
+          <w:p>
+            <w:pPr>
+              <w:spacing w:line="276" w:lineRule="auto" w:after="40" w:before="40"/>
+            </w:pPr>
+            <w:r>
+              <w:rPr>
+                <w:rFonts w:ascii="Times New Roman" w:hAnsi="Times New Roman" w:cs="Times New Roman" w:eastAsia="Times New Roman"/>
+                <w:color w:val="0F172A"/>
+                <w:sz w:val="21"/>
+              </w:rPr>
               <w:t>UC007</w:t>
             </w:r>
           </w:p>
@@ -3713,9 +5441,25 @@
         <w:tc>
           <w:tcPr>
             <w:tcW w:type="dxa" w:w="3160"/>
-          </w:tcPr>
-          <w:p>
-            <w:r>
+            <w:vAlign w:val="center"/>
+            <w:shd w:fill="FFFFFF"/>
+            <w:tcMar>
+              <w:top w:w="100" w:type="dxa"/>
+              <w:bottom w:w="100" w:type="dxa"/>
+              <w:left w:w="140" w:type="dxa"/>
+              <w:right w:w="140" w:type="dxa"/>
+            </w:tcMar>
+          </w:tcPr>
+          <w:p>
+            <w:pPr>
+              <w:spacing w:line="276" w:lineRule="auto" w:after="40" w:before="40"/>
+            </w:pPr>
+            <w:r>
+              <w:rPr>
+                <w:rFonts w:ascii="Times New Roman" w:hAnsi="Times New Roman" w:cs="Times New Roman" w:eastAsia="Times New Roman"/>
+                <w:color w:val="0F172A"/>
+                <w:sz w:val="21"/>
+              </w:rPr>
               <w:t>Cẩm Nang Khu Vực &amp; Giả Lập Tuyến Đường Đi Làm</w:t>
             </w:r>
           </w:p>
@@ -3723,9 +5467,25 @@
         <w:tc>
           <w:tcPr>
             <w:tcW w:type="dxa" w:w="1774"/>
-          </w:tcPr>
-          <w:p>
-            <w:r>
+            <w:vAlign w:val="center"/>
+            <w:shd w:fill="FFFFFF"/>
+            <w:tcMar>
+              <w:top w:w="100" w:type="dxa"/>
+              <w:bottom w:w="100" w:type="dxa"/>
+              <w:left w:w="140" w:type="dxa"/>
+              <w:right w:w="140" w:type="dxa"/>
+            </w:tcMar>
+          </w:tcPr>
+          <w:p>
+            <w:pPr>
+              <w:spacing w:line="276" w:lineRule="auto" w:after="40" w:before="40"/>
+            </w:pPr>
+            <w:r>
+              <w:rPr>
+                <w:rFonts w:ascii="Times New Roman" w:hAnsi="Times New Roman" w:cs="Times New Roman" w:eastAsia="Times New Roman"/>
+                <w:color w:val="0F172A"/>
+                <w:sz w:val="21"/>
+              </w:rPr>
               <w:t>Người Thuê</w:t>
             </w:r>
           </w:p>
@@ -3733,21 +5493,58 @@
         <w:tc>
           <w:tcPr>
             <w:tcW w:type="dxa" w:w="1454"/>
-          </w:tcPr>
-          <w:p>
-            <w:r>
+            <w:vAlign w:val="center"/>
+            <w:shd w:fill="FFFFFF"/>
+            <w:tcMar>
+              <w:top w:w="100" w:type="dxa"/>
+              <w:bottom w:w="100" w:type="dxa"/>
+              <w:left w:w="140" w:type="dxa"/>
+              <w:right w:w="140" w:type="dxa"/>
+            </w:tcMar>
+          </w:tcPr>
+          <w:p>
+            <w:pPr>
+              <w:spacing w:line="276" w:lineRule="auto" w:after="40" w:before="40"/>
+              <w:jc w:val="center"/>
+            </w:pPr>
+            <w:r>
+              <w:rPr>
+                <w:rFonts w:ascii="Times New Roman" w:hAnsi="Times New Roman" w:cs="Times New Roman" w:eastAsia="Times New Roman"/>
+                <w:color w:val="0F172A"/>
+                <w:sz w:val="21"/>
+              </w:rPr>
               <w:t>Trung bình</w:t>
             </w:r>
           </w:p>
         </w:tc>
       </w:tr>
       <w:tr>
+        <w:trPr>
+          <w:cantSplit/>
+        </w:trPr>
         <w:tc>
           <w:tcPr>
             <w:tcW w:type="dxa" w:w="974"/>
-          </w:tcPr>
-          <w:p>
-            <w:r>
+            <w:vAlign w:val="center"/>
+            <w:shd w:fill="F8FAFC"/>
+            <w:tcMar>
+              <w:top w:w="100" w:type="dxa"/>
+              <w:bottom w:w="100" w:type="dxa"/>
+              <w:left w:w="140" w:type="dxa"/>
+              <w:right w:w="140" w:type="dxa"/>
+            </w:tcMar>
+          </w:tcPr>
+          <w:p>
+            <w:pPr>
+              <w:spacing w:line="276" w:lineRule="auto" w:after="40" w:before="40"/>
+              <w:jc w:val="center"/>
+            </w:pPr>
+            <w:r>
+              <w:rPr>
+                <w:rFonts w:ascii="Times New Roman" w:hAnsi="Times New Roman" w:cs="Times New Roman" w:eastAsia="Times New Roman"/>
+                <w:color w:val="0F172A"/>
+                <w:sz w:val="21"/>
+              </w:rPr>
               <w:t>8</w:t>
             </w:r>
           </w:p>
@@ -3755,9 +5552,25 @@
         <w:tc>
           <w:tcPr>
             <w:tcW w:type="dxa" w:w="1709"/>
-          </w:tcPr>
-          <w:p>
-            <w:r>
+            <w:vAlign w:val="center"/>
+            <w:shd w:fill="F8FAFC"/>
+            <w:tcMar>
+              <w:top w:w="100" w:type="dxa"/>
+              <w:bottom w:w="100" w:type="dxa"/>
+              <w:left w:w="140" w:type="dxa"/>
+              <w:right w:w="140" w:type="dxa"/>
+            </w:tcMar>
+          </w:tcPr>
+          <w:p>
+            <w:pPr>
+              <w:spacing w:line="276" w:lineRule="auto" w:after="40" w:before="40"/>
+            </w:pPr>
+            <w:r>
+              <w:rPr>
+                <w:rFonts w:ascii="Times New Roman" w:hAnsi="Times New Roman" w:cs="Times New Roman" w:eastAsia="Times New Roman"/>
+                <w:color w:val="0F172A"/>
+                <w:sz w:val="21"/>
+              </w:rPr>
               <w:t>UC008</w:t>
             </w:r>
           </w:p>
@@ -3765,9 +5578,25 @@
         <w:tc>
           <w:tcPr>
             <w:tcW w:type="dxa" w:w="3160"/>
-          </w:tcPr>
-          <w:p>
-            <w:r>
+            <w:vAlign w:val="center"/>
+            <w:shd w:fill="F8FAFC"/>
+            <w:tcMar>
+              <w:top w:w="100" w:type="dxa"/>
+              <w:bottom w:w="100" w:type="dxa"/>
+              <w:left w:w="140" w:type="dxa"/>
+              <w:right w:w="140" w:type="dxa"/>
+            </w:tcMar>
+          </w:tcPr>
+          <w:p>
+            <w:pPr>
+              <w:spacing w:line="276" w:lineRule="auto" w:after="40" w:before="40"/>
+            </w:pPr>
+            <w:r>
+              <w:rPr>
+                <w:rFonts w:ascii="Times New Roman" w:hAnsi="Times New Roman" w:cs="Times New Roman" w:eastAsia="Times New Roman"/>
+                <w:color w:val="0F172A"/>
+                <w:sz w:val="21"/>
+              </w:rPr>
               <w:t>Tour Tham Quan Thực Tế Ảo 360 Độ (Virtual Tour 3D)</w:t>
             </w:r>
           </w:p>
@@ -3775,9 +5604,25 @@
         <w:tc>
           <w:tcPr>
             <w:tcW w:type="dxa" w:w="1774"/>
-          </w:tcPr>
-          <w:p>
-            <w:r>
+            <w:vAlign w:val="center"/>
+            <w:shd w:fill="F8FAFC"/>
+            <w:tcMar>
+              <w:top w:w="100" w:type="dxa"/>
+              <w:bottom w:w="100" w:type="dxa"/>
+              <w:left w:w="140" w:type="dxa"/>
+              <w:right w:w="140" w:type="dxa"/>
+            </w:tcMar>
+          </w:tcPr>
+          <w:p>
+            <w:pPr>
+              <w:spacing w:line="276" w:lineRule="auto" w:after="40" w:before="40"/>
+            </w:pPr>
+            <w:r>
+              <w:rPr>
+                <w:rFonts w:ascii="Times New Roman" w:hAnsi="Times New Roman" w:cs="Times New Roman" w:eastAsia="Times New Roman"/>
+                <w:color w:val="0F172A"/>
+                <w:sz w:val="21"/>
+              </w:rPr>
               <w:t>Người Thuê</w:t>
             </w:r>
           </w:p>
@@ -3785,21 +5630,58 @@
         <w:tc>
           <w:tcPr>
             <w:tcW w:type="dxa" w:w="1454"/>
-          </w:tcPr>
-          <w:p>
-            <w:r>
+            <w:vAlign w:val="center"/>
+            <w:shd w:fill="F8FAFC"/>
+            <w:tcMar>
+              <w:top w:w="100" w:type="dxa"/>
+              <w:bottom w:w="100" w:type="dxa"/>
+              <w:left w:w="140" w:type="dxa"/>
+              <w:right w:w="140" w:type="dxa"/>
+            </w:tcMar>
+          </w:tcPr>
+          <w:p>
+            <w:pPr>
+              <w:spacing w:line="276" w:lineRule="auto" w:after="40" w:before="40"/>
+              <w:jc w:val="center"/>
+            </w:pPr>
+            <w:r>
+              <w:rPr>
+                <w:rFonts w:ascii="Times New Roman" w:hAnsi="Times New Roman" w:cs="Times New Roman" w:eastAsia="Times New Roman"/>
+                <w:color w:val="0F172A"/>
+                <w:sz w:val="21"/>
+              </w:rPr>
               <w:t>Trung bình</w:t>
             </w:r>
           </w:p>
         </w:tc>
       </w:tr>
       <w:tr>
+        <w:trPr>
+          <w:cantSplit/>
+        </w:trPr>
         <w:tc>
           <w:tcPr>
             <w:tcW w:type="dxa" w:w="974"/>
-          </w:tcPr>
-          <w:p>
-            <w:r>
+            <w:vAlign w:val="center"/>
+            <w:shd w:fill="FFFFFF"/>
+            <w:tcMar>
+              <w:top w:w="100" w:type="dxa"/>
+              <w:bottom w:w="100" w:type="dxa"/>
+              <w:left w:w="140" w:type="dxa"/>
+              <w:right w:w="140" w:type="dxa"/>
+            </w:tcMar>
+          </w:tcPr>
+          <w:p>
+            <w:pPr>
+              <w:spacing w:line="276" w:lineRule="auto" w:after="40" w:before="40"/>
+              <w:jc w:val="center"/>
+            </w:pPr>
+            <w:r>
+              <w:rPr>
+                <w:rFonts w:ascii="Times New Roman" w:hAnsi="Times New Roman" w:cs="Times New Roman" w:eastAsia="Times New Roman"/>
+                <w:color w:val="0F172A"/>
+                <w:sz w:val="21"/>
+              </w:rPr>
               <w:t>9</w:t>
             </w:r>
           </w:p>
@@ -3807,9 +5689,25 @@
         <w:tc>
           <w:tcPr>
             <w:tcW w:type="dxa" w:w="1709"/>
-          </w:tcPr>
-          <w:p>
-            <w:r>
+            <w:vAlign w:val="center"/>
+            <w:shd w:fill="FFFFFF"/>
+            <w:tcMar>
+              <w:top w:w="100" w:type="dxa"/>
+              <w:bottom w:w="100" w:type="dxa"/>
+              <w:left w:w="140" w:type="dxa"/>
+              <w:right w:w="140" w:type="dxa"/>
+            </w:tcMar>
+          </w:tcPr>
+          <w:p>
+            <w:pPr>
+              <w:spacing w:line="276" w:lineRule="auto" w:after="40" w:before="40"/>
+            </w:pPr>
+            <w:r>
+              <w:rPr>
+                <w:rFonts w:ascii="Times New Roman" w:hAnsi="Times New Roman" w:cs="Times New Roman" w:eastAsia="Times New Roman"/>
+                <w:color w:val="0F172A"/>
+                <w:sz w:val="21"/>
+              </w:rPr>
               <w:t>UC009</w:t>
             </w:r>
           </w:p>
@@ -3817,9 +5715,25 @@
         <w:tc>
           <w:tcPr>
             <w:tcW w:type="dxa" w:w="3160"/>
-          </w:tcPr>
-          <w:p>
-            <w:r>
+            <w:vAlign w:val="center"/>
+            <w:shd w:fill="FFFFFF"/>
+            <w:tcMar>
+              <w:top w:w="100" w:type="dxa"/>
+              <w:bottom w:w="100" w:type="dxa"/>
+              <w:left w:w="140" w:type="dxa"/>
+              <w:right w:w="140" w:type="dxa"/>
+            </w:tcMar>
+          </w:tcPr>
+          <w:p>
+            <w:pPr>
+              <w:spacing w:line="276" w:lineRule="auto" w:after="40" w:before="40"/>
+            </w:pPr>
+            <w:r>
+              <w:rPr>
+                <w:rFonts w:ascii="Times New Roman" w:hAnsi="Times New Roman" w:cs="Times New Roman" w:eastAsia="Times New Roman"/>
+                <w:color w:val="0F172A"/>
+                <w:sz w:val="21"/>
+              </w:rPr>
               <w:t>Đăng Tin Tự Động Bằng AI (Smart Listing Creator)</w:t>
             </w:r>
           </w:p>
@@ -3827,9 +5741,25 @@
         <w:tc>
           <w:tcPr>
             <w:tcW w:type="dxa" w:w="1774"/>
-          </w:tcPr>
-          <w:p>
-            <w:r>
+            <w:vAlign w:val="center"/>
+            <w:shd w:fill="FFFFFF"/>
+            <w:tcMar>
+              <w:top w:w="100" w:type="dxa"/>
+              <w:bottom w:w="100" w:type="dxa"/>
+              <w:left w:w="140" w:type="dxa"/>
+              <w:right w:w="140" w:type="dxa"/>
+            </w:tcMar>
+          </w:tcPr>
+          <w:p>
+            <w:pPr>
+              <w:spacing w:line="276" w:lineRule="auto" w:after="40" w:before="40"/>
+            </w:pPr>
+            <w:r>
+              <w:rPr>
+                <w:rFonts w:ascii="Times New Roman" w:hAnsi="Times New Roman" w:cs="Times New Roman" w:eastAsia="Times New Roman"/>
+                <w:color w:val="0F172A"/>
+                <w:sz w:val="21"/>
+              </w:rPr>
               <w:t>Chủ Nhà, GenAI</w:t>
             </w:r>
           </w:p>
@@ -3837,21 +5767,58 @@
         <w:tc>
           <w:tcPr>
             <w:tcW w:type="dxa" w:w="1454"/>
-          </w:tcPr>
-          <w:p>
-            <w:r>
+            <w:vAlign w:val="center"/>
+            <w:shd w:fill="FFFFFF"/>
+            <w:tcMar>
+              <w:top w:w="100" w:type="dxa"/>
+              <w:bottom w:w="100" w:type="dxa"/>
+              <w:left w:w="140" w:type="dxa"/>
+              <w:right w:w="140" w:type="dxa"/>
+            </w:tcMar>
+          </w:tcPr>
+          <w:p>
+            <w:pPr>
+              <w:spacing w:line="276" w:lineRule="auto" w:after="40" w:before="40"/>
+              <w:jc w:val="center"/>
+            </w:pPr>
+            <w:r>
+              <w:rPr>
+                <w:rFonts w:ascii="Times New Roman" w:hAnsi="Times New Roman" w:cs="Times New Roman" w:eastAsia="Times New Roman"/>
+                <w:color w:val="0F172A"/>
+                <w:sz w:val="21"/>
+              </w:rPr>
               <w:t>Cao</w:t>
             </w:r>
           </w:p>
         </w:tc>
       </w:tr>
       <w:tr>
+        <w:trPr>
+          <w:cantSplit/>
+        </w:trPr>
         <w:tc>
           <w:tcPr>
             <w:tcW w:type="dxa" w:w="974"/>
-          </w:tcPr>
-          <w:p>
-            <w:r>
+            <w:vAlign w:val="center"/>
+            <w:shd w:fill="F8FAFC"/>
+            <w:tcMar>
+              <w:top w:w="100" w:type="dxa"/>
+              <w:bottom w:w="100" w:type="dxa"/>
+              <w:left w:w="140" w:type="dxa"/>
+              <w:right w:w="140" w:type="dxa"/>
+            </w:tcMar>
+          </w:tcPr>
+          <w:p>
+            <w:pPr>
+              <w:spacing w:line="276" w:lineRule="auto" w:after="40" w:before="40"/>
+              <w:jc w:val="center"/>
+            </w:pPr>
+            <w:r>
+              <w:rPr>
+                <w:rFonts w:ascii="Times New Roman" w:hAnsi="Times New Roman" w:cs="Times New Roman" w:eastAsia="Times New Roman"/>
+                <w:color w:val="0F172A"/>
+                <w:sz w:val="21"/>
+              </w:rPr>
               <w:t>10</w:t>
             </w:r>
           </w:p>
@@ -3859,9 +5826,25 @@
         <w:tc>
           <w:tcPr>
             <w:tcW w:type="dxa" w:w="1709"/>
-          </w:tcPr>
-          <w:p>
-            <w:r>
+            <w:vAlign w:val="center"/>
+            <w:shd w:fill="F8FAFC"/>
+            <w:tcMar>
+              <w:top w:w="100" w:type="dxa"/>
+              <w:bottom w:w="100" w:type="dxa"/>
+              <w:left w:w="140" w:type="dxa"/>
+              <w:right w:w="140" w:type="dxa"/>
+            </w:tcMar>
+          </w:tcPr>
+          <w:p>
+            <w:pPr>
+              <w:spacing w:line="276" w:lineRule="auto" w:after="40" w:before="40"/>
+            </w:pPr>
+            <w:r>
+              <w:rPr>
+                <w:rFonts w:ascii="Times New Roman" w:hAnsi="Times New Roman" w:cs="Times New Roman" w:eastAsia="Times New Roman"/>
+                <w:color w:val="0F172A"/>
+                <w:sz w:val="21"/>
+              </w:rPr>
               <w:t>UC010</w:t>
             </w:r>
           </w:p>
@@ -3869,9 +5852,25 @@
         <w:tc>
           <w:tcPr>
             <w:tcW w:type="dxa" w:w="3160"/>
-          </w:tcPr>
-          <w:p>
-            <w:r>
+            <w:vAlign w:val="center"/>
+            <w:shd w:fill="F8FAFC"/>
+            <w:tcMar>
+              <w:top w:w="100" w:type="dxa"/>
+              <w:bottom w:w="100" w:type="dxa"/>
+              <w:left w:w="140" w:type="dxa"/>
+              <w:right w:w="140" w:type="dxa"/>
+            </w:tcMar>
+          </w:tcPr>
+          <w:p>
+            <w:pPr>
+              <w:spacing w:line="276" w:lineRule="auto" w:after="40" w:before="40"/>
+            </w:pPr>
+            <w:r>
+              <w:rPr>
+                <w:rFonts w:ascii="Times New Roman" w:hAnsi="Times New Roman" w:cs="Times New Roman" w:eastAsia="Times New Roman"/>
+                <w:color w:val="0F172A"/>
+                <w:sz w:val="21"/>
+              </w:rPr>
               <w:t>Quản Lý Phòng, Sơ Đồ Tầng &amp; Hóa Đơn Thu Tiền</w:t>
             </w:r>
           </w:p>
@@ -3879,9 +5878,25 @@
         <w:tc>
           <w:tcPr>
             <w:tcW w:type="dxa" w:w="1774"/>
-          </w:tcPr>
-          <w:p>
-            <w:r>
+            <w:vAlign w:val="center"/>
+            <w:shd w:fill="F8FAFC"/>
+            <w:tcMar>
+              <w:top w:w="100" w:type="dxa"/>
+              <w:bottom w:w="100" w:type="dxa"/>
+              <w:left w:w="140" w:type="dxa"/>
+              <w:right w:w="140" w:type="dxa"/>
+            </w:tcMar>
+          </w:tcPr>
+          <w:p>
+            <w:pPr>
+              <w:spacing w:line="276" w:lineRule="auto" w:after="40" w:before="40"/>
+            </w:pPr>
+            <w:r>
+              <w:rPr>
+                <w:rFonts w:ascii="Times New Roman" w:hAnsi="Times New Roman" w:cs="Times New Roman" w:eastAsia="Times New Roman"/>
+                <w:color w:val="0F172A"/>
+                <w:sz w:val="21"/>
+              </w:rPr>
               <w:t>Chủ Nhà</w:t>
             </w:r>
           </w:p>
@@ -3889,21 +5904,58 @@
         <w:tc>
           <w:tcPr>
             <w:tcW w:type="dxa" w:w="1454"/>
-          </w:tcPr>
-          <w:p>
-            <w:r>
+            <w:vAlign w:val="center"/>
+            <w:shd w:fill="F8FAFC"/>
+            <w:tcMar>
+              <w:top w:w="100" w:type="dxa"/>
+              <w:bottom w:w="100" w:type="dxa"/>
+              <w:left w:w="140" w:type="dxa"/>
+              <w:right w:w="140" w:type="dxa"/>
+            </w:tcMar>
+          </w:tcPr>
+          <w:p>
+            <w:pPr>
+              <w:spacing w:line="276" w:lineRule="auto" w:after="40" w:before="40"/>
+              <w:jc w:val="center"/>
+            </w:pPr>
+            <w:r>
+              <w:rPr>
+                <w:rFonts w:ascii="Times New Roman" w:hAnsi="Times New Roman" w:cs="Times New Roman" w:eastAsia="Times New Roman"/>
+                <w:color w:val="0F172A"/>
+                <w:sz w:val="21"/>
+              </w:rPr>
               <w:t>Cao</w:t>
             </w:r>
           </w:p>
         </w:tc>
       </w:tr>
       <w:tr>
+        <w:trPr>
+          <w:cantSplit/>
+        </w:trPr>
         <w:tc>
           <w:tcPr>
             <w:tcW w:type="dxa" w:w="974"/>
-          </w:tcPr>
-          <w:p>
-            <w:r>
+            <w:vAlign w:val="center"/>
+            <w:shd w:fill="FFFFFF"/>
+            <w:tcMar>
+              <w:top w:w="100" w:type="dxa"/>
+              <w:bottom w:w="100" w:type="dxa"/>
+              <w:left w:w="140" w:type="dxa"/>
+              <w:right w:w="140" w:type="dxa"/>
+            </w:tcMar>
+          </w:tcPr>
+          <w:p>
+            <w:pPr>
+              <w:spacing w:line="276" w:lineRule="auto" w:after="40" w:before="40"/>
+              <w:jc w:val="center"/>
+            </w:pPr>
+            <w:r>
+              <w:rPr>
+                <w:rFonts w:ascii="Times New Roman" w:hAnsi="Times New Roman" w:cs="Times New Roman" w:eastAsia="Times New Roman"/>
+                <w:color w:val="0F172A"/>
+                <w:sz w:val="21"/>
+              </w:rPr>
               <w:t>11</w:t>
             </w:r>
           </w:p>
@@ -3911,9 +5963,25 @@
         <w:tc>
           <w:tcPr>
             <w:tcW w:type="dxa" w:w="1709"/>
-          </w:tcPr>
-          <w:p>
-            <w:r>
+            <w:vAlign w:val="center"/>
+            <w:shd w:fill="FFFFFF"/>
+            <w:tcMar>
+              <w:top w:w="100" w:type="dxa"/>
+              <w:bottom w:w="100" w:type="dxa"/>
+              <w:left w:w="140" w:type="dxa"/>
+              <w:right w:w="140" w:type="dxa"/>
+            </w:tcMar>
+          </w:tcPr>
+          <w:p>
+            <w:pPr>
+              <w:spacing w:line="276" w:lineRule="auto" w:after="40" w:before="40"/>
+            </w:pPr>
+            <w:r>
+              <w:rPr>
+                <w:rFonts w:ascii="Times New Roman" w:hAnsi="Times New Roman" w:cs="Times New Roman" w:eastAsia="Times New Roman"/>
+                <w:color w:val="0F172A"/>
+                <w:sz w:val="21"/>
+              </w:rPr>
               <w:t>UC011</w:t>
             </w:r>
           </w:p>
@@ -3921,9 +5989,25 @@
         <w:tc>
           <w:tcPr>
             <w:tcW w:type="dxa" w:w="3160"/>
-          </w:tcPr>
-          <w:p>
-            <w:r>
+            <w:vAlign w:val="center"/>
+            <w:shd w:fill="FFFFFF"/>
+            <w:tcMar>
+              <w:top w:w="100" w:type="dxa"/>
+              <w:bottom w:w="100" w:type="dxa"/>
+              <w:left w:w="140" w:type="dxa"/>
+              <w:right w:w="140" w:type="dxa"/>
+            </w:tcMar>
+          </w:tcPr>
+          <w:p>
+            <w:pPr>
+              <w:spacing w:line="276" w:lineRule="auto" w:after="40" w:before="40"/>
+            </w:pPr>
+            <w:r>
+              <w:rPr>
+                <w:rFonts w:ascii="Times New Roman" w:hAnsi="Times New Roman" w:cs="Times New Roman" w:eastAsia="Times New Roman"/>
+                <w:color w:val="0F172A"/>
+                <w:sz w:val="21"/>
+              </w:rPr>
               <w:t>Quản Trị Sức Khỏe Sàn &amp; Kiểm Duyệt Tin Đăng</w:t>
             </w:r>
           </w:p>
@@ -3931,9 +6015,25 @@
         <w:tc>
           <w:tcPr>
             <w:tcW w:type="dxa" w:w="1774"/>
-          </w:tcPr>
-          <w:p>
-            <w:r>
+            <w:vAlign w:val="center"/>
+            <w:shd w:fill="FFFFFF"/>
+            <w:tcMar>
+              <w:top w:w="100" w:type="dxa"/>
+              <w:bottom w:w="100" w:type="dxa"/>
+              <w:left w:w="140" w:type="dxa"/>
+              <w:right w:w="140" w:type="dxa"/>
+            </w:tcMar>
+          </w:tcPr>
+          <w:p>
+            <w:pPr>
+              <w:spacing w:line="276" w:lineRule="auto" w:after="40" w:before="40"/>
+            </w:pPr>
+            <w:r>
+              <w:rPr>
+                <w:rFonts w:ascii="Times New Roman" w:hAnsi="Times New Roman" w:cs="Times New Roman" w:eastAsia="Times New Roman"/>
+                <w:color w:val="0F172A"/>
+                <w:sz w:val="21"/>
+              </w:rPr>
               <w:t>Quản Trị Viên</w:t>
             </w:r>
           </w:p>
@@ -3941,21 +6041,58 @@
         <w:tc>
           <w:tcPr>
             <w:tcW w:type="dxa" w:w="1454"/>
-          </w:tcPr>
-          <w:p>
-            <w:r>
+            <w:vAlign w:val="center"/>
+            <w:shd w:fill="FFFFFF"/>
+            <w:tcMar>
+              <w:top w:w="100" w:type="dxa"/>
+              <w:bottom w:w="100" w:type="dxa"/>
+              <w:left w:w="140" w:type="dxa"/>
+              <w:right w:w="140" w:type="dxa"/>
+            </w:tcMar>
+          </w:tcPr>
+          <w:p>
+            <w:pPr>
+              <w:spacing w:line="276" w:lineRule="auto" w:after="40" w:before="40"/>
+              <w:jc w:val="center"/>
+            </w:pPr>
+            <w:r>
+              <w:rPr>
+                <w:rFonts w:ascii="Times New Roman" w:hAnsi="Times New Roman" w:cs="Times New Roman" w:eastAsia="Times New Roman"/>
+                <w:color w:val="0F172A"/>
+                <w:sz w:val="21"/>
+              </w:rPr>
               <w:t>Cao</w:t>
             </w:r>
           </w:p>
         </w:tc>
       </w:tr>
       <w:tr>
+        <w:trPr>
+          <w:cantSplit/>
+        </w:trPr>
         <w:tc>
           <w:tcPr>
             <w:tcW w:type="dxa" w:w="974"/>
-          </w:tcPr>
-          <w:p>
-            <w:r>
+            <w:vAlign w:val="center"/>
+            <w:shd w:fill="F8FAFC"/>
+            <w:tcMar>
+              <w:top w:w="100" w:type="dxa"/>
+              <w:bottom w:w="100" w:type="dxa"/>
+              <w:left w:w="140" w:type="dxa"/>
+              <w:right w:w="140" w:type="dxa"/>
+            </w:tcMar>
+          </w:tcPr>
+          <w:p>
+            <w:pPr>
+              <w:spacing w:line="276" w:lineRule="auto" w:after="40" w:before="40"/>
+              <w:jc w:val="center"/>
+            </w:pPr>
+            <w:r>
+              <w:rPr>
+                <w:rFonts w:ascii="Times New Roman" w:hAnsi="Times New Roman" w:cs="Times New Roman" w:eastAsia="Times New Roman"/>
+                <w:color w:val="0F172A"/>
+                <w:sz w:val="21"/>
+              </w:rPr>
               <w:t>12</w:t>
             </w:r>
           </w:p>
@@ -3963,9 +6100,25 @@
         <w:tc>
           <w:tcPr>
             <w:tcW w:type="dxa" w:w="1709"/>
-          </w:tcPr>
-          <w:p>
-            <w:r>
+            <w:vAlign w:val="center"/>
+            <w:shd w:fill="F8FAFC"/>
+            <w:tcMar>
+              <w:top w:w="100" w:type="dxa"/>
+              <w:bottom w:w="100" w:type="dxa"/>
+              <w:left w:w="140" w:type="dxa"/>
+              <w:right w:w="140" w:type="dxa"/>
+            </w:tcMar>
+          </w:tcPr>
+          <w:p>
+            <w:pPr>
+              <w:spacing w:line="276" w:lineRule="auto" w:after="40" w:before="40"/>
+            </w:pPr>
+            <w:r>
+              <w:rPr>
+                <w:rFonts w:ascii="Times New Roman" w:hAnsi="Times New Roman" w:cs="Times New Roman" w:eastAsia="Times New Roman"/>
+                <w:color w:val="0F172A"/>
+                <w:sz w:val="21"/>
+              </w:rPr>
               <w:t>UC012</w:t>
             </w:r>
           </w:p>
@@ -3973,9 +6126,25 @@
         <w:tc>
           <w:tcPr>
             <w:tcW w:type="dxa" w:w="3160"/>
-          </w:tcPr>
-          <w:p>
-            <w:r>
+            <w:vAlign w:val="center"/>
+            <w:shd w:fill="F8FAFC"/>
+            <w:tcMar>
+              <w:top w:w="100" w:type="dxa"/>
+              <w:bottom w:w="100" w:type="dxa"/>
+              <w:left w:w="140" w:type="dxa"/>
+              <w:right w:w="140" w:type="dxa"/>
+            </w:tcMar>
+          </w:tcPr>
+          <w:p>
+            <w:pPr>
+              <w:spacing w:line="276" w:lineRule="auto" w:after="40" w:before="40"/>
+            </w:pPr>
+            <w:r>
+              <w:rPr>
+                <w:rFonts w:ascii="Times New Roman" w:hAnsi="Times New Roman" w:cs="Times New Roman" w:eastAsia="Times New Roman"/>
+                <w:color w:val="0F172A"/>
+                <w:sz w:val="21"/>
+              </w:rPr>
               <w:t>Điều Khiển IoT Smart Home &amp; Yêu Cầu Sửa Chữa</w:t>
             </w:r>
           </w:p>
@@ -3983,9 +6152,25 @@
         <w:tc>
           <w:tcPr>
             <w:tcW w:type="dxa" w:w="1774"/>
-          </w:tcPr>
-          <w:p>
-            <w:r>
+            <w:vAlign w:val="center"/>
+            <w:shd w:fill="F8FAFC"/>
+            <w:tcMar>
+              <w:top w:w="100" w:type="dxa"/>
+              <w:bottom w:w="100" w:type="dxa"/>
+              <w:left w:w="140" w:type="dxa"/>
+              <w:right w:w="140" w:type="dxa"/>
+            </w:tcMar>
+          </w:tcPr>
+          <w:p>
+            <w:pPr>
+              <w:spacing w:line="276" w:lineRule="auto" w:after="40" w:before="40"/>
+            </w:pPr>
+            <w:r>
+              <w:rPr>
+                <w:rFonts w:ascii="Times New Roman" w:hAnsi="Times New Roman" w:cs="Times New Roman" w:eastAsia="Times New Roman"/>
+                <w:color w:val="0F172A"/>
+                <w:sz w:val="21"/>
+              </w:rPr>
               <w:t>Cư Dân</w:t>
             </w:r>
           </w:p>
@@ -3993,9 +6178,26 @@
         <w:tc>
           <w:tcPr>
             <w:tcW w:type="dxa" w:w="1454"/>
-          </w:tcPr>
-          <w:p>
-            <w:r>
+            <w:vAlign w:val="center"/>
+            <w:shd w:fill="F8FAFC"/>
+            <w:tcMar>
+              <w:top w:w="100" w:type="dxa"/>
+              <w:bottom w:w="100" w:type="dxa"/>
+              <w:left w:w="140" w:type="dxa"/>
+              <w:right w:w="140" w:type="dxa"/>
+            </w:tcMar>
+          </w:tcPr>
+          <w:p>
+            <w:pPr>
+              <w:spacing w:line="276" w:lineRule="auto" w:after="40" w:before="40"/>
+              <w:jc w:val="center"/>
+            </w:pPr>
+            <w:r>
+              <w:rPr>
+                <w:rFonts w:ascii="Times New Roman" w:hAnsi="Times New Roman" w:cs="Times New Roman" w:eastAsia="Times New Roman"/>
+                <w:color w:val="0F172A"/>
+                <w:sz w:val="21"/>
+              </w:rPr>
               <w:t>Trung bình</w:t>
             </w:r>
           </w:p>
@@ -4005,7 +6207,7 @@
     <w:p>
       <w:pPr>
         <w:pStyle w:val="Normal"/>
-        <w:spacing w:lineRule="auto" w:line="240" w:before="0" w:after="120"/>
+        <w:spacing w:lineRule="auto" w:line="276" w:before="0" w:after="80"/>
         <w:ind w:start="720"/>
         <w:rPr>
           <w:rFonts w:ascii="Times New Roman" w:hAnsi="Times New Roman" w:cs="Times New Roman"/>
@@ -4016,6 +6218,11 @@
         </w:rPr>
       </w:pPr>
       <w:r>
+        <w:rPr>
+          <w:rFonts w:ascii="Times New Roman" w:hAnsi="Times New Roman" w:cs="Times New Roman" w:eastAsia="Times New Roman"/>
+          <w:color w:val="0F172A"/>
+          <w:sz w:val="24"/>
+        </w:rPr>
         <w:t>Quy cách đánh số: UC: Use Case, 001, 002... là số thứ tự; FR: Functional Requirement; NFR: Non-Functional Requirement.</w:t>
       </w:r>
     </w:p>
@@ -4045,7 +6252,7 @@
     <w:p>
       <w:pPr>
         <w:pStyle w:val="Heading2"/>
-        <w:spacing w:lineRule="auto" w:line="240" w:before="0" w:after="120"/>
+        <w:spacing w:lineRule="auto" w:line="276" w:before="160" w:after="60"/>
         <w:ind w:hanging="600" w:start="600"/>
         <w:rPr>
           <w:rFonts w:ascii="Times New Roman" w:hAnsi="Times New Roman"/>
@@ -4057,8 +6264,11 @@
       <w:bookmarkStart w:id="19" w:name="_Toc207611054"/>
       <w:r>
         <w:rPr>
-          <w:rFonts w:ascii="Times New Roman" w:hAnsi="Times New Roman"/>
-          <w:sz w:val="26"/>
+          <w:rFonts w:ascii="Times New Roman" w:hAnsi="Times New Roman" w:cs="Times New Roman" w:eastAsia="Times New Roman"/>
+          <w:b/>
+          <w:i w:val="0"/>
+          <w:color w:val="0F172A"/>
+          <w:sz w:val="25"/>
           <w:szCs w:val="26"/>
         </w:rPr>
         <w:t>Các điều kiện phụ thuộc</w:t>
@@ -4067,8 +6277,11 @@
       <w:bookmarkEnd w:id="19"/>
       <w:r>
         <w:rPr>
-          <w:rFonts w:ascii="Times New Roman" w:hAnsi="Times New Roman"/>
-          <w:sz w:val="26"/>
+          <w:rFonts w:ascii="Times New Roman" w:hAnsi="Times New Roman" w:cs="Times New Roman" w:eastAsia="Times New Roman"/>
+          <w:b/>
+          <w:i w:val="0"/>
+          <w:color w:val="0F172A"/>
+          <w:sz w:val="25"/>
           <w:szCs w:val="26"/>
         </w:rPr>
         <w:tab/>
@@ -4077,10 +6290,15 @@
     <w:p>
       <w:pPr>
         <w:pStyle w:val="notes"/>
-        <w:spacing w:lineRule="auto" w:line="240" w:before="0" w:after="120"/>
+        <w:spacing w:lineRule="auto" w:line="276" w:before="0" w:after="80"/>
         <w:rPr/>
       </w:pPr>
       <w:r>
+        <w:rPr>
+          <w:rFonts w:ascii="Times New Roman" w:hAnsi="Times New Roman" w:cs="Times New Roman" w:eastAsia="Times New Roman"/>
+          <w:color w:val="0F172A"/>
+          <w:sz w:val="24"/>
+        </w:rPr>
         <w:t>Hệ thống được xây dựng trên nền tảng Web hiện đại: Ngôn ngữ TypeScript / JavaScript; Thư viện React 19, Vite 8, Tailwind CSS v4, Lucide Icons, Three.js / WebGL shader cho giao diện trực quan; Trí tuệ nhân tạo tích hợp Google Gemini API (NLP Semantic Parsing &amp; Computer Vision); Môi trường vận hành tương thích trên mọi trình duyệt hiện đại (Chrome, Edge, Safari, Firefox) và thiết bị (Desktop, Tablet, Mobile Responsive).</w:t>
       </w:r>
     </w:p>
@@ -4111,7 +6329,7 @@
     <w:p>
       <w:pPr>
         <w:pStyle w:val="Heading1"/>
-        <w:spacing w:lineRule="auto" w:line="240" w:before="0" w:after="120"/>
+        <w:spacing w:lineRule="auto" w:line="276" w:before="240" w:after="80"/>
         <w:ind w:hanging="480" w:start="480"/>
         <w:rPr>
           <w:rFonts w:ascii="Times New Roman" w:hAnsi="Times New Roman"/>
@@ -4123,9 +6341,11 @@
       <w:bookmarkStart w:id="21" w:name="_Toc236664998"/>
       <w:r>
         <w:rPr>
-          <w:rFonts w:ascii="Times New Roman" w:hAnsi="Times New Roman"/>
+          <w:rFonts w:ascii="Times New Roman" w:hAnsi="Times New Roman" w:cs="Times New Roman" w:eastAsia="Times New Roman"/>
           <w:b/>
-          <w:sz w:val="26"/>
+          <w:i w:val="0"/>
+          <w:color w:val="1E3A8A"/>
+          <w:sz w:val="28"/>
           <w:szCs w:val="26"/>
         </w:rPr>
         <w:t>ĐẶC TẢ CÁC YÊU CẦU CHỨC NĂNG (FUNCTIONAL)</w:t>
@@ -4136,10 +6356,15 @@
     <w:p>
       <w:pPr>
         <w:pStyle w:val="notes"/>
-        <w:spacing w:lineRule="auto" w:line="240" w:before="0" w:after="120"/>
+        <w:spacing w:lineRule="auto" w:line="276" w:before="0" w:after="80"/>
         <w:rPr/>
       </w:pPr>
       <w:r>
+        <w:rPr>
+          <w:rFonts w:ascii="Times New Roman" w:hAnsi="Times New Roman" w:cs="Times New Roman" w:eastAsia="Times New Roman"/>
+          <w:color w:val="0F172A"/>
+          <w:sz w:val="24"/>
+        </w:rPr>
         <w:t>Phần này đặc tả chi tiết 2 Use Case tiêu biểu cốt lõi đại diện cho Phân hệ Người Thuê (UC001) và Phân hệ Chủ Nhà kết hợp Trí Tuệ Nhân Tạo (UC009). Cả hai Use Case đều được chuẩn hóa theo quy chuẩn IEEE 830 với đầy đủ Điều kiện tiên quyết, Luồng sự kiện chính, Luồng ngoại lệ và Kịch bản kiểm thử.</w:t>
       </w:r>
     </w:p>
@@ -4164,7 +6389,7 @@
     <w:p>
       <w:pPr>
         <w:pStyle w:val="Heading2"/>
-        <w:spacing w:lineRule="auto" w:line="240" w:before="0" w:after="120"/>
+        <w:spacing w:lineRule="auto" w:line="276" w:before="160" w:after="60"/>
         <w:ind w:hanging="600" w:start="600"/>
         <w:rPr>
           <w:rFonts w:ascii="Times New Roman" w:hAnsi="Times New Roman"/>
@@ -4173,13 +6398,20 @@
         </w:rPr>
       </w:pPr>
       <w:r>
+        <w:rPr>
+          <w:rFonts w:ascii="Times New Roman" w:hAnsi="Times New Roman" w:cs="Times New Roman" w:eastAsia="Times New Roman"/>
+          <w:b/>
+          <w:i w:val="0"/>
+          <w:color w:val="0F172A"/>
+          <w:sz w:val="25"/>
+        </w:rPr>
         <w:t>UC001: Tìm Kiếm Căn Hộ Theo Chi Phí Thực Tế (True Cost) &amp; Bản Đồ An Toàn PCCC / Ngập Lụt</w:t>
       </w:r>
     </w:p>
     <w:p>
       <w:pPr>
         <w:pStyle w:val="Heading3"/>
-        <w:spacing w:lineRule="auto" w:line="240" w:before="0" w:after="120"/>
+        <w:spacing w:lineRule="auto" w:line="276" w:before="120" w:after="40"/>
         <w:rPr>
           <w:rFonts w:ascii="Times New Roman" w:hAnsi="Times New Roman"/>
           <w:sz w:val="26"/>
@@ -4187,6 +6419,13 @@
         </w:rPr>
       </w:pPr>
       <w:r>
+        <w:rPr>
+          <w:rFonts w:ascii="Times New Roman" w:hAnsi="Times New Roman" w:cs="Times New Roman" w:eastAsia="Times New Roman"/>
+          <w:b/>
+          <w:i/>
+          <w:color w:val="334155"/>
+          <w:sz w:val="23"/>
+        </w:rPr>
         <w:t>Use case cho phép người thuê tìm kiếm, lọc căn hộ theo ngân sách thực tế (đã gồm điện nước, gửi xe, phí quản lý) và trực quan hóa các lớp rủi ro PCCC, ngập lụt trước khi quyết định thuê.</w:t>
       </w:r>
     </w:p>
@@ -4204,37 +6443,77 @@
           <w:end w:w="108" w:type="dxa"/>
         </w:tblCellMar>
         <w:tblLook w:val="01e0" w:firstRow="1" w:noVBand="0" w:lastRow="1" w:firstColumn="1" w:lastColumn="1" w:noHBand="0"/>
+        <w:tblBorders>
+          <w:top w:val="single" w:sz="4" w:space="0" w:color="CBD5E1"/>
+          <w:left w:val="single" w:sz="4" w:space="0" w:color="CBD5E1"/>
+          <w:bottom w:val="single" w:sz="4" w:space="0" w:color="CBD5E1"/>
+          <w:right w:val="single" w:sz="4" w:space="0" w:color="CBD5E1"/>
+          <w:insideH w:val="single" w:sz="4" w:space="0" w:color="CBD5E1"/>
+          <w:insideV w:val="single" w:sz="4" w:space="0" w:color="CBD5E1"/>
+        </w:tblBorders>
       </w:tblPr>
       <w:tblGrid>
         <w:gridCol w:w="2294"/>
         <w:gridCol w:w="6777"/>
       </w:tblGrid>
       <w:tr>
-        <w:trPr/>
+        <w:trPr>
+          <w:cantSplit/>
+          <w:tblHeader/>
+        </w:trPr>
         <w:tc>
           <w:tcPr>
             <w:tcW w:w="9071" w:type="dxa"/>
             <w:gridSpan w:val="2"/>
             <w:tcBorders/>
-          </w:tcPr>
-          <w:p>
-            <w:r>
+            <w:vAlign w:val="center"/>
+            <w:shd w:fill="1E3A8A"/>
+            <w:tcMar>
+              <w:top w:w="100" w:type="dxa"/>
+              <w:bottom w:w="100" w:type="dxa"/>
+              <w:left w:w="140" w:type="dxa"/>
+              <w:right w:w="140" w:type="dxa"/>
+            </w:tcMar>
+          </w:tcPr>
+          <w:p>
+            <w:pPr>
+              <w:spacing w:line="276" w:lineRule="auto" w:after="40" w:before="40"/>
+              <w:jc w:val="center"/>
+            </w:pPr>
+            <w:r>
+              <w:rPr>
+                <w:rFonts w:ascii="Times New Roman" w:hAnsi="Times New Roman" w:cs="Times New Roman" w:eastAsia="Times New Roman"/>
+                <w:b/>
+                <w:i w:val="0"/>
+                <w:color w:val="FFFFFF"/>
+                <w:sz w:val="21"/>
+              </w:rPr>
               <w:t>UC001: Tìm kiếm Căn hộ Thông minh &amp; Bản Đồ PCCC/Ngập lụt</w:t>
             </w:r>
           </w:p>
         </w:tc>
       </w:tr>
       <w:tr>
-        <w:trPr/>
+        <w:trPr>
+          <w:cantSplit/>
+        </w:trPr>
         <w:tc>
           <w:tcPr>
             <w:tcW w:w="2294" w:type="dxa"/>
             <w:tcBorders/>
+            <w:vAlign w:val="center"/>
+            <w:shd w:fill="FFFFFF"/>
+            <w:tcMar>
+              <w:top w:w="100" w:type="dxa"/>
+              <w:bottom w:w="100" w:type="dxa"/>
+              <w:left w:w="140" w:type="dxa"/>
+              <w:right w:w="140" w:type="dxa"/>
+            </w:tcMar>
           </w:tcPr>
           <w:p>
             <w:pPr>
               <w:pStyle w:val="TableHeader"/>
-              <w:spacing w:before="0" w:after="120"/>
+              <w:spacing w:before="40" w:after="40" w:line="276" w:lineRule="auto"/>
               <w:rPr>
                 <w:rFonts w:ascii="Times New Roman" w:hAnsi="Times New Roman" w:cs="Times New Roman"/>
                 <w:b w:val="false"/>
@@ -4244,10 +6523,11 @@
             </w:pPr>
             <w:r>
               <w:rPr>
-                <w:rFonts w:cs="Times New Roman" w:ascii="Times New Roman" w:hAnsi="Times New Roman"/>
-                <w:b w:val="false"/>
+                <w:rFonts w:cs="Times New Roman" w:ascii="Times New Roman" w:hAnsi="Times New Roman" w:eastAsia="Times New Roman"/>
+                <w:b w:val="0"/>
+                <w:color w:val="0F172A"/>
                 <w:kern w:val="0"/>
-                <w:sz w:val="26"/>
+                <w:sz w:val="21"/>
                 <w:szCs w:val="26"/>
                 <w:lang w:val="en-US" w:eastAsia="en-US" w:bidi="ar-SA"/>
               </w:rPr>
@@ -4259,25 +6539,52 @@
           <w:tcPr>
             <w:tcW w:w="6777" w:type="dxa"/>
             <w:tcBorders/>
-          </w:tcPr>
-          <w:p>
-            <w:r>
+            <w:vAlign w:val="center"/>
+            <w:shd w:fill="FFFFFF"/>
+            <w:tcMar>
+              <w:top w:w="100" w:type="dxa"/>
+              <w:bottom w:w="100" w:type="dxa"/>
+              <w:left w:w="140" w:type="dxa"/>
+              <w:right w:w="140" w:type="dxa"/>
+            </w:tcMar>
+          </w:tcPr>
+          <w:p>
+            <w:pPr>
+              <w:spacing w:line="276" w:lineRule="auto" w:after="40" w:before="40"/>
+            </w:pPr>
+            <w:r>
+              <w:rPr>
+                <w:rFonts w:ascii="Times New Roman" w:hAnsi="Times New Roman" w:cs="Times New Roman" w:eastAsia="Times New Roman"/>
+                <w:color w:val="0F172A"/>
+                <w:sz w:val="21"/>
+              </w:rPr>
               <w:t>Tìm kiếm căn hộ theo chi phí thật, khu vực và trực quan hóa rủi ro an toàn.</w:t>
             </w:r>
           </w:p>
         </w:tc>
       </w:tr>
       <w:tr>
-        <w:trPr/>
+        <w:trPr>
+          <w:cantSplit/>
+        </w:trPr>
         <w:tc>
           <w:tcPr>
             <w:tcW w:w="2294" w:type="dxa"/>
             <w:tcBorders/>
+            <w:vAlign w:val="center"/>
+            <w:shd w:fill="F8FAFC"/>
+            <w:tcMar>
+              <w:top w:w="100" w:type="dxa"/>
+              <w:bottom w:w="100" w:type="dxa"/>
+              <w:left w:w="140" w:type="dxa"/>
+              <w:right w:w="140" w:type="dxa"/>
+            </w:tcMar>
           </w:tcPr>
           <w:p>
             <w:pPr>
               <w:pStyle w:val="TableHeader"/>
-              <w:spacing w:before="0" w:after="120"/>
+              <w:spacing w:before="40" w:after="40" w:line="276" w:lineRule="auto"/>
+              <w:jc w:val="center"/>
               <w:rPr>
                 <w:rFonts w:ascii="Times New Roman" w:hAnsi="Times New Roman" w:cs="Times New Roman"/>
                 <w:b w:val="false"/>
@@ -4287,10 +6594,11 @@
             </w:pPr>
             <w:r>
               <w:rPr>
-                <w:rFonts w:cs="Times New Roman" w:ascii="Times New Roman" w:hAnsi="Times New Roman"/>
-                <w:b w:val="false"/>
+                <w:rFonts w:cs="Times New Roman" w:ascii="Times New Roman" w:hAnsi="Times New Roman" w:eastAsia="Times New Roman"/>
+                <w:b w:val="0"/>
+                <w:color w:val="0F172A"/>
                 <w:kern w:val="0"/>
-                <w:sz w:val="26"/>
+                <w:sz w:val="21"/>
                 <w:szCs w:val="26"/>
                 <w:lang w:val="en-US" w:eastAsia="en-US" w:bidi="ar-SA"/>
               </w:rPr>
@@ -4302,25 +6610,51 @@
           <w:tcPr>
             <w:tcW w:w="6777" w:type="dxa"/>
             <w:tcBorders/>
-          </w:tcPr>
-          <w:p>
-            <w:r>
+            <w:vAlign w:val="center"/>
+            <w:shd w:fill="F8FAFC"/>
+            <w:tcMar>
+              <w:top w:w="100" w:type="dxa"/>
+              <w:bottom w:w="100" w:type="dxa"/>
+              <w:left w:w="140" w:type="dxa"/>
+              <w:right w:w="140" w:type="dxa"/>
+            </w:tcMar>
+          </w:tcPr>
+          <w:p>
+            <w:pPr>
+              <w:spacing w:line="276" w:lineRule="auto" w:after="40" w:before="40"/>
+            </w:pPr>
+            <w:r>
+              <w:rPr>
+                <w:rFonts w:ascii="Times New Roman" w:hAnsi="Times New Roman" w:cs="Times New Roman" w:eastAsia="Times New Roman"/>
+                <w:color w:val="0F172A"/>
+                <w:sz w:val="21"/>
+              </w:rPr>
               <w:t>Cho phép người thuê lọc căn hộ theo ngân sách True Cost, vị trí và kiểm tra lớp dữ liệu PCCC/ngập lụt trước khi quyết định thuê.</w:t>
             </w:r>
           </w:p>
         </w:tc>
       </w:tr>
       <w:tr>
-        <w:trPr/>
+        <w:trPr>
+          <w:cantSplit/>
+        </w:trPr>
         <w:tc>
           <w:tcPr>
             <w:tcW w:w="2294" w:type="dxa"/>
             <w:tcBorders/>
+            <w:vAlign w:val="center"/>
+            <w:shd w:fill="FFFFFF"/>
+            <w:tcMar>
+              <w:top w:w="100" w:type="dxa"/>
+              <w:bottom w:w="100" w:type="dxa"/>
+              <w:left w:w="140" w:type="dxa"/>
+              <w:right w:w="140" w:type="dxa"/>
+            </w:tcMar>
           </w:tcPr>
           <w:p>
             <w:pPr>
               <w:pStyle w:val="TableHeader"/>
-              <w:spacing w:before="0" w:after="120"/>
+              <w:spacing w:before="40" w:after="40" w:line="276" w:lineRule="auto"/>
               <w:rPr>
                 <w:rFonts w:ascii="Times New Roman" w:hAnsi="Times New Roman" w:cs="Times New Roman"/>
                 <w:b w:val="false"/>
@@ -4330,10 +6664,11 @@
             </w:pPr>
             <w:r>
               <w:rPr>
-                <w:rFonts w:cs="Times New Roman" w:ascii="Times New Roman" w:hAnsi="Times New Roman"/>
-                <w:b w:val="false"/>
+                <w:rFonts w:cs="Times New Roman" w:ascii="Times New Roman" w:hAnsi="Times New Roman" w:eastAsia="Times New Roman"/>
+                <w:b w:val="0"/>
+                <w:color w:val="0F172A"/>
                 <w:kern w:val="0"/>
-                <w:sz w:val="26"/>
+                <w:sz w:val="21"/>
                 <w:szCs w:val="26"/>
                 <w:lang w:val="en-US" w:eastAsia="en-US" w:bidi="ar-SA"/>
               </w:rPr>
@@ -4345,25 +6680,51 @@
           <w:tcPr>
             <w:tcW w:w="6777" w:type="dxa"/>
             <w:tcBorders/>
-          </w:tcPr>
-          <w:p>
-            <w:r>
+            <w:vAlign w:val="center"/>
+            <w:shd w:fill="FFFFFF"/>
+            <w:tcMar>
+              <w:top w:w="100" w:type="dxa"/>
+              <w:bottom w:w="100" w:type="dxa"/>
+              <w:left w:w="140" w:type="dxa"/>
+              <w:right w:w="140" w:type="dxa"/>
+            </w:tcMar>
+          </w:tcPr>
+          <w:p>
+            <w:pPr>
+              <w:spacing w:line="276" w:lineRule="auto" w:after="40" w:before="40"/>
+            </w:pPr>
+            <w:r>
+              <w:rPr>
+                <w:rFonts w:ascii="Times New Roman" w:hAnsi="Times New Roman" w:cs="Times New Roman" w:eastAsia="Times New Roman"/>
+                <w:color w:val="0F172A"/>
+                <w:sz w:val="21"/>
+              </w:rPr>
               <w:t>Người Thuê (Tenant)</w:t>
             </w:r>
           </w:p>
         </w:tc>
       </w:tr>
       <w:tr>
-        <w:trPr/>
+        <w:trPr>
+          <w:cantSplit/>
+        </w:trPr>
         <w:tc>
           <w:tcPr>
             <w:tcW w:w="2294" w:type="dxa"/>
             <w:tcBorders/>
+            <w:vAlign w:val="center"/>
+            <w:shd w:fill="F8FAFC"/>
+            <w:tcMar>
+              <w:top w:w="100" w:type="dxa"/>
+              <w:bottom w:w="100" w:type="dxa"/>
+              <w:left w:w="140" w:type="dxa"/>
+              <w:right w:w="140" w:type="dxa"/>
+            </w:tcMar>
           </w:tcPr>
           <w:p>
             <w:pPr>
               <w:pStyle w:val="TableHeader"/>
-              <w:spacing w:before="0" w:after="120"/>
+              <w:spacing w:before="40" w:after="40" w:line="276" w:lineRule="auto"/>
               <w:rPr>
                 <w:rFonts w:ascii="Times New Roman" w:hAnsi="Times New Roman" w:cs="Times New Roman"/>
                 <w:b w:val="false"/>
@@ -4373,10 +6734,11 @@
             </w:pPr>
             <w:r>
               <w:rPr>
-                <w:rFonts w:cs="Times New Roman" w:ascii="Times New Roman" w:hAnsi="Times New Roman"/>
-                <w:b w:val="false"/>
+                <w:rFonts w:cs="Times New Roman" w:ascii="Times New Roman" w:hAnsi="Times New Roman" w:eastAsia="Times New Roman"/>
+                <w:b w:val="0"/>
+                <w:color w:val="0F172A"/>
                 <w:kern w:val="0"/>
-                <w:sz w:val="26"/>
+                <w:sz w:val="21"/>
                 <w:szCs w:val="26"/>
                 <w:lang w:val="en-US" w:eastAsia="en-US" w:bidi="ar-SA"/>
               </w:rPr>
@@ -4388,25 +6750,51 @@
           <w:tcPr>
             <w:tcW w:w="6777" w:type="dxa"/>
             <w:tcBorders/>
-          </w:tcPr>
-          <w:p>
-            <w:r>
+            <w:vAlign w:val="center"/>
+            <w:shd w:fill="F8FAFC"/>
+            <w:tcMar>
+              <w:top w:w="100" w:type="dxa"/>
+              <w:bottom w:w="100" w:type="dxa"/>
+              <w:left w:w="140" w:type="dxa"/>
+              <w:right w:w="140" w:type="dxa"/>
+            </w:tcMar>
+          </w:tcPr>
+          <w:p>
+            <w:pPr>
+              <w:spacing w:line="276" w:lineRule="auto" w:after="40" w:before="40"/>
+            </w:pPr>
+            <w:r>
+              <w:rPr>
+                <w:rFonts w:ascii="Times New Roman" w:hAnsi="Times New Roman" w:cs="Times New Roman" w:eastAsia="Times New Roman"/>
+                <w:color w:val="0F172A"/>
+                <w:sz w:val="21"/>
+              </w:rPr>
               <w:t>Người dùng truy cập vào trang Tìm kiếm hoặc Bản đồ trên ứng dụng HAVEN.</w:t>
             </w:r>
           </w:p>
         </w:tc>
       </w:tr>
       <w:tr>
-        <w:trPr/>
+        <w:trPr>
+          <w:cantSplit/>
+        </w:trPr>
         <w:tc>
           <w:tcPr>
             <w:tcW w:w="2294" w:type="dxa"/>
             <w:tcBorders/>
+            <w:vAlign w:val="center"/>
+            <w:shd w:fill="FFFFFF"/>
+            <w:tcMar>
+              <w:top w:w="100" w:type="dxa"/>
+              <w:bottom w:w="100" w:type="dxa"/>
+              <w:left w:w="140" w:type="dxa"/>
+              <w:right w:w="140" w:type="dxa"/>
+            </w:tcMar>
           </w:tcPr>
           <w:p>
             <w:pPr>
               <w:pStyle w:val="TableHeader"/>
-              <w:spacing w:before="0" w:after="120"/>
+              <w:spacing w:before="40" w:after="40" w:line="276" w:lineRule="auto"/>
               <w:rPr>
                 <w:rFonts w:ascii="Times New Roman" w:hAnsi="Times New Roman" w:cs="Times New Roman"/>
                 <w:b w:val="false"/>
@@ -4416,10 +6804,11 @@
             </w:pPr>
             <w:r>
               <w:rPr>
-                <w:rFonts w:cs="Times New Roman" w:ascii="Times New Roman" w:hAnsi="Times New Roman"/>
-                <w:b w:val="false"/>
+                <w:rFonts w:cs="Times New Roman" w:ascii="Times New Roman" w:hAnsi="Times New Roman" w:eastAsia="Times New Roman"/>
+                <w:b w:val="0"/>
+                <w:color w:val="0F172A"/>
                 <w:kern w:val="0"/>
-                <w:sz w:val="26"/>
+                <w:sz w:val="21"/>
                 <w:szCs w:val="26"/>
                 <w:lang w:val="en-US" w:eastAsia="en-US" w:bidi="ar-SA"/>
               </w:rPr>
@@ -4431,25 +6820,51 @@
           <w:tcPr>
             <w:tcW w:w="6777" w:type="dxa"/>
             <w:tcBorders/>
-          </w:tcPr>
-          <w:p>
-            <w:r>
+            <w:vAlign w:val="center"/>
+            <w:shd w:fill="FFFFFF"/>
+            <w:tcMar>
+              <w:top w:w="100" w:type="dxa"/>
+              <w:bottom w:w="100" w:type="dxa"/>
+              <w:left w:w="140" w:type="dxa"/>
+              <w:right w:w="140" w:type="dxa"/>
+            </w:tcMar>
+          </w:tcPr>
+          <w:p>
+            <w:pPr>
+              <w:spacing w:line="276" w:lineRule="auto" w:after="40" w:before="40"/>
+            </w:pPr>
+            <w:r>
+              <w:rPr>
+                <w:rFonts w:ascii="Times New Roman" w:hAnsi="Times New Roman" w:cs="Times New Roman" w:eastAsia="Times New Roman"/>
+                <w:color w:val="0F172A"/>
+                <w:sz w:val="21"/>
+              </w:rPr>
               <w:t>Danh sách căn hộ phù hợp được hiển thị trực quan kèm chiết tính True Cost và chỉ số an toàn.</w:t>
             </w:r>
           </w:p>
         </w:tc>
       </w:tr>
       <w:tr>
-        <w:trPr/>
+        <w:trPr>
+          <w:cantSplit/>
+        </w:trPr>
         <w:tc>
           <w:tcPr>
             <w:tcW w:w="2294" w:type="dxa"/>
             <w:tcBorders/>
+            <w:vAlign w:val="center"/>
+            <w:shd w:fill="F8FAFC"/>
+            <w:tcMar>
+              <w:top w:w="100" w:type="dxa"/>
+              <w:bottom w:w="100" w:type="dxa"/>
+              <w:left w:w="140" w:type="dxa"/>
+              <w:right w:w="140" w:type="dxa"/>
+            </w:tcMar>
           </w:tcPr>
           <w:p>
             <w:pPr>
               <w:pStyle w:val="TableHeader"/>
-              <w:spacing w:before="0" w:after="120"/>
+              <w:spacing w:before="40" w:after="40" w:line="276" w:lineRule="auto"/>
               <w:rPr>
                 <w:rFonts w:ascii="Times New Roman" w:hAnsi="Times New Roman" w:cs="Times New Roman"/>
                 <w:b w:val="false"/>
@@ -4459,10 +6874,11 @@
             </w:pPr>
             <w:r>
               <w:rPr>
-                <w:rFonts w:cs="Times New Roman" w:ascii="Times New Roman" w:hAnsi="Times New Roman"/>
-                <w:b w:val="false"/>
+                <w:rFonts w:cs="Times New Roman" w:ascii="Times New Roman" w:hAnsi="Times New Roman" w:eastAsia="Times New Roman"/>
+                <w:b w:val="0"/>
+                <w:color w:val="0F172A"/>
                 <w:kern w:val="0"/>
-                <w:sz w:val="26"/>
+                <w:sz w:val="21"/>
                 <w:szCs w:val="26"/>
                 <w:lang w:val="en-US" w:eastAsia="en-US" w:bidi="ar-SA"/>
               </w:rPr>
@@ -4474,9 +6890,26 @@
           <w:tcPr>
             <w:tcW w:w="6777" w:type="dxa"/>
             <w:tcBorders/>
-          </w:tcPr>
-          <w:p>
-            <w:r>
+            <w:vAlign w:val="center"/>
+            <w:shd w:fill="F8FAFC"/>
+            <w:tcMar>
+              <w:top w:w="100" w:type="dxa"/>
+              <w:bottom w:w="100" w:type="dxa"/>
+              <w:left w:w="140" w:type="dxa"/>
+              <w:right w:w="140" w:type="dxa"/>
+            </w:tcMar>
+          </w:tcPr>
+          <w:p>
+            <w:pPr>
+              <w:spacing w:line="276" w:lineRule="auto" w:after="40" w:before="40"/>
+              <w:jc w:val="center"/>
+            </w:pPr>
+            <w:r>
+              <w:rPr>
+                <w:rFonts w:ascii="Times New Roman" w:hAnsi="Times New Roman" w:cs="Times New Roman" w:eastAsia="Times New Roman"/>
+                <w:color w:val="0F172A"/>
+                <w:sz w:val="21"/>
+              </w:rPr>
               <w:t>1. Người thuê chọn thành phố/quận và khoảng giá True Cost.</w:t>
               <w:br/>
               <w:t>2. Người thuê bật các tiêu chí nâng cao (PCCC đạt chuẩn, không ngập, có chỗ đỗ ô tô).</w:t>
@@ -4491,16 +6924,26 @@
         </w:tc>
       </w:tr>
       <w:tr>
-        <w:trPr/>
+        <w:trPr>
+          <w:cantSplit/>
+        </w:trPr>
         <w:tc>
           <w:tcPr>
             <w:tcW w:w="2294" w:type="dxa"/>
             <w:tcBorders/>
+            <w:vAlign w:val="center"/>
+            <w:shd w:fill="FFFFFF"/>
+            <w:tcMar>
+              <w:top w:w="100" w:type="dxa"/>
+              <w:bottom w:w="100" w:type="dxa"/>
+              <w:left w:w="140" w:type="dxa"/>
+              <w:right w:w="140" w:type="dxa"/>
+            </w:tcMar>
           </w:tcPr>
           <w:p>
             <w:pPr>
               <w:pStyle w:val="TableHeader"/>
-              <w:spacing w:before="0" w:after="120"/>
+              <w:spacing w:before="40" w:after="40" w:line="276" w:lineRule="auto"/>
               <w:rPr>
                 <w:rFonts w:ascii="Times New Roman" w:hAnsi="Times New Roman" w:cs="Times New Roman"/>
                 <w:b w:val="false"/>
@@ -4510,10 +6953,11 @@
             </w:pPr>
             <w:r>
               <w:rPr>
-                <w:rFonts w:cs="Times New Roman" w:ascii="Times New Roman" w:hAnsi="Times New Roman"/>
-                <w:b w:val="false"/>
+                <w:rFonts w:cs="Times New Roman" w:ascii="Times New Roman" w:hAnsi="Times New Roman" w:eastAsia="Times New Roman"/>
+                <w:b w:val="0"/>
+                <w:color w:val="0F172A"/>
                 <w:kern w:val="0"/>
-                <w:sz w:val="26"/>
+                <w:sz w:val="21"/>
                 <w:szCs w:val="26"/>
                 <w:lang w:val="en-US" w:eastAsia="en-US" w:bidi="ar-SA"/>
               </w:rPr>
@@ -4525,69 +6969,28 @@
           <w:tcPr>
             <w:tcW w:w="6777" w:type="dxa"/>
             <w:tcBorders/>
-          </w:tcPr>
-          <w:p>
-            <w:r>
+            <w:vAlign w:val="center"/>
+            <w:shd w:fill="FFFFFF"/>
+            <w:tcMar>
+              <w:top w:w="100" w:type="dxa"/>
+              <w:bottom w:w="100" w:type="dxa"/>
+              <w:left w:w="140" w:type="dxa"/>
+              <w:right w:w="140" w:type="dxa"/>
+            </w:tcMar>
+          </w:tcPr>
+          <w:p>
+            <w:pPr>
+              <w:spacing w:line="276" w:lineRule="auto" w:after="40" w:before="40"/>
+            </w:pPr>
+            <w:r>
+              <w:rPr>
+                <w:rFonts w:ascii="Times New Roman" w:hAnsi="Times New Roman" w:cs="Times New Roman" w:eastAsia="Times New Roman"/>
+                <w:color w:val="0F172A"/>
+                <w:sz w:val="21"/>
+              </w:rPr>
               <w:t>3a. Không tìm thấy căn hộ thỏa mãn mọi tiêu chí:</w:t>
               <w:br/>
               <w:t xml:space="preserve">  - Hệ thống gợi ý nới lỏng bán kính tìm kiếm hoặc khoảng giá để hiển thị các lựa chọn gần nhất.</w:t>
-            </w:r>
-          </w:p>
-        </w:tc>
-      </w:tr>
-      <w:tr>
-        <w:trPr/>
-        <w:tc>
-          <w:tcPr>
-            <w:tcW w:w="2294" w:type="dxa"/>
-            <w:tcBorders/>
-          </w:tcPr>
-          <w:p>
-            <w:pPr>
-              <w:pStyle w:val="TableHeader"/>
-              <w:spacing w:before="0" w:after="120"/>
-              <w:rPr>
-                <w:rFonts w:ascii="Times New Roman" w:hAnsi="Times New Roman" w:cs="Times New Roman"/>
-                <w:sz w:val="26"/>
-                <w:szCs w:val="26"/>
-              </w:rPr>
-            </w:pPr>
-            <w:r>
-              <w:rPr>
-                <w:rFonts w:cs="Times New Roman" w:ascii="Times New Roman" w:hAnsi="Times New Roman"/>
-                <w:kern w:val="0"/>
-                <w:sz w:val="26"/>
-                <w:szCs w:val="26"/>
-                <w:lang w:val="en-US" w:eastAsia="en-US" w:bidi="ar-SA"/>
-              </w:rPr>
-            </w:r>
-          </w:p>
-        </w:tc>
-        <w:tc>
-          <w:tcPr>
-            <w:tcW w:w="6777" w:type="dxa"/>
-            <w:tcBorders/>
-          </w:tcPr>
-          <w:p>
-            <w:pPr>
-              <w:pStyle w:val="InfoBlue"/>
-              <w:widowControl/>
-              <w:spacing w:lineRule="auto" w:line="240" w:before="0" w:after="120"/>
-              <w:jc w:val="start"/>
-              <w:rPr>
-                <w:rFonts w:ascii="Times New Roman" w:hAnsi="Times New Roman"/>
-                <w:sz w:val="26"/>
-                <w:szCs w:val="26"/>
-              </w:rPr>
-            </w:pPr>
-            <w:r>
-              <w:rPr>
-                <w:rFonts w:ascii="Times New Roman" w:hAnsi="Times New Roman"/>
-                <w:kern w:val="0"/>
-                <w:sz w:val="26"/>
-                <w:szCs w:val="26"/>
-                <w:lang w:val="en-US" w:eastAsia="en-US" w:bidi="ar-SA"/>
-              </w:rPr>
             </w:r>
           </w:p>
         </w:tc>
@@ -4614,7 +7017,7 @@
     <w:p>
       <w:pPr>
         <w:pStyle w:val="Heading3"/>
-        <w:spacing w:lineRule="auto" w:line="240" w:before="0" w:after="120"/>
+        <w:spacing w:lineRule="auto" w:line="276" w:before="120" w:after="40"/>
         <w:rPr>
           <w:rFonts w:ascii="Times New Roman" w:hAnsi="Times New Roman"/>
           <w:sz w:val="26"/>
@@ -4625,8 +7028,11 @@
       <w:bookmarkStart w:id="27" w:name="_Toc207611058"/>
       <w:r>
         <w:rPr>
-          <w:rFonts w:ascii="Times New Roman" w:hAnsi="Times New Roman"/>
-          <w:sz w:val="26"/>
+          <w:rFonts w:ascii="Times New Roman" w:hAnsi="Times New Roman" w:cs="Times New Roman" w:eastAsia="Times New Roman"/>
+          <w:b/>
+          <w:i/>
+          <w:color w:val="334155"/>
+          <w:sz w:val="23"/>
           <w:szCs w:val="26"/>
         </w:rPr>
         <w:t>Biểu đồ</w:t>
@@ -4637,7 +7043,7 @@
     <w:p>
       <w:pPr>
         <w:pStyle w:val="Normal"/>
-        <w:spacing w:lineRule="auto" w:line="240" w:before="0" w:after="120"/>
+        <w:spacing w:lineRule="auto" w:line="276" w:before="0" w:after="80"/>
         <w:ind w:start="600"/>
         <w:rPr>
           <w:rFonts w:ascii="Times New Roman" w:hAnsi="Times New Roman" w:cs="Times New Roman"/>
@@ -4649,6 +7055,11 @@
         </w:rPr>
       </w:pPr>
       <w:r>
+        <w:rPr>
+          <w:rFonts w:ascii="Times New Roman" w:hAnsi="Times New Roman" w:cs="Times New Roman" w:eastAsia="Times New Roman"/>
+          <w:color w:val="0F172A"/>
+          <w:sz w:val="24"/>
+        </w:rPr>
         <w:t>Luồng tuần tự (Sequence Flow): Tenant -&gt; UI SearchView -&gt; TrueCostEngine (Tính toán chi phí) -&gt; ConfidenceMapService (Lấy lớp rủi ro PCCC QCVN 06 &amp; Triều cường) -&gt; Trả về danh sách căn hộ đạt chuẩn và bản đồ nhiệt trực quan.</w:t>
       </w:r>
     </w:p>
@@ -4679,7 +7090,7 @@
     <w:p>
       <w:pPr>
         <w:pStyle w:val="Heading2"/>
-        <w:spacing w:lineRule="auto" w:line="240" w:before="0" w:after="120"/>
+        <w:spacing w:lineRule="auto" w:line="276" w:before="160" w:after="60"/>
         <w:ind w:hanging="600" w:start="600"/>
         <w:rPr>
           <w:rFonts w:ascii="Times New Roman" w:hAnsi="Times New Roman"/>
@@ -4688,13 +7099,20 @@
         </w:rPr>
       </w:pPr>
       <w:r>
+        <w:rPr>
+          <w:rFonts w:ascii="Times New Roman" w:hAnsi="Times New Roman" w:cs="Times New Roman" w:eastAsia="Times New Roman"/>
+          <w:b/>
+          <w:i w:val="0"/>
+          <w:color w:val="0F172A"/>
+          <w:sz w:val="25"/>
+        </w:rPr>
         <w:t>UC009: Đăng Tin Tự Động Bằng Trí Tuệ Nhân Tạo (Smart Listing Creator)</w:t>
       </w:r>
     </w:p>
     <w:p>
       <w:pPr>
         <w:pStyle w:val="Heading3"/>
-        <w:spacing w:lineRule="auto" w:line="240" w:before="0" w:after="120"/>
+        <w:spacing w:lineRule="auto" w:line="276" w:before="120" w:after="40"/>
         <w:rPr>
           <w:rFonts w:ascii="Times New Roman" w:hAnsi="Times New Roman"/>
           <w:sz w:val="26"/>
@@ -4702,6 +7120,13 @@
         </w:rPr>
       </w:pPr>
       <w:r>
+        <w:rPr>
+          <w:rFonts w:ascii="Times New Roman" w:hAnsi="Times New Roman" w:cs="Times New Roman" w:eastAsia="Times New Roman"/>
+          <w:b/>
+          <w:i/>
+          <w:color w:val="334155"/>
+          <w:sz w:val="23"/>
+        </w:rPr>
         <w:t>Use case cho phép chủ nhà tải ảnh căn hộ thực tế; hệ thống GenAI tự động phân tích loại phòng, sinh tiêu đề chuẩn SEO, soạn thảo mô tả hấp dẫn và gợi ý khung giá thuê tối ưu trong 60 giây.</w:t>
       </w:r>
     </w:p>
@@ -4719,37 +7144,77 @@
           <w:end w:w="108" w:type="dxa"/>
         </w:tblCellMar>
         <w:tblLook w:val="01e0" w:firstRow="1" w:noVBand="0" w:lastRow="1" w:firstColumn="1" w:lastColumn="1" w:noHBand="0"/>
+        <w:tblBorders>
+          <w:top w:val="single" w:sz="4" w:space="0" w:color="CBD5E1"/>
+          <w:left w:val="single" w:sz="4" w:space="0" w:color="CBD5E1"/>
+          <w:bottom w:val="single" w:sz="4" w:space="0" w:color="CBD5E1"/>
+          <w:right w:val="single" w:sz="4" w:space="0" w:color="CBD5E1"/>
+          <w:insideH w:val="single" w:sz="4" w:space="0" w:color="CBD5E1"/>
+          <w:insideV w:val="single" w:sz="4" w:space="0" w:color="CBD5E1"/>
+        </w:tblBorders>
       </w:tblPr>
       <w:tblGrid>
         <w:gridCol w:w="2294"/>
         <w:gridCol w:w="6777"/>
       </w:tblGrid>
       <w:tr>
-        <w:trPr/>
+        <w:trPr>
+          <w:cantSplit/>
+          <w:tblHeader/>
+        </w:trPr>
         <w:tc>
           <w:tcPr>
             <w:tcW w:w="9071" w:type="dxa"/>
             <w:gridSpan w:val="2"/>
             <w:tcBorders/>
-          </w:tcPr>
-          <w:p>
-            <w:r>
+            <w:vAlign w:val="center"/>
+            <w:shd w:fill="1E3A8A"/>
+            <w:tcMar>
+              <w:top w:w="100" w:type="dxa"/>
+              <w:bottom w:w="100" w:type="dxa"/>
+              <w:left w:w="140" w:type="dxa"/>
+              <w:right w:w="140" w:type="dxa"/>
+            </w:tcMar>
+          </w:tcPr>
+          <w:p>
+            <w:pPr>
+              <w:spacing w:line="276" w:lineRule="auto" w:after="40" w:before="40"/>
+              <w:jc w:val="center"/>
+            </w:pPr>
+            <w:r>
+              <w:rPr>
+                <w:rFonts w:ascii="Times New Roman" w:hAnsi="Times New Roman" w:cs="Times New Roman" w:eastAsia="Times New Roman"/>
+                <w:b/>
+                <w:i w:val="0"/>
+                <w:color w:val="FFFFFF"/>
+                <w:sz w:val="21"/>
+              </w:rPr>
               <w:t>UC009: Đăng Tin Tự Động Bằng AI (Smart Listing Creator)</w:t>
             </w:r>
           </w:p>
         </w:tc>
       </w:tr>
       <w:tr>
-        <w:trPr/>
+        <w:trPr>
+          <w:cantSplit/>
+        </w:trPr>
         <w:tc>
           <w:tcPr>
             <w:tcW w:w="2294" w:type="dxa"/>
             <w:tcBorders/>
+            <w:vAlign w:val="center"/>
+            <w:shd w:fill="FFFFFF"/>
+            <w:tcMar>
+              <w:top w:w="100" w:type="dxa"/>
+              <w:bottom w:w="100" w:type="dxa"/>
+              <w:left w:w="140" w:type="dxa"/>
+              <w:right w:w="140" w:type="dxa"/>
+            </w:tcMar>
           </w:tcPr>
           <w:p>
             <w:pPr>
               <w:pStyle w:val="TableHeader"/>
-              <w:spacing w:before="0" w:after="120"/>
+              <w:spacing w:before="40" w:after="40" w:line="276" w:lineRule="auto"/>
               <w:rPr>
                 <w:rFonts w:ascii="Times New Roman" w:hAnsi="Times New Roman" w:cs="Times New Roman"/>
                 <w:b w:val="false"/>
@@ -4759,10 +7224,11 @@
             </w:pPr>
             <w:r>
               <w:rPr>
-                <w:rFonts w:cs="Times New Roman" w:ascii="Times New Roman" w:hAnsi="Times New Roman"/>
-                <w:b w:val="false"/>
+                <w:rFonts w:cs="Times New Roman" w:ascii="Times New Roman" w:hAnsi="Times New Roman" w:eastAsia="Times New Roman"/>
+                <w:b w:val="0"/>
+                <w:color w:val="0F172A"/>
                 <w:kern w:val="0"/>
-                <w:sz w:val="26"/>
+                <w:sz w:val="21"/>
                 <w:szCs w:val="26"/>
                 <w:lang w:val="en-US" w:eastAsia="en-US" w:bidi="ar-SA"/>
               </w:rPr>
@@ -4774,25 +7240,52 @@
           <w:tcPr>
             <w:tcW w:w="6777" w:type="dxa"/>
             <w:tcBorders/>
-          </w:tcPr>
-          <w:p>
-            <w:r>
+            <w:vAlign w:val="center"/>
+            <w:shd w:fill="FFFFFF"/>
+            <w:tcMar>
+              <w:top w:w="100" w:type="dxa"/>
+              <w:bottom w:w="100" w:type="dxa"/>
+              <w:left w:w="140" w:type="dxa"/>
+              <w:right w:w="140" w:type="dxa"/>
+            </w:tcMar>
+          </w:tcPr>
+          <w:p>
+            <w:pPr>
+              <w:spacing w:line="276" w:lineRule="auto" w:after="40" w:before="40"/>
+            </w:pPr>
+            <w:r>
+              <w:rPr>
+                <w:rFonts w:ascii="Times New Roman" w:hAnsi="Times New Roman" w:cs="Times New Roman" w:eastAsia="Times New Roman"/>
+                <w:color w:val="0F172A"/>
+                <w:sz w:val="21"/>
+              </w:rPr>
               <w:t>Tự động phân tích ảnh căn hộ và sinh nội dung bài đăng hoàn chỉnh.</w:t>
             </w:r>
           </w:p>
         </w:tc>
       </w:tr>
       <w:tr>
-        <w:trPr/>
+        <w:trPr>
+          <w:cantSplit/>
+        </w:trPr>
         <w:tc>
           <w:tcPr>
             <w:tcW w:w="2294" w:type="dxa"/>
             <w:tcBorders/>
+            <w:vAlign w:val="center"/>
+            <w:shd w:fill="F8FAFC"/>
+            <w:tcMar>
+              <w:top w:w="100" w:type="dxa"/>
+              <w:bottom w:w="100" w:type="dxa"/>
+              <w:left w:w="140" w:type="dxa"/>
+              <w:right w:w="140" w:type="dxa"/>
+            </w:tcMar>
           </w:tcPr>
           <w:p>
             <w:pPr>
               <w:pStyle w:val="TableHeader"/>
-              <w:spacing w:before="0" w:after="120"/>
+              <w:spacing w:before="40" w:after="40" w:line="276" w:lineRule="auto"/>
+              <w:jc w:val="center"/>
               <w:rPr>
                 <w:rFonts w:ascii="Times New Roman" w:hAnsi="Times New Roman" w:cs="Times New Roman"/>
                 <w:b w:val="false"/>
@@ -4802,10 +7295,11 @@
             </w:pPr>
             <w:r>
               <w:rPr>
-                <w:rFonts w:cs="Times New Roman" w:ascii="Times New Roman" w:hAnsi="Times New Roman"/>
-                <w:b w:val="false"/>
+                <w:rFonts w:cs="Times New Roman" w:ascii="Times New Roman" w:hAnsi="Times New Roman" w:eastAsia="Times New Roman"/>
+                <w:b w:val="0"/>
+                <w:color w:val="0F172A"/>
                 <w:kern w:val="0"/>
-                <w:sz w:val="26"/>
+                <w:sz w:val="21"/>
                 <w:szCs w:val="26"/>
                 <w:lang w:val="en-US" w:eastAsia="en-US" w:bidi="ar-SA"/>
               </w:rPr>
@@ -4817,25 +7311,51 @@
           <w:tcPr>
             <w:tcW w:w="6777" w:type="dxa"/>
             <w:tcBorders/>
-          </w:tcPr>
-          <w:p>
-            <w:r>
+            <w:vAlign w:val="center"/>
+            <w:shd w:fill="F8FAFC"/>
+            <w:tcMar>
+              <w:top w:w="100" w:type="dxa"/>
+              <w:bottom w:w="100" w:type="dxa"/>
+              <w:left w:w="140" w:type="dxa"/>
+              <w:right w:w="140" w:type="dxa"/>
+            </w:tcMar>
+          </w:tcPr>
+          <w:p>
+            <w:pPr>
+              <w:spacing w:line="276" w:lineRule="auto" w:after="40" w:before="40"/>
+            </w:pPr>
+            <w:r>
+              <w:rPr>
+                <w:rFonts w:ascii="Times New Roman" w:hAnsi="Times New Roman" w:cs="Times New Roman" w:eastAsia="Times New Roman"/>
+                <w:color w:val="0F172A"/>
+                <w:sz w:val="21"/>
+              </w:rPr>
               <w:t>Chủ nhà tải ảnh căn hộ, AI phân tích nhận diện phòng, tự động soạn thảo tiêu đề, mô tả và gợi ý giá thuê chuẩn xác.</w:t>
             </w:r>
           </w:p>
         </w:tc>
       </w:tr>
       <w:tr>
-        <w:trPr/>
+        <w:trPr>
+          <w:cantSplit/>
+        </w:trPr>
         <w:tc>
           <w:tcPr>
             <w:tcW w:w="2294" w:type="dxa"/>
             <w:tcBorders/>
+            <w:vAlign w:val="center"/>
+            <w:shd w:fill="FFFFFF"/>
+            <w:tcMar>
+              <w:top w:w="100" w:type="dxa"/>
+              <w:bottom w:w="100" w:type="dxa"/>
+              <w:left w:w="140" w:type="dxa"/>
+              <w:right w:w="140" w:type="dxa"/>
+            </w:tcMar>
           </w:tcPr>
           <w:p>
             <w:pPr>
               <w:pStyle w:val="TableHeader"/>
-              <w:spacing w:before="0" w:after="120"/>
+              <w:spacing w:before="40" w:after="40" w:line="276" w:lineRule="auto"/>
               <w:rPr>
                 <w:rFonts w:ascii="Times New Roman" w:hAnsi="Times New Roman" w:cs="Times New Roman"/>
                 <w:b w:val="false"/>
@@ -4845,10 +7365,11 @@
             </w:pPr>
             <w:r>
               <w:rPr>
-                <w:rFonts w:cs="Times New Roman" w:ascii="Times New Roman" w:hAnsi="Times New Roman"/>
-                <w:b w:val="false"/>
+                <w:rFonts w:cs="Times New Roman" w:ascii="Times New Roman" w:hAnsi="Times New Roman" w:eastAsia="Times New Roman"/>
+                <w:b w:val="0"/>
+                <w:color w:val="0F172A"/>
                 <w:kern w:val="0"/>
-                <w:sz w:val="26"/>
+                <w:sz w:val="21"/>
                 <w:szCs w:val="26"/>
                 <w:lang w:val="en-US" w:eastAsia="en-US" w:bidi="ar-SA"/>
               </w:rPr>
@@ -4860,25 +7381,51 @@
           <w:tcPr>
             <w:tcW w:w="6777" w:type="dxa"/>
             <w:tcBorders/>
-          </w:tcPr>
-          <w:p>
-            <w:r>
+            <w:vAlign w:val="center"/>
+            <w:shd w:fill="FFFFFF"/>
+            <w:tcMar>
+              <w:top w:w="100" w:type="dxa"/>
+              <w:bottom w:w="100" w:type="dxa"/>
+              <w:left w:w="140" w:type="dxa"/>
+              <w:right w:w="140" w:type="dxa"/>
+            </w:tcMar>
+          </w:tcPr>
+          <w:p>
+            <w:pPr>
+              <w:spacing w:line="276" w:lineRule="auto" w:after="40" w:before="40"/>
+            </w:pPr>
+            <w:r>
+              <w:rPr>
+                <w:rFonts w:ascii="Times New Roman" w:hAnsi="Times New Roman" w:cs="Times New Roman" w:eastAsia="Times New Roman"/>
+                <w:color w:val="0F172A"/>
+                <w:sz w:val="21"/>
+              </w:rPr>
               <w:t>Chủ Nhà (Landlord), Hệ thống Trí tuệ nhân tạo (GenAI Engine)</w:t>
             </w:r>
           </w:p>
         </w:tc>
       </w:tr>
       <w:tr>
-        <w:trPr/>
+        <w:trPr>
+          <w:cantSplit/>
+        </w:trPr>
         <w:tc>
           <w:tcPr>
             <w:tcW w:w="2294" w:type="dxa"/>
             <w:tcBorders/>
+            <w:vAlign w:val="center"/>
+            <w:shd w:fill="F8FAFC"/>
+            <w:tcMar>
+              <w:top w:w="100" w:type="dxa"/>
+              <w:bottom w:w="100" w:type="dxa"/>
+              <w:left w:w="140" w:type="dxa"/>
+              <w:right w:w="140" w:type="dxa"/>
+            </w:tcMar>
           </w:tcPr>
           <w:p>
             <w:pPr>
               <w:pStyle w:val="TableHeader"/>
-              <w:spacing w:before="0" w:after="120"/>
+              <w:spacing w:before="40" w:after="40" w:line="276" w:lineRule="auto"/>
               <w:rPr>
                 <w:rFonts w:ascii="Times New Roman" w:hAnsi="Times New Roman" w:cs="Times New Roman"/>
                 <w:b w:val="false"/>
@@ -4888,10 +7435,11 @@
             </w:pPr>
             <w:r>
               <w:rPr>
-                <w:rFonts w:cs="Times New Roman" w:ascii="Times New Roman" w:hAnsi="Times New Roman"/>
-                <w:b w:val="false"/>
+                <w:rFonts w:cs="Times New Roman" w:ascii="Times New Roman" w:hAnsi="Times New Roman" w:eastAsia="Times New Roman"/>
+                <w:b w:val="0"/>
+                <w:color w:val="0F172A"/>
                 <w:kern w:val="0"/>
-                <w:sz w:val="26"/>
+                <w:sz w:val="21"/>
                 <w:szCs w:val="26"/>
                 <w:lang w:val="en-US" w:eastAsia="en-US" w:bidi="ar-SA"/>
               </w:rPr>
@@ -4903,25 +7451,51 @@
           <w:tcPr>
             <w:tcW w:w="6777" w:type="dxa"/>
             <w:tcBorders/>
-          </w:tcPr>
-          <w:p>
-            <w:r>
+            <w:vAlign w:val="center"/>
+            <w:shd w:fill="F8FAFC"/>
+            <w:tcMar>
+              <w:top w:w="100" w:type="dxa"/>
+              <w:bottom w:w="100" w:type="dxa"/>
+              <w:left w:w="140" w:type="dxa"/>
+              <w:right w:w="140" w:type="dxa"/>
+            </w:tcMar>
+          </w:tcPr>
+          <w:p>
+            <w:pPr>
+              <w:spacing w:line="276" w:lineRule="auto" w:after="40" w:before="40"/>
+            </w:pPr>
+            <w:r>
+              <w:rPr>
+                <w:rFonts w:ascii="Times New Roman" w:hAnsi="Times New Roman" w:cs="Times New Roman" w:eastAsia="Times New Roman"/>
+                <w:color w:val="0F172A"/>
+                <w:sz w:val="21"/>
+              </w:rPr>
               <w:t>Chủ nhà đăng nhập vào giao diện quản trị phân hệ Chủ nhà.</w:t>
             </w:r>
           </w:p>
         </w:tc>
       </w:tr>
       <w:tr>
-        <w:trPr/>
+        <w:trPr>
+          <w:cantSplit/>
+        </w:trPr>
         <w:tc>
           <w:tcPr>
             <w:tcW w:w="2294" w:type="dxa"/>
             <w:tcBorders/>
+            <w:vAlign w:val="center"/>
+            <w:shd w:fill="FFFFFF"/>
+            <w:tcMar>
+              <w:top w:w="100" w:type="dxa"/>
+              <w:bottom w:w="100" w:type="dxa"/>
+              <w:left w:w="140" w:type="dxa"/>
+              <w:right w:w="140" w:type="dxa"/>
+            </w:tcMar>
           </w:tcPr>
           <w:p>
             <w:pPr>
               <w:pStyle w:val="TableHeader"/>
-              <w:spacing w:before="0" w:after="120"/>
+              <w:spacing w:before="40" w:after="40" w:line="276" w:lineRule="auto"/>
               <w:rPr>
                 <w:rFonts w:ascii="Times New Roman" w:hAnsi="Times New Roman" w:cs="Times New Roman"/>
                 <w:b w:val="false"/>
@@ -4931,10 +7505,11 @@
             </w:pPr>
             <w:r>
               <w:rPr>
-                <w:rFonts w:cs="Times New Roman" w:ascii="Times New Roman" w:hAnsi="Times New Roman"/>
-                <w:b w:val="false"/>
+                <w:rFonts w:cs="Times New Roman" w:ascii="Times New Roman" w:hAnsi="Times New Roman" w:eastAsia="Times New Roman"/>
+                <w:b w:val="0"/>
+                <w:color w:val="0F172A"/>
                 <w:kern w:val="0"/>
-                <w:sz w:val="26"/>
+                <w:sz w:val="21"/>
                 <w:szCs w:val="26"/>
                 <w:lang w:val="en-US" w:eastAsia="en-US" w:bidi="ar-SA"/>
               </w:rPr>
@@ -4946,25 +7521,51 @@
           <w:tcPr>
             <w:tcW w:w="6777" w:type="dxa"/>
             <w:tcBorders/>
-          </w:tcPr>
-          <w:p>
-            <w:r>
+            <w:vAlign w:val="center"/>
+            <w:shd w:fill="FFFFFF"/>
+            <w:tcMar>
+              <w:top w:w="100" w:type="dxa"/>
+              <w:bottom w:w="100" w:type="dxa"/>
+              <w:left w:w="140" w:type="dxa"/>
+              <w:right w:w="140" w:type="dxa"/>
+            </w:tcMar>
+          </w:tcPr>
+          <w:p>
+            <w:pPr>
+              <w:spacing w:line="276" w:lineRule="auto" w:after="40" w:before="40"/>
+            </w:pPr>
+            <w:r>
+              <w:rPr>
+                <w:rFonts w:ascii="Times New Roman" w:hAnsi="Times New Roman" w:cs="Times New Roman" w:eastAsia="Times New Roman"/>
+                <w:color w:val="0F172A"/>
+                <w:sz w:val="21"/>
+              </w:rPr>
               <w:t>Tin đăng được kiểm định chất lượng (&gt;90 điểm) và xuất bản lên sàn HAVEN với huy hiệu Verified.</w:t>
             </w:r>
           </w:p>
         </w:tc>
       </w:tr>
       <w:tr>
-        <w:trPr/>
+        <w:trPr>
+          <w:cantSplit/>
+        </w:trPr>
         <w:tc>
           <w:tcPr>
             <w:tcW w:w="2294" w:type="dxa"/>
             <w:tcBorders/>
+            <w:vAlign w:val="center"/>
+            <w:shd w:fill="F8FAFC"/>
+            <w:tcMar>
+              <w:top w:w="100" w:type="dxa"/>
+              <w:bottom w:w="100" w:type="dxa"/>
+              <w:left w:w="140" w:type="dxa"/>
+              <w:right w:w="140" w:type="dxa"/>
+            </w:tcMar>
           </w:tcPr>
           <w:p>
             <w:pPr>
               <w:pStyle w:val="TableHeader"/>
-              <w:spacing w:before="0" w:after="120"/>
+              <w:spacing w:before="40" w:after="40" w:line="276" w:lineRule="auto"/>
               <w:rPr>
                 <w:rFonts w:ascii="Times New Roman" w:hAnsi="Times New Roman" w:cs="Times New Roman"/>
                 <w:b w:val="false"/>
@@ -4974,10 +7575,11 @@
             </w:pPr>
             <w:r>
               <w:rPr>
-                <w:rFonts w:cs="Times New Roman" w:ascii="Times New Roman" w:hAnsi="Times New Roman"/>
-                <w:b w:val="false"/>
+                <w:rFonts w:cs="Times New Roman" w:ascii="Times New Roman" w:hAnsi="Times New Roman" w:eastAsia="Times New Roman"/>
+                <w:b w:val="0"/>
+                <w:color w:val="0F172A"/>
                 <w:kern w:val="0"/>
-                <w:sz w:val="26"/>
+                <w:sz w:val="21"/>
                 <w:szCs w:val="26"/>
                 <w:lang w:val="en-US" w:eastAsia="en-US" w:bidi="ar-SA"/>
               </w:rPr>
@@ -4989,9 +7591,25 @@
           <w:tcPr>
             <w:tcW w:w="6777" w:type="dxa"/>
             <w:tcBorders/>
-          </w:tcPr>
-          <w:p>
-            <w:r>
+            <w:vAlign w:val="center"/>
+            <w:shd w:fill="F8FAFC"/>
+            <w:tcMar>
+              <w:top w:w="100" w:type="dxa"/>
+              <w:bottom w:w="100" w:type="dxa"/>
+              <w:left w:w="140" w:type="dxa"/>
+              <w:right w:w="140" w:type="dxa"/>
+            </w:tcMar>
+          </w:tcPr>
+          <w:p>
+            <w:pPr>
+              <w:spacing w:line="276" w:lineRule="auto" w:after="40" w:before="40"/>
+            </w:pPr>
+            <w:r>
+              <w:rPr>
+                <w:rFonts w:ascii="Times New Roman" w:hAnsi="Times New Roman" w:cs="Times New Roman" w:eastAsia="Times New Roman"/>
+                <w:color w:val="0F172A"/>
+                <w:sz w:val="21"/>
+              </w:rPr>
               <w:t>1. Chủ nhà bấm nút 'Đăng Tin Mới Bằng AI'.</w:t>
               <w:br/>
               <w:t>2. Chủ nhà tải lên 3-8 bức ảnh thực tế và nhập diện tích/số phòng.</w:t>
@@ -5006,16 +7624,26 @@
         </w:tc>
       </w:tr>
       <w:tr>
-        <w:trPr/>
+        <w:trPr>
+          <w:cantSplit/>
+        </w:trPr>
         <w:tc>
           <w:tcPr>
             <w:tcW w:w="2294" w:type="dxa"/>
             <w:tcBorders/>
+            <w:vAlign w:val="center"/>
+            <w:shd w:fill="FFFFFF"/>
+            <w:tcMar>
+              <w:top w:w="100" w:type="dxa"/>
+              <w:bottom w:w="100" w:type="dxa"/>
+              <w:left w:w="140" w:type="dxa"/>
+              <w:right w:w="140" w:type="dxa"/>
+            </w:tcMar>
           </w:tcPr>
           <w:p>
             <w:pPr>
               <w:pStyle w:val="TableHeader"/>
-              <w:spacing w:before="0" w:after="120"/>
+              <w:spacing w:before="40" w:after="40" w:line="276" w:lineRule="auto"/>
               <w:rPr>
                 <w:rFonts w:ascii="Times New Roman" w:hAnsi="Times New Roman" w:cs="Times New Roman"/>
                 <w:b w:val="false"/>
@@ -5025,10 +7653,11 @@
             </w:pPr>
             <w:r>
               <w:rPr>
-                <w:rFonts w:cs="Times New Roman" w:ascii="Times New Roman" w:hAnsi="Times New Roman"/>
-                <w:b w:val="false"/>
+                <w:rFonts w:cs="Times New Roman" w:ascii="Times New Roman" w:hAnsi="Times New Roman" w:eastAsia="Times New Roman"/>
+                <w:b w:val="0"/>
+                <w:color w:val="0F172A"/>
                 <w:kern w:val="0"/>
-                <w:sz w:val="26"/>
+                <w:sz w:val="21"/>
                 <w:szCs w:val="26"/>
                 <w:lang w:val="en-US" w:eastAsia="en-US" w:bidi="ar-SA"/>
               </w:rPr>
@@ -5040,69 +7669,28 @@
           <w:tcPr>
             <w:tcW w:w="6777" w:type="dxa"/>
             <w:tcBorders/>
-          </w:tcPr>
-          <w:p>
-            <w:r>
+            <w:vAlign w:val="center"/>
+            <w:shd w:fill="FFFFFF"/>
+            <w:tcMar>
+              <w:top w:w="100" w:type="dxa"/>
+              <w:bottom w:w="100" w:type="dxa"/>
+              <w:left w:w="140" w:type="dxa"/>
+              <w:right w:w="140" w:type="dxa"/>
+            </w:tcMar>
+          </w:tcPr>
+          <w:p>
+            <w:pPr>
+              <w:spacing w:line="276" w:lineRule="auto" w:after="40" w:before="40"/>
+            </w:pPr>
+            <w:r>
+              <w:rPr>
+                <w:rFonts w:ascii="Times New Roman" w:hAnsi="Times New Roman" w:cs="Times New Roman" w:eastAsia="Times New Roman"/>
+                <w:color w:val="0F172A"/>
+                <w:sz w:val="21"/>
+              </w:rPr>
               <w:t>4a. Ảnh tải lên có độ phân giải kém hoặc trùng lặp:</w:t>
               <w:br/>
               <w:t xml:space="preserve">  - AI cảnh báo và yêu cầu chủ nhà bổ sung ảnh chụp thực tế rõ nét.</w:t>
-            </w:r>
-          </w:p>
-        </w:tc>
-      </w:tr>
-      <w:tr>
-        <w:trPr/>
-        <w:tc>
-          <w:tcPr>
-            <w:tcW w:w="2294" w:type="dxa"/>
-            <w:tcBorders/>
-          </w:tcPr>
-          <w:p>
-            <w:pPr>
-              <w:pStyle w:val="TableHeader"/>
-              <w:spacing w:before="0" w:after="120"/>
-              <w:rPr>
-                <w:rFonts w:ascii="Times New Roman" w:hAnsi="Times New Roman" w:cs="Times New Roman"/>
-                <w:sz w:val="26"/>
-                <w:szCs w:val="26"/>
-              </w:rPr>
-            </w:pPr>
-            <w:r>
-              <w:rPr>
-                <w:rFonts w:cs="Times New Roman" w:ascii="Times New Roman" w:hAnsi="Times New Roman"/>
-                <w:kern w:val="0"/>
-                <w:sz w:val="26"/>
-                <w:szCs w:val="26"/>
-                <w:lang w:val="en-US" w:eastAsia="en-US" w:bidi="ar-SA"/>
-              </w:rPr>
-            </w:r>
-          </w:p>
-        </w:tc>
-        <w:tc>
-          <w:tcPr>
-            <w:tcW w:w="6777" w:type="dxa"/>
-            <w:tcBorders/>
-          </w:tcPr>
-          <w:p>
-            <w:pPr>
-              <w:pStyle w:val="InfoBlue"/>
-              <w:widowControl/>
-              <w:spacing w:lineRule="auto" w:line="240" w:before="0" w:after="120"/>
-              <w:jc w:val="start"/>
-              <w:rPr>
-                <w:rFonts w:ascii="Times New Roman" w:hAnsi="Times New Roman"/>
-                <w:sz w:val="26"/>
-                <w:szCs w:val="26"/>
-              </w:rPr>
-            </w:pPr>
-            <w:r>
-              <w:rPr>
-                <w:rFonts w:ascii="Times New Roman" w:hAnsi="Times New Roman"/>
-                <w:kern w:val="0"/>
-                <w:sz w:val="26"/>
-                <w:szCs w:val="26"/>
-                <w:lang w:val="en-US" w:eastAsia="en-US" w:bidi="ar-SA"/>
-              </w:rPr>
             </w:r>
           </w:p>
         </w:tc>
@@ -5129,7 +7717,7 @@
     <w:p>
       <w:pPr>
         <w:pStyle w:val="Heading3"/>
-        <w:spacing w:lineRule="auto" w:line="240" w:before="0" w:after="120"/>
+        <w:spacing w:lineRule="auto" w:line="276" w:before="120" w:after="40"/>
         <w:rPr>
           <w:rFonts w:ascii="Times New Roman" w:hAnsi="Times New Roman"/>
           <w:sz w:val="26"/>
@@ -5140,8 +7728,11 @@
       <w:bookmarkStart w:id="33" w:name="_Toc207611061"/>
       <w:r>
         <w:rPr>
-          <w:rFonts w:ascii="Times New Roman" w:hAnsi="Times New Roman"/>
-          <w:sz w:val="26"/>
+          <w:rFonts w:ascii="Times New Roman" w:hAnsi="Times New Roman" w:cs="Times New Roman" w:eastAsia="Times New Roman"/>
+          <w:b/>
+          <w:i/>
+          <w:color w:val="334155"/>
+          <w:sz w:val="23"/>
           <w:szCs w:val="26"/>
         </w:rPr>
         <w:t>Biểu đồ</w:t>
@@ -5152,7 +7743,7 @@
     <w:p>
       <w:pPr>
         <w:pStyle w:val="Normal"/>
-        <w:spacing w:lineRule="auto" w:line="240" w:before="0" w:after="120"/>
+        <w:spacing w:lineRule="auto" w:line="276" w:before="0" w:after="80"/>
         <w:ind w:start="720"/>
         <w:rPr>
           <w:rFonts w:ascii="Times New Roman" w:hAnsi="Times New Roman" w:cs="Times New Roman"/>
@@ -5164,6 +7755,11 @@
         </w:rPr>
       </w:pPr>
       <w:r>
+        <w:rPr>
+          <w:rFonts w:ascii="Times New Roman" w:hAnsi="Times New Roman" w:cs="Times New Roman" w:eastAsia="Times New Roman"/>
+          <w:color w:val="0F172A"/>
+          <w:sz w:val="24"/>
+        </w:rPr>
         <w:t>Luồng tuần tự (Sequence Flow): Landlord -&gt; Tải 3-8 ảnh phòng -&gt; GenAI Engine (Computer Vision nhận diện không gian &amp; NLP sinh content) -&gt; Đề xuất giá thị trường -&gt; Chủ nhà duyệt &amp; Bấm xuất bản -&gt; Marketplace gắn nhãn Verified Listing.</w:t>
       </w:r>
     </w:p>
@@ -5194,7 +7790,7 @@
     <w:p>
       <w:pPr>
         <w:pStyle w:val="Heading1"/>
-        <w:spacing w:lineRule="auto" w:line="240" w:before="0" w:after="120"/>
+        <w:spacing w:lineRule="auto" w:line="276" w:before="240" w:after="80"/>
         <w:ind w:hanging="480" w:start="480"/>
         <w:rPr>
           <w:rFonts w:ascii="Times New Roman" w:hAnsi="Times New Roman"/>
@@ -5206,9 +7802,11 @@
       <w:bookmarkStart w:id="35" w:name="_Toc236665005"/>
       <w:r>
         <w:rPr>
-          <w:rFonts w:ascii="Times New Roman" w:hAnsi="Times New Roman"/>
+          <w:rFonts w:ascii="Times New Roman" w:hAnsi="Times New Roman" w:cs="Times New Roman" w:eastAsia="Times New Roman"/>
           <w:b/>
-          <w:sz w:val="26"/>
+          <w:i w:val="0"/>
+          <w:color w:val="1E3A8A"/>
+          <w:sz w:val="28"/>
           <w:szCs w:val="26"/>
         </w:rPr>
         <w:t>CÁC THÔNG TIN HỖ TRỢ KHÁC</w:t>
@@ -5219,10 +7817,15 @@
     <w:p>
       <w:pPr>
         <w:pStyle w:val="notes"/>
-        <w:spacing w:lineRule="auto" w:line="240" w:before="0" w:after="120"/>
+        <w:spacing w:lineRule="auto" w:line="276" w:before="0" w:after="80"/>
         <w:rPr/>
       </w:pPr>
       <w:r>
+        <w:rPr>
+          <w:rFonts w:ascii="Times New Roman" w:hAnsi="Times New Roman" w:cs="Times New Roman" w:eastAsia="Times New Roman"/>
+          <w:color w:val="0F172A"/>
+          <w:sz w:val="24"/>
+        </w:rPr>
         <w:t>Hệ thống HAVEN đã được hoàn thiện giai đoạn 1 và giai đoạn 2: Mã nguồn sạch 100% không lỗi TypeScript (0 errors), đã tích hợp sẵn kho dữ liệu 150 căn hộ mẫu tại 16 đô thị lớn tại Việt Nam, hỗ trợ cả 2 chế độ Dark Mode / Light Mode mượt mà. Hệ thống sẵn sàng cho bài kiểm tra tiến độ Buổi 2 và có thể chạy trực tiếp bằng lệnh 'npm run dev' hoặc bản dựng 'npm run build'.</w:t>
       </w:r>
     </w:p>
@@ -5265,7 +7868,7 @@
       <w:footerReference w:type="first" r:id="rId7"/>
       <w:type w:val="nextPage"/>
       <w:pgSz w:w="11906" w:h="16838"/>
-      <w:pgMar w:left="1701" w:right="1134" w:gutter="0" w:header="567" w:top="1134" w:footer="567" w:bottom="1134"/>
+      <w:pgMar w:left="1417" w:right="1134" w:gutter="0" w:header="567" w:top="1134" w:footer="567" w:bottom="1134"/>
       <w:pgNumType w:start="0" w:fmt="decimal"/>
       <w:formProt w:val="false"/>
       <w:titlePg/>
